--- a/fra/docx/59.content.docx
+++ b/fra/docx/59.content.docx
@@ -11,6 +11,15 @@
         <w:pStyle w:val="Heading2"/>
       </w:pPr>
       <w:r>
+        <w:t>Resource: Notes d'étude (Tyndale)</w:t>
+      </w:r>
+      <w:r/>
+    </w:p>
+    <w:p>
+      <w:pPr>
+        <w:pStyle w:val="Heading2"/>
+      </w:pPr>
+      <w:r>
         <w:t>License Information</w:t>
       </w:r>
       <w:r/>
@@ -21,7 +30,7 @@
         <w:rPr>
           <w:b/>
         </w:rPr>
-        <w:t>Study Notes (Tyndale)</w:t>
+        <w:t>Notes d'étude (Tyndale)</w:t>
       </w:r>
       <w:r>
         <w:t xml:space="preserve"> (French) is based on</w:t>
@@ -74,7 +83,7 @@
         <w:pStyle w:val="Heading1"/>
       </w:pPr>
       <w:r>
-        <w:t>Study Notes (Tyndale)</w:t>
+        <w:t>Notes d'étude (Tyndale)</w:t>
       </w:r>
     </w:p>
     <w:p>
@@ -83,6 +92,51 @@
           <w:headerReference w:type="even" r:id="rId8"/>
           <w:headerReference w:type="default" r:id="rId9"/>
           <w:footerReference w:type="default" r:id="rId10"/>
+          <w:footnotePr>
+            <w:numRestart w:val="eachSect"/>
+          </w:footnotePr>
+          <w:type w:val="continuous"/>
+          <w:pgSz w:w="12240" w:h="15840" w:code="1"/>
+          <w:pgMar w:top="1440" w:right="1440" w:bottom="1440" w:left="1440" w:header="504" w:footer="504" w:gutter="0"/>
+          <w:cols w:space="708"/>
+          <w:titlePg/>
+          <w:docGrid w:linePitch="360"/>
+        </w:sectPr>
+      </w:pPr>
+    </w:p>
+    <w:p>
+      <w:r/>
+    </w:p>
+    <w:p>
+      <w:pPr>
+        <w:pStyle w:val="Heading2"/>
+      </w:pPr>
+      <w:r>
+        <w:t>JAS</w:t>
+      </w:r>
+      <w:r/>
+    </w:p>
+    <w:p>
+      <w:r/>
+      <w:r>
+        <w:rPr>
+          <w:i/>
+        </w:rPr>
+        <w:t>Jacques 1.1, Jacques 1.2, Jacques 1.2–4, Jacques 1.5–8, Jacques 1.6, Jacques 1.8, Jacques 1.9, Jacques 1.9–11, Jacques 1.10, Jacques 1.12, Jacques 1.12–27, Jacques 1.13, Jacques 1.14, Jacques 1.15, Jacques 1.17, Jacques 1.18, Jacques 1.21, Jacques 1.22, Jacques 1.22–23, Jacques 1.24, Jacques 1.25, Jacques 1.26–27, Jacques 2.1, Jacques 2.1–4, Jacques 2.2, Jacques 2.3–4, Jacques 2.5, Jacques 2.7, Jacques 2.8, Jacques 2.8–13, Jacques 2.9, Jacques 2.12, Jacques 2.13, Jacques 2.14, Jacques 2.14–26, Jacques 2.15–16, Jacques 2.18–19, Jacques 2.19, Jacques 2.20–26, Jacques 2.22, Jacques 2.23, Jacques 2.24, Jacques 2.25, Jacques 2.26, Jacques 3.1, Jacques 3.2, Jacques 3.6, Jacques 3.8, Jacques 3.9, Jacques 3.11, Jacques 3.13, Jacques 3.14, Jacques 3.15, Jacques 3.18, Jacques 4.1, Jacques 4.2, Jacques 4.4, Jacques 4.4–10, Jacques 4.5, Jacques 4.7, Jacques 4.8, Jacques 4.10, Jacques 4.11, Jacques 4.11–12, Jacques 4.13–16, Jacques 4.15, Jacques 4.16, Jacques 4.17, Jacques 5.1–6, Jacques 5.2, Jacques 5.3, Jacques 5.4, Jacques 5.6, Jacques 5.7–8, Jacques 5.9, Jacques 5.10, Jacques 5.11, Jacques 5.12, Jacques 5.14, Jacques 5.15, Jacques 5.17, Jacques 5.19–20, Jacques 5.20</w:t>
+      </w:r>
+      <w:r/>
+    </w:p>
+    <w:p>
+      <w:r/>
+      <w:r>
+        <w:t xml:space="preserve"> </w:t>
+      </w:r>
+      <w:r/>
+      <w:r/>
+    </w:p>
+    <w:p>
+      <w:pPr>
+        <w:sectPr>
           <w:footnotePr>
             <w:numRestart w:val="eachSect"/>
           </w:footnotePr>

--- a/fra/docx/59.content.docx
+++ b/fra/docx/59.content.docx
@@ -163,13 +163,6 @@
         <w:rPr>
           <w:lang w:val="fr_FR" w:bidi="fr_FR"/>
         </w:rPr>
-      </w:r>
-      <w:r>
-        <w:rPr>
-          <w:i/>
-          <w:lang w:val="fr_FR" w:bidi="fr_FR"/>
-        </w:rPr>
-        <w:t>Jacques 1.1, Jacques 1.2, Jacques 1.2–4, Jacques 1.5–8, Jacques 1.6, Jacques 1.8, Jacques 1.9, Jacques 1.9–11, Jacques 1.10, Jacques 1.12, Jacques 1.12–27, Jacques 1.13, Jacques 1.14, Jacques 1.15, Jacques 1.17, Jacques 1.18, Jacques 1.21, Jacques 1.22, Jacques 1.22–23, Jacques 1.24, Jacques 1.25, Jacques 1.26–27, Jacques 2.1, Jacques 2.1–4, Jacques 2.2, Jacques 2.3–4, Jacques 2.5, Jacques 2.7, Jacques 2.8, Jacques 2.8–13, Jacques 2.9, Jacques 2.12, Jacques 2.13, Jacques 2.14, Jacques 2.14–26, Jacques 2.15–16, Jacques 2.18–19, Jacques 2.19, Jacques 2.20–26, Jacques 2.22, Jacques 2.23, Jacques 2.24, Jacques 2.25, Jacques 2.26, Jacques 3.1, Jacques 3.2, Jacques 3.6, Jacques 3.8, Jacques 3.9, Jacques 3.11, Jacques 3.13, Jacques 3.14, Jacques 3.15, Jacques 3.18, Jacques 4.1, Jacques 4.2, Jacques 4.4, Jacques 4.4–10, Jacques 4.5, Jacques 4.7, Jacques 4.8, Jacques 4.10, Jacques 4.11, Jacques 4.11–12, Jacques 4.13–16, Jacques 4.15, Jacques 4.16, Jacques 4.17, Jacques 5.1–6, Jacques 5.2, Jacques 5.3, Jacques 5.4, Jacques 5.6, Jacques 5.7–8, Jacques 5.9, Jacques 5.10, Jacques 5.11, Jacques 5.12, Jacques 5.14, Jacques 5.15, Jacques 5.17, Jacques 5.19–20, Jacques 5.20</w:t>
       </w:r>
       <w:r>
         <w:rPr>

--- a/fra/docx/59.content.docx
+++ b/fra/docx/59.content.docx
@@ -150,19 +150,6 @@
           <w:lang w:val="fr_FR" w:bidi="fr_FR"/>
         </w:rPr>
         <w:t>JAS</w:t>
-      </w:r>
-      <w:r>
-        <w:rPr>
-          <w:lang w:val="fr_FR" w:bidi="fr_FR"/>
-        </w:rPr>
-      </w:r>
-    </w:p>
-    <w:p>
-      <w:pPr/>
-      <w:r>
-        <w:rPr>
-          <w:lang w:val="fr_FR" w:bidi="fr_FR"/>
-        </w:rPr>
       </w:r>
       <w:r>
         <w:rPr>

--- a/fra/docx/59.content.docx
+++ b/fra/docx/59.content.docx
@@ -19,7 +19,7 @@
         <w:rPr>
           <w:lang w:val="fr_FR" w:bidi="fr_FR"/>
         </w:rPr>
-        <w:t>Resource: Notes d'étude (Tyndale)</w:t>
+        <w:t>Resource: Tyndale Open Study Notes</w:t>
       </w:r>
       <w:r>
         <w:rPr>
@@ -112,7 +112,7 @@
         <w:rPr>
           <w:lang w:val="fr_FR" w:bidi="fr_FR"/>
         </w:rPr>
-        <w:t>Notes d'étude (Tyndale)</w:t>
+        <w:t>Tyndale Open Study Notes</w:t>
       </w:r>
     </w:p>
     <w:p>

--- a/fra/docx/59.content.docx
+++ b/fra/docx/59.content.docx
@@ -19,7 +19,7 @@
         <w:rPr>
           <w:lang w:val="fr_FR" w:bidi="fr_FR"/>
         </w:rPr>
-        <w:t>Resource: Tyndale Open Study Notes</w:t>
+        <w:t>Resource: Aquifer Open Study Notes</w:t>
       </w:r>
       <w:r>
         <w:rPr>
@@ -112,7 +112,7 @@
         <w:rPr>
           <w:lang w:val="fr_FR" w:bidi="fr_FR"/>
         </w:rPr>
-        <w:t>Tyndale Open Study Notes</w:t>
+        <w:t>Aquifer Open Study Notes</w:t>
       </w:r>
     </w:p>
     <w:p>

--- a/fra/docx/59.content.docx
+++ b/fra/docx/59.content.docx
@@ -271,108 +271,72 @@
         </w:rPr>
         <w:t xml:space="preserve"> 9.2 ; cf. </w:t>
       </w:r>
-      <w:hyperlink r:id="rId13">
-        <w:r>
-          <w:rPr>
-            <w:lang w:val="fr_FR" w:bidi="fr_FR"/>
-          </w:rPr>
-          <w:rPr>
-            <w:color w:val="0000EE"/>
-            <w:u w:val="single"/>
-          </w:rPr>
-          <w:t>Ez 37.15–28</w:t>
-        </w:r>
-      </w:hyperlink>
+      <w:r>
+        <w:rPr>
+          <w:lang w:val="fr_FR" w:bidi="fr_FR"/>
+        </w:rPr>
+        <w:t>Ez 37.15–28</w:t>
+      </w:r>
       <w:r>
         <w:rPr>
           <w:lang w:val="fr_FR" w:bidi="fr_FR"/>
         </w:rPr>
         <w:t xml:space="preserve"> ; </w:t>
       </w:r>
-      <w:hyperlink r:id="rId14">
-        <w:r>
-          <w:rPr>
-            <w:lang w:val="fr_FR" w:bidi="fr_FR"/>
-          </w:rPr>
-          <w:rPr>
-            <w:color w:val="0000EE"/>
-            <w:u w:val="single"/>
-          </w:rPr>
-          <w:t>Mt 19.28</w:t>
-        </w:r>
-      </w:hyperlink>
+      <w:r>
+        <w:rPr>
+          <w:lang w:val="fr_FR" w:bidi="fr_FR"/>
+        </w:rPr>
+        <w:t>Mt 19.28</w:t>
+      </w:r>
       <w:r>
         <w:rPr>
           <w:lang w:val="fr_FR" w:bidi="fr_FR"/>
         </w:rPr>
         <w:t>). Le Christ a mis fin, spirituellement, à l'exil d'Israël et a réuni les tribus. • Les Juifs dispersés à l'étranger (la diaspora grecque) vivaient en dehors de la Palestine (</w:t>
       </w:r>
-      <w:hyperlink r:id="rId15">
-        <w:r>
-          <w:rPr>
-            <w:lang w:val="fr_FR" w:bidi="fr_FR"/>
-          </w:rPr>
-          <w:rPr>
-            <w:color w:val="0000EE"/>
-            <w:u w:val="single"/>
-          </w:rPr>
-          <w:t>Jn 7.35</w:t>
-        </w:r>
-      </w:hyperlink>
+      <w:r>
+        <w:rPr>
+          <w:lang w:val="fr_FR" w:bidi="fr_FR"/>
+        </w:rPr>
+        <w:t>Jn 7.35</w:t>
+      </w:r>
       <w:r>
         <w:rPr>
           <w:lang w:val="fr_FR" w:bidi="fr_FR"/>
         </w:rPr>
         <w:t xml:space="preserve"> ; </w:t>
       </w:r>
-      <w:hyperlink r:id="rId16">
-        <w:r>
-          <w:rPr>
-            <w:lang w:val="fr_FR" w:bidi="fr_FR"/>
-          </w:rPr>
-          <w:rPr>
-            <w:color w:val="0000EE"/>
-            <w:u w:val="single"/>
-          </w:rPr>
-          <w:t>Ac 2.5</w:t>
-        </w:r>
-      </w:hyperlink>
+      <w:r>
+        <w:rPr>
+          <w:lang w:val="fr_FR" w:bidi="fr_FR"/>
+        </w:rPr>
+        <w:t>Ac 2.5</w:t>
+      </w:r>
       <w:r>
         <w:rPr>
           <w:lang w:val="fr_FR" w:bidi="fr_FR"/>
         </w:rPr>
         <w:t xml:space="preserve"> ; </w:t>
       </w:r>
-      <w:hyperlink r:id="rId17">
-        <w:r>
-          <w:rPr>
-            <w:lang w:val="fr_FR" w:bidi="fr_FR"/>
-          </w:rPr>
-          <w:rPr>
-            <w:color w:val="0000EE"/>
-            <w:u w:val="single"/>
-          </w:rPr>
-          <w:t>8.1</w:t>
-        </w:r>
-      </w:hyperlink>
+      <w:r>
+        <w:rPr>
+          <w:lang w:val="fr_FR" w:bidi="fr_FR"/>
+        </w:rPr>
+        <w:t>8.1</w:t>
+      </w:r>
       <w:r>
         <w:rPr>
           <w:lang w:val="fr_FR" w:bidi="fr_FR"/>
         </w:rPr>
         <w:t xml:space="preserve"> ; </w:t>
       </w:r>
-      <w:hyperlink r:id="rId18">
-        <w:r>
-          <w:rPr>
-            <w:lang w:val="fr_FR" w:bidi="fr_FR"/>
-          </w:rPr>
-          <w:rPr>
-            <w:color w:val="0000EE"/>
-            <w:u w:val="single"/>
-          </w:rPr>
-          <w:t>11.19</w:t>
-        </w:r>
-      </w:hyperlink>
+      <w:r>
+        <w:rPr>
+          <w:lang w:val="fr_FR" w:bidi="fr_FR"/>
+        </w:rPr>
+        <w:t>11.19</w:t>
+      </w:r>
       <w:r>
         <w:rPr>
           <w:lang w:val="fr_FR" w:bidi="fr_FR"/>
@@ -392,72 +356,48 @@
         </w:rPr>
         <w:t>) : Cette salutation est typique des lettres grecques du premier siècle (</w:t>
       </w:r>
-      <w:hyperlink r:id="rId19">
-        <w:r>
-          <w:rPr>
-            <w:lang w:val="fr_FR" w:bidi="fr_FR"/>
-          </w:rPr>
-          <w:rPr>
-            <w:color w:val="0000EE"/>
-            <w:u w:val="single"/>
-          </w:rPr>
-          <w:t>Ac 15.23</w:t>
-        </w:r>
-      </w:hyperlink>
+      <w:r>
+        <w:rPr>
+          <w:lang w:val="fr_FR" w:bidi="fr_FR"/>
+        </w:rPr>
+        <w:t>Ac 15.23</w:t>
+      </w:r>
       <w:r>
         <w:rPr>
           <w:lang w:val="fr_FR" w:bidi="fr_FR"/>
         </w:rPr>
         <w:t xml:space="preserve"> ; </w:t>
       </w:r>
-      <w:hyperlink r:id="rId20">
-        <w:r>
-          <w:rPr>
-            <w:lang w:val="fr_FR" w:bidi="fr_FR"/>
-          </w:rPr>
-          <w:rPr>
-            <w:color w:val="0000EE"/>
-            <w:u w:val="single"/>
-          </w:rPr>
-          <w:t>23.26</w:t>
-        </w:r>
-      </w:hyperlink>
+      <w:r>
+        <w:rPr>
+          <w:lang w:val="fr_FR" w:bidi="fr_FR"/>
+        </w:rPr>
+        <w:t>23.26</w:t>
+      </w:r>
       <w:r>
         <w:rPr>
           <w:lang w:val="fr_FR" w:bidi="fr_FR"/>
         </w:rPr>
         <w:t>) et lors de rencontres (</w:t>
       </w:r>
-      <w:hyperlink r:id="rId21">
-        <w:r>
-          <w:rPr>
-            <w:lang w:val="fr_FR" w:bidi="fr_FR"/>
-          </w:rPr>
-          <w:rPr>
-            <w:color w:val="0000EE"/>
-            <w:u w:val="single"/>
-          </w:rPr>
-          <w:t>Mt 26.49</w:t>
-        </w:r>
-      </w:hyperlink>
+      <w:r>
+        <w:rPr>
+          <w:lang w:val="fr_FR" w:bidi="fr_FR"/>
+        </w:rPr>
+        <w:t>Mt 26.49</w:t>
+      </w:r>
       <w:r>
         <w:rPr>
           <w:lang w:val="fr_FR" w:bidi="fr_FR"/>
         </w:rPr>
         <w:t xml:space="preserve"> ; </w:t>
       </w:r>
-      <w:hyperlink r:id="rId22">
-        <w:r>
-          <w:rPr>
-            <w:lang w:val="fr_FR" w:bidi="fr_FR"/>
-          </w:rPr>
-          <w:rPr>
-            <w:color w:val="0000EE"/>
-            <w:u w:val="single"/>
-          </w:rPr>
-          <w:t>Lc 1.28</w:t>
-        </w:r>
-      </w:hyperlink>
+      <w:r>
+        <w:rPr>
+          <w:lang w:val="fr_FR" w:bidi="fr_FR"/>
+        </w:rPr>
+        <w:t>Lc 1.28</w:t>
+      </w:r>
       <w:r>
         <w:rPr>
           <w:lang w:val="fr_FR" w:bidi="fr_FR"/>
@@ -550,18 +490,12 @@
         </w:rPr>
         <w:t xml:space="preserve"> en </w:t>
       </w:r>
-      <w:hyperlink r:id="rId23">
-        <w:r>
-          <w:rPr>
-            <w:lang w:val="fr_FR" w:bidi="fr_FR"/>
-          </w:rPr>
-          <w:rPr>
-            <w:color w:val="0000EE"/>
-            <w:u w:val="single"/>
-          </w:rPr>
-          <w:t>1.1</w:t>
-        </w:r>
-      </w:hyperlink>
+      <w:r>
+        <w:rPr>
+          <w:lang w:val="fr_FR" w:bidi="fr_FR"/>
+        </w:rPr>
+        <w:t>1.1</w:t>
+      </w:r>
       <w:r>
         <w:rPr>
           <w:lang w:val="fr_FR" w:bidi="fr_FR"/>
@@ -616,54 +550,36 @@
         </w:rPr>
         <w:t>Supporter les épreuves et les tentations est un thème récurrent (</w:t>
       </w:r>
-      <w:hyperlink r:id="rId24">
-        <w:r>
-          <w:rPr>
-            <w:lang w:val="fr_FR" w:bidi="fr_FR"/>
-          </w:rPr>
-          <w:rPr>
-            <w:color w:val="0000EE"/>
-            <w:u w:val="single"/>
-          </w:rPr>
-          <w:t>1.12–15</w:t>
-        </w:r>
-      </w:hyperlink>
+      <w:r>
+        <w:rPr>
+          <w:lang w:val="fr_FR" w:bidi="fr_FR"/>
+        </w:rPr>
+        <w:t>1.12–15</w:t>
+      </w:r>
       <w:r>
         <w:rPr>
           <w:lang w:val="fr_FR" w:bidi="fr_FR"/>
         </w:rPr>
         <w:t xml:space="preserve"> ; </w:t>
       </w:r>
-      <w:hyperlink r:id="rId25">
-        <w:r>
-          <w:rPr>
-            <w:lang w:val="fr_FR" w:bidi="fr_FR"/>
-          </w:rPr>
-          <w:rPr>
-            <w:color w:val="0000EE"/>
-            <w:u w:val="single"/>
-          </w:rPr>
-          <w:t>5.7–12</w:t>
-        </w:r>
-      </w:hyperlink>
+      <w:r>
+        <w:rPr>
+          <w:lang w:val="fr_FR" w:bidi="fr_FR"/>
+        </w:rPr>
+        <w:t>5.7–12</w:t>
+      </w:r>
       <w:r>
         <w:rPr>
           <w:lang w:val="fr_FR" w:bidi="fr_FR"/>
         </w:rPr>
         <w:t>). Si quelqu'un ne les supporte pas, il « s'égare de la vérité », ce qui rend nécessaire de « sauver son âme de la mort » (</w:t>
       </w:r>
-      <w:hyperlink r:id="rId26">
-        <w:r>
-          <w:rPr>
-            <w:lang w:val="fr_FR" w:bidi="fr_FR"/>
-          </w:rPr>
-          <w:rPr>
-            <w:color w:val="0000EE"/>
-            <w:u w:val="single"/>
-          </w:rPr>
-          <w:t>5.19–20</w:t>
-        </w:r>
-      </w:hyperlink>
+      <w:r>
+        <w:rPr>
+          <w:lang w:val="fr_FR" w:bidi="fr_FR"/>
+        </w:rPr>
+        <w:t>5.19–20</w:t>
+      </w:r>
       <w:r>
         <w:rPr>
           <w:lang w:val="fr_FR" w:bidi="fr_FR"/>
@@ -718,18 +634,12 @@
         </w:rPr>
         <w:t xml:space="preserve">Jacques introduit la sagesse comme un thème récurrent (cf. </w:t>
       </w:r>
-      <w:hyperlink r:id="rId27">
-        <w:r>
-          <w:rPr>
-            <w:lang w:val="fr_FR" w:bidi="fr_FR"/>
-          </w:rPr>
-          <w:rPr>
-            <w:color w:val="0000EE"/>
-            <w:u w:val="single"/>
-          </w:rPr>
-          <w:t>3.13–18</w:t>
-        </w:r>
-      </w:hyperlink>
+      <w:r>
+        <w:rPr>
+          <w:lang w:val="fr_FR" w:bidi="fr_FR"/>
+        </w:rPr>
+        <w:t>3.13–18</w:t>
+      </w:r>
       <w:r>
         <w:rPr>
           <w:lang w:val="fr_FR" w:bidi="fr_FR"/>
@@ -790,18 +700,12 @@
         </w:rPr>
         <w:t xml:space="preserve"> : Le grec est souvent traduit par « Ne doutez pas, car une personne qui doute », mais il s'agit ici d'une personne qui partage sa loyauté entre Dieu et le monde (voir </w:t>
       </w:r>
-      <w:hyperlink r:id="rId28">
-        <w:r>
-          <w:rPr>
-            <w:lang w:val="fr_FR" w:bidi="fr_FR"/>
-          </w:rPr>
-          <w:rPr>
-            <w:color w:val="0000EE"/>
-            <w:u w:val="single"/>
-          </w:rPr>
-          <w:t>1.8</w:t>
-        </w:r>
-      </w:hyperlink>
+      <w:r>
+        <w:rPr>
+          <w:lang w:val="fr_FR" w:bidi="fr_FR"/>
+        </w:rPr>
+        <w:t>1.8</w:t>
+      </w:r>
       <w:r>
         <w:rPr>
           <w:lang w:val="fr_FR" w:bidi="fr_FR"/>
@@ -917,126 +821,84 @@
         </w:rPr>
         <w:t>Se glorifie de son élévation : Dans le Nouveau Testament, se vanter est généralement perçu négativement (</w:t>
       </w:r>
-      <w:hyperlink r:id="rId29">
-        <w:r>
-          <w:rPr>
-            <w:lang w:val="fr_FR" w:bidi="fr_FR"/>
-          </w:rPr>
-          <w:rPr>
-            <w:color w:val="0000EE"/>
-            <w:u w:val="single"/>
-          </w:rPr>
-          <w:t>3.14</w:t>
-        </w:r>
-      </w:hyperlink>
+      <w:r>
+        <w:rPr>
+          <w:lang w:val="fr_FR" w:bidi="fr_FR"/>
+        </w:rPr>
+        <w:t>3.14</w:t>
+      </w:r>
       <w:r>
         <w:rPr>
           <w:lang w:val="fr_FR" w:bidi="fr_FR"/>
         </w:rPr>
         <w:t xml:space="preserve"> ; </w:t>
       </w:r>
-      <w:hyperlink r:id="rId30">
-        <w:r>
-          <w:rPr>
-            <w:lang w:val="fr_FR" w:bidi="fr_FR"/>
-          </w:rPr>
-          <w:rPr>
-            <w:color w:val="0000EE"/>
-            <w:u w:val="single"/>
-          </w:rPr>
-          <w:t>4.16</w:t>
-        </w:r>
-      </w:hyperlink>
+      <w:r>
+        <w:rPr>
+          <w:lang w:val="fr_FR" w:bidi="fr_FR"/>
+        </w:rPr>
+        <w:t>4.16</w:t>
+      </w:r>
       <w:r>
         <w:rPr>
           <w:lang w:val="fr_FR" w:bidi="fr_FR"/>
         </w:rPr>
         <w:t xml:space="preserve"> ; </w:t>
       </w:r>
-      <w:hyperlink r:id="rId31">
-        <w:r>
-          <w:rPr>
-            <w:lang w:val="fr_FR" w:bidi="fr_FR"/>
-          </w:rPr>
-          <w:rPr>
-            <w:color w:val="0000EE"/>
-            <w:u w:val="single"/>
-          </w:rPr>
-          <w:t>Ep 2.9</w:t>
-        </w:r>
-      </w:hyperlink>
+      <w:r>
+        <w:rPr>
+          <w:lang w:val="fr_FR" w:bidi="fr_FR"/>
+        </w:rPr>
+        <w:t>Ep 2.9</w:t>
+      </w:r>
       <w:r>
         <w:rPr>
           <w:lang w:val="fr_FR" w:bidi="fr_FR"/>
         </w:rPr>
         <w:t>), mais ici il s'agit de se vanter de ce que Dieu a fait (</w:t>
       </w:r>
-      <w:hyperlink r:id="rId32">
-        <w:r>
-          <w:rPr>
-            <w:lang w:val="fr_FR" w:bidi="fr_FR"/>
-          </w:rPr>
-          <w:rPr>
-            <w:color w:val="0000EE"/>
-            <w:u w:val="single"/>
-          </w:rPr>
-          <w:t>Jc 2.5</w:t>
-        </w:r>
-      </w:hyperlink>
+      <w:r>
+        <w:rPr>
+          <w:lang w:val="fr_FR" w:bidi="fr_FR"/>
+        </w:rPr>
+        <w:t>Jc 2.5</w:t>
+      </w:r>
       <w:r>
         <w:rPr>
           <w:lang w:val="fr_FR" w:bidi="fr_FR"/>
         </w:rPr>
         <w:t xml:space="preserve"> ; </w:t>
       </w:r>
-      <w:hyperlink r:id="rId33">
-        <w:r>
-          <w:rPr>
-            <w:lang w:val="fr_FR" w:bidi="fr_FR"/>
-          </w:rPr>
-          <w:rPr>
-            <w:color w:val="0000EE"/>
-            <w:u w:val="single"/>
-          </w:rPr>
-          <w:t>Rm 15.18</w:t>
-        </w:r>
-      </w:hyperlink>
+      <w:r>
+        <w:rPr>
+          <w:lang w:val="fr_FR" w:bidi="fr_FR"/>
+        </w:rPr>
+        <w:t>Rm 15.18</w:t>
+      </w:r>
       <w:r>
         <w:rPr>
           <w:lang w:val="fr_FR" w:bidi="fr_FR"/>
         </w:rPr>
         <w:t xml:space="preserve"> ; </w:t>
       </w:r>
-      <w:hyperlink r:id="rId34">
-        <w:r>
-          <w:rPr>
-            <w:lang w:val="fr_FR" w:bidi="fr_FR"/>
-          </w:rPr>
-          <w:rPr>
-            <w:color w:val="0000EE"/>
-            <w:u w:val="single"/>
-          </w:rPr>
-          <w:t>1Co 1.31</w:t>
-        </w:r>
-      </w:hyperlink>
+      <w:r>
+        <w:rPr>
+          <w:lang w:val="fr_FR" w:bidi="fr_FR"/>
+        </w:rPr>
+        <w:t>1Co 1.31</w:t>
+      </w:r>
       <w:r>
         <w:rPr>
           <w:lang w:val="fr_FR" w:bidi="fr_FR"/>
         </w:rPr>
         <w:t xml:space="preserve"> ; </w:t>
       </w:r>
-      <w:hyperlink r:id="rId35">
-        <w:r>
-          <w:rPr>
-            <w:lang w:val="fr_FR" w:bidi="fr_FR"/>
-          </w:rPr>
-          <w:rPr>
-            <w:color w:val="0000EE"/>
-            <w:u w:val="single"/>
-          </w:rPr>
-          <w:t>Ga 6.14</w:t>
-        </w:r>
-      </w:hyperlink>
+      <w:r>
+        <w:rPr>
+          <w:lang w:val="fr_FR" w:bidi="fr_FR"/>
+        </w:rPr>
+        <w:t>Ga 6.14</w:t>
+      </w:r>
       <w:r>
         <w:rPr>
           <w:lang w:val="fr_FR" w:bidi="fr_FR"/>
@@ -1091,36 +953,24 @@
         </w:rPr>
         <w:t xml:space="preserve">La pauvreté et la richesse sont des thèmes récurrents (cf. ch. </w:t>
       </w:r>
-      <w:hyperlink r:id="rId36">
-        <w:r>
-          <w:rPr>
-            <w:lang w:val="fr_FR" w:bidi="fr_FR"/>
-          </w:rPr>
-          <w:rPr>
-            <w:color w:val="0000EE"/>
-            <w:u w:val="single"/>
-          </w:rPr>
-          <w:t>2</w:t>
-        </w:r>
-      </w:hyperlink>
+      <w:r>
+        <w:rPr>
+          <w:lang w:val="fr_FR" w:bidi="fr_FR"/>
+        </w:rPr>
+        <w:t>2</w:t>
+      </w:r>
       <w:r>
         <w:rPr>
           <w:lang w:val="fr_FR" w:bidi="fr_FR"/>
         </w:rPr>
         <w:t xml:space="preserve"> ; </w:t>
       </w:r>
-      <w:hyperlink r:id="rId37">
-        <w:r>
-          <w:rPr>
-            <w:lang w:val="fr_FR" w:bidi="fr_FR"/>
-          </w:rPr>
-          <w:rPr>
-            <w:color w:val="0000EE"/>
-            <w:u w:val="single"/>
-          </w:rPr>
-          <w:t>4.13–5.11</w:t>
-        </w:r>
-      </w:hyperlink>
+      <w:r>
+        <w:rPr>
+          <w:lang w:val="fr_FR" w:bidi="fr_FR"/>
+        </w:rPr>
+        <w:t>4.13–5.11</w:t>
+      </w:r>
       <w:r>
         <w:rPr>
           <w:lang w:val="fr_FR" w:bidi="fr_FR"/>
@@ -1223,72 +1073,48 @@
         </w:rPr>
         <w:t xml:space="preserve">qui supporte patiemment la tentation (cf. </w:t>
       </w:r>
-      <w:hyperlink r:id="rId38">
-        <w:r>
-          <w:rPr>
-            <w:lang w:val="fr_FR" w:bidi="fr_FR"/>
-          </w:rPr>
-          <w:rPr>
-            <w:color w:val="0000EE"/>
-            <w:u w:val="single"/>
-          </w:rPr>
-          <w:t>1.22–25</w:t>
-        </w:r>
-      </w:hyperlink>
+      <w:r>
+        <w:rPr>
+          <w:lang w:val="fr_FR" w:bidi="fr_FR"/>
+        </w:rPr>
+        <w:t>1.22–25</w:t>
+      </w:r>
       <w:r>
         <w:rPr>
           <w:lang w:val="fr_FR" w:bidi="fr_FR"/>
         </w:rPr>
         <w:t xml:space="preserve"> ; </w:t>
       </w:r>
-      <w:hyperlink r:id="rId32">
-        <w:r>
-          <w:rPr>
-            <w:lang w:val="fr_FR" w:bidi="fr_FR"/>
-          </w:rPr>
-          <w:rPr>
-            <w:color w:val="0000EE"/>
-            <w:u w:val="single"/>
-          </w:rPr>
-          <w:t>2.5</w:t>
-        </w:r>
-      </w:hyperlink>
+      <w:r>
+        <w:rPr>
+          <w:lang w:val="fr_FR" w:bidi="fr_FR"/>
+        </w:rPr>
+        <w:t>2.5</w:t>
+      </w:r>
       <w:r>
         <w:rPr>
           <w:lang w:val="fr_FR" w:bidi="fr_FR"/>
         </w:rPr>
         <w:t xml:space="preserve"> ; </w:t>
       </w:r>
-      <w:hyperlink r:id="rId39">
-        <w:r>
-          <w:rPr>
-            <w:lang w:val="fr_FR" w:bidi="fr_FR"/>
-          </w:rPr>
-          <w:rPr>
-            <w:color w:val="0000EE"/>
-            <w:u w:val="single"/>
-          </w:rPr>
-          <w:t>Dt 7.9</w:t>
-        </w:r>
-      </w:hyperlink>
+      <w:r>
+        <w:rPr>
+          <w:lang w:val="fr_FR" w:bidi="fr_FR"/>
+        </w:rPr>
+        <w:t>Dt 7.9</w:t>
+      </w:r>
       <w:r>
         <w:rPr>
           <w:lang w:val="fr_FR" w:bidi="fr_FR"/>
         </w:rPr>
         <w:t xml:space="preserve"> ; </w:t>
       </w:r>
-      <w:hyperlink r:id="rId40">
-        <w:r>
-          <w:rPr>
-            <w:lang w:val="fr_FR" w:bidi="fr_FR"/>
-          </w:rPr>
-          <w:rPr>
-            <w:color w:val="0000EE"/>
-            <w:u w:val="single"/>
-          </w:rPr>
-          <w:t>1Jn 5.2</w:t>
-        </w:r>
-      </w:hyperlink>
+      <w:r>
+        <w:rPr>
+          <w:lang w:val="fr_FR" w:bidi="fr_FR"/>
+        </w:rPr>
+        <w:t>1Jn 5.2</w:t>
+      </w:r>
       <w:r>
         <w:rPr>
           <w:lang w:val="fr_FR" w:bidi="fr_FR"/>
@@ -1343,126 +1169,84 @@
         </w:rPr>
         <w:t xml:space="preserve">Jacques aborde les trois mêmes sujets qu'en </w:t>
       </w:r>
-      <w:hyperlink r:id="rId41">
-        <w:r>
-          <w:rPr>
-            <w:lang w:val="fr_FR" w:bidi="fr_FR"/>
-          </w:rPr>
-          <w:rPr>
-            <w:color w:val="0000EE"/>
-            <w:u w:val="single"/>
-          </w:rPr>
-          <w:t xml:space="preserve">1.2–11 </w:t>
-        </w:r>
-      </w:hyperlink>
+      <w:r>
+        <w:rPr>
+          <w:lang w:val="fr_FR" w:bidi="fr_FR"/>
+        </w:rPr>
+        <w:t xml:space="preserve">1.2–11 </w:t>
+      </w:r>
       <w:r>
         <w:rPr>
           <w:lang w:val="fr_FR" w:bidi="fr_FR"/>
         </w:rPr>
         <w:t>en ajoutant une nouvelle dimension à chacun. Les épreuves externes (</w:t>
       </w:r>
-      <w:hyperlink r:id="rId42">
-        <w:r>
-          <w:rPr>
-            <w:lang w:val="fr_FR" w:bidi="fr_FR"/>
-          </w:rPr>
-          <w:rPr>
-            <w:color w:val="0000EE"/>
-            <w:u w:val="single"/>
-          </w:rPr>
-          <w:t>1.2–4</w:t>
-        </w:r>
-      </w:hyperlink>
+      <w:r>
+        <w:rPr>
+          <w:lang w:val="fr_FR" w:bidi="fr_FR"/>
+        </w:rPr>
+        <w:t>1.2–4</w:t>
+      </w:r>
       <w:r>
         <w:rPr>
           <w:lang w:val="fr_FR" w:bidi="fr_FR"/>
         </w:rPr>
         <w:t>) deviennent des tentations internes (</w:t>
       </w:r>
-      <w:hyperlink r:id="rId43">
-        <w:r>
-          <w:rPr>
-            <w:lang w:val="fr_FR" w:bidi="fr_FR"/>
-          </w:rPr>
-          <w:rPr>
-            <w:color w:val="0000EE"/>
-            <w:u w:val="single"/>
-          </w:rPr>
-          <w:t>1.11–18</w:t>
-        </w:r>
-      </w:hyperlink>
+      <w:r>
+        <w:rPr>
+          <w:lang w:val="fr_FR" w:bidi="fr_FR"/>
+        </w:rPr>
+        <w:t>1.11–18</w:t>
+      </w:r>
       <w:r>
         <w:rPr>
           <w:lang w:val="fr_FR" w:bidi="fr_FR"/>
         </w:rPr>
         <w:t>) ; le besoin de sagesse (</w:t>
       </w:r>
-      <w:hyperlink r:id="rId44">
-        <w:r>
-          <w:rPr>
-            <w:lang w:val="fr_FR" w:bidi="fr_FR"/>
-          </w:rPr>
-          <w:rPr>
-            <w:color w:val="0000EE"/>
-            <w:u w:val="single"/>
-          </w:rPr>
-          <w:t>1.5–8</w:t>
-        </w:r>
-      </w:hyperlink>
+      <w:r>
+        <w:rPr>
+          <w:lang w:val="fr_FR" w:bidi="fr_FR"/>
+        </w:rPr>
+        <w:t>1.5–8</w:t>
+      </w:r>
       <w:r>
         <w:rPr>
           <w:lang w:val="fr_FR" w:bidi="fr_FR"/>
         </w:rPr>
         <w:t>) est lié au contrôle de la colère (</w:t>
       </w:r>
-      <w:hyperlink r:id="rId45">
-        <w:r>
-          <w:rPr>
-            <w:lang w:val="fr_FR" w:bidi="fr_FR"/>
-          </w:rPr>
-          <w:rPr>
-            <w:color w:val="0000EE"/>
-            <w:u w:val="single"/>
-          </w:rPr>
-          <w:t>1.19–21</w:t>
-        </w:r>
-      </w:hyperlink>
+      <w:r>
+        <w:rPr>
+          <w:lang w:val="fr_FR" w:bidi="fr_FR"/>
+        </w:rPr>
+        <w:t>1.19–21</w:t>
+      </w:r>
       <w:r>
         <w:rPr>
           <w:lang w:val="fr_FR" w:bidi="fr_FR"/>
         </w:rPr>
         <w:t>) ; et les questions de la pauvreté et de la richesse trouvent leur réponse dans la pratique de la parole de Dieu (</w:t>
       </w:r>
-      <w:hyperlink r:id="rId38">
-        <w:r>
-          <w:rPr>
-            <w:lang w:val="fr_FR" w:bidi="fr_FR"/>
-          </w:rPr>
-          <w:rPr>
-            <w:color w:val="0000EE"/>
-            <w:u w:val="single"/>
-          </w:rPr>
-          <w:t>1.22–25</w:t>
-        </w:r>
-      </w:hyperlink>
+      <w:r>
+        <w:rPr>
+          <w:lang w:val="fr_FR" w:bidi="fr_FR"/>
+        </w:rPr>
+        <w:t>1.22–25</w:t>
+      </w:r>
       <w:r>
         <w:rPr>
           <w:lang w:val="fr_FR" w:bidi="fr_FR"/>
         </w:rPr>
         <w:t>). Quelques phrases résument ensuite ces thèmes (</w:t>
       </w:r>
-      <w:hyperlink r:id="rId46">
-        <w:r>
-          <w:rPr>
-            <w:lang w:val="fr_FR" w:bidi="fr_FR"/>
-          </w:rPr>
-          <w:rPr>
-            <w:color w:val="0000EE"/>
-            <w:u w:val="single"/>
-          </w:rPr>
-          <w:t>1.26–27</w:t>
-        </w:r>
-      </w:hyperlink>
+      <w:r>
+        <w:rPr>
+          <w:lang w:val="fr_FR" w:bidi="fr_FR"/>
+        </w:rPr>
+        <w:t>1.26–27</w:t>
+      </w:r>
       <w:r>
         <w:rPr>
           <w:lang w:val="fr_FR" w:bidi="fr_FR"/>
@@ -1530,72 +1314,48 @@
         </w:rPr>
         <w:t xml:space="preserve">, une technique rhétorique du grec ancien dans laquelle un adversaire imaginaire présente une opinion contraire. De cette manière, il peut exprimer l'objection possible des lecteurs pour immédiatement la réfuter (également en </w:t>
       </w:r>
-      <w:hyperlink r:id="rId47">
-        <w:r>
-          <w:rPr>
-            <w:lang w:val="fr_FR" w:bidi="fr_FR"/>
-          </w:rPr>
-          <w:rPr>
-            <w:color w:val="0000EE"/>
-            <w:u w:val="single"/>
-          </w:rPr>
-          <w:t>2.3</w:t>
-        </w:r>
-      </w:hyperlink>
+      <w:r>
+        <w:rPr>
+          <w:lang w:val="fr_FR" w:bidi="fr_FR"/>
+        </w:rPr>
+        <w:t>2.3</w:t>
+      </w:r>
       <w:r>
         <w:rPr>
           <w:lang w:val="fr_FR" w:bidi="fr_FR"/>
         </w:rPr>
         <w:t xml:space="preserve">, </w:t>
       </w:r>
-      <w:hyperlink r:id="rId48">
-        <w:r>
-          <w:rPr>
-            <w:lang w:val="fr_FR" w:bidi="fr_FR"/>
-          </w:rPr>
-          <w:rPr>
-            <w:color w:val="0000EE"/>
-            <w:u w:val="single"/>
-          </w:rPr>
-          <w:t>16</w:t>
-        </w:r>
-      </w:hyperlink>
+      <w:r>
+        <w:rPr>
+          <w:lang w:val="fr_FR" w:bidi="fr_FR"/>
+        </w:rPr>
+        <w:t>16</w:t>
+      </w:r>
       <w:r>
         <w:rPr>
           <w:lang w:val="fr_FR" w:bidi="fr_FR"/>
         </w:rPr>
         <w:t xml:space="preserve">, </w:t>
       </w:r>
-      <w:hyperlink r:id="rId49">
-        <w:r>
-          <w:rPr>
-            <w:lang w:val="fr_FR" w:bidi="fr_FR"/>
-          </w:rPr>
-          <w:rPr>
-            <w:color w:val="0000EE"/>
-            <w:u w:val="single"/>
-          </w:rPr>
-          <w:t xml:space="preserve">18 </w:t>
-        </w:r>
-      </w:hyperlink>
+      <w:r>
+        <w:rPr>
+          <w:lang w:val="fr_FR" w:bidi="fr_FR"/>
+        </w:rPr>
+        <w:t xml:space="preserve">18 </w:t>
+      </w:r>
       <w:r>
         <w:rPr>
           <w:lang w:val="fr_FR" w:bidi="fr_FR"/>
         </w:rPr>
         <w:t xml:space="preserve">; </w:t>
       </w:r>
-      <w:hyperlink r:id="rId50">
-        <w:r>
-          <w:rPr>
-            <w:lang w:val="fr_FR" w:bidi="fr_FR"/>
-          </w:rPr>
-          <w:rPr>
-            <w:color w:val="0000EE"/>
-            <w:u w:val="single"/>
-          </w:rPr>
-          <w:t>4.13</w:t>
-        </w:r>
-      </w:hyperlink>
+      <w:r>
+        <w:rPr>
+          <w:lang w:val="fr_FR" w:bidi="fr_FR"/>
+        </w:rPr>
+        <w:t>4.13</w:t>
+      </w:r>
       <w:r>
         <w:rPr>
           <w:lang w:val="fr_FR" w:bidi="fr_FR"/>
@@ -1722,18 +1482,12 @@
         </w:rPr>
         <w:t>Lorsque la convoitise conçoit, cela donne naissance au péché (personnifié comme un enfant). Lorsque le péché enfant est autorisé à atteindre sa pleine maturité, il donne lieu à la mort, en opposition à « la couronne de vie [éternelle] » (</w:t>
       </w:r>
-      <w:hyperlink r:id="rId51">
-        <w:r>
-          <w:rPr>
-            <w:lang w:val="fr_FR" w:bidi="fr_FR"/>
-          </w:rPr>
-          <w:rPr>
-            <w:color w:val="0000EE"/>
-            <w:u w:val="single"/>
-          </w:rPr>
-          <w:t>1.12</w:t>
-        </w:r>
-      </w:hyperlink>
+      <w:r>
+        <w:rPr>
+          <w:lang w:val="fr_FR" w:bidi="fr_FR"/>
+        </w:rPr>
+        <w:t>1.12</w:t>
+      </w:r>
       <w:r>
         <w:rPr>
           <w:lang w:val="fr_FR" w:bidi="fr_FR"/>
@@ -1801,36 +1555,24 @@
         </w:rPr>
         <w:t xml:space="preserve"> lumières (voir note de bas de page) puisqu'il a tout créé dans les cieux (</w:t>
       </w:r>
-      <w:hyperlink r:id="rId52">
-        <w:r>
-          <w:rPr>
-            <w:lang w:val="fr_FR" w:bidi="fr_FR"/>
-          </w:rPr>
-          <w:rPr>
-            <w:color w:val="0000EE"/>
-            <w:u w:val="single"/>
-          </w:rPr>
-          <w:t>Gn 1.3</w:t>
-        </w:r>
-      </w:hyperlink>
+      <w:r>
+        <w:rPr>
+          <w:lang w:val="fr_FR" w:bidi="fr_FR"/>
+        </w:rPr>
+        <w:t>Gn 1.3</w:t>
+      </w:r>
       <w:r>
         <w:rPr>
           <w:lang w:val="fr_FR" w:bidi="fr_FR"/>
         </w:rPr>
         <w:t xml:space="preserve">, </w:t>
       </w:r>
-      <w:hyperlink r:id="rId53">
-        <w:r>
-          <w:rPr>
-            <w:lang w:val="fr_FR" w:bidi="fr_FR"/>
-          </w:rPr>
-          <w:rPr>
-            <w:color w:val="0000EE"/>
-            <w:u w:val="single"/>
-          </w:rPr>
-          <w:t>14–17</w:t>
-        </w:r>
-      </w:hyperlink>
+      <w:r>
+        <w:rPr>
+          <w:lang w:val="fr_FR" w:bidi="fr_FR"/>
+        </w:rPr>
+        <w:t>14–17</w:t>
+      </w:r>
       <w:r>
         <w:rPr>
           <w:lang w:val="fr_FR" w:bidi="fr_FR"/>
@@ -1885,108 +1627,72 @@
         </w:rPr>
         <w:t>La véritable parole de Dieu est la Bonne Nouvelle (</w:t>
       </w:r>
-      <w:hyperlink r:id="rId54">
-        <w:r>
-          <w:rPr>
-            <w:lang w:val="fr_FR" w:bidi="fr_FR"/>
-          </w:rPr>
-          <w:rPr>
-            <w:color w:val="0000EE"/>
-            <w:u w:val="single"/>
-          </w:rPr>
-          <w:t>1.21–23</w:t>
-        </w:r>
-      </w:hyperlink>
+      <w:r>
+        <w:rPr>
+          <w:lang w:val="fr_FR" w:bidi="fr_FR"/>
+        </w:rPr>
+        <w:t>1.21–23</w:t>
+      </w:r>
       <w:r>
         <w:rPr>
           <w:lang w:val="fr_FR" w:bidi="fr_FR"/>
         </w:rPr>
         <w:t xml:space="preserve"> ; </w:t>
       </w:r>
-      <w:hyperlink r:id="rId55">
-        <w:r>
-          <w:rPr>
-            <w:lang w:val="fr_FR" w:bidi="fr_FR"/>
-          </w:rPr>
-          <w:rPr>
-            <w:color w:val="0000EE"/>
-            <w:u w:val="single"/>
-          </w:rPr>
-          <w:t>1P 1.23–25</w:t>
-        </w:r>
-      </w:hyperlink>
+      <w:r>
+        <w:rPr>
+          <w:lang w:val="fr_FR" w:bidi="fr_FR"/>
+        </w:rPr>
+        <w:t>1P 1.23–25</w:t>
+      </w:r>
       <w:r>
         <w:rPr>
           <w:lang w:val="fr_FR" w:bidi="fr_FR"/>
         </w:rPr>
         <w:t xml:space="preserve">). • nous a engendré : L'image d'une mère donnant naissance illustre pleinement l'amour de Dieu envers ses enfants (cf. </w:t>
       </w:r>
-      <w:hyperlink r:id="rId56">
-        <w:r>
-          <w:rPr>
-            <w:lang w:val="fr_FR" w:bidi="fr_FR"/>
-          </w:rPr>
-          <w:rPr>
-            <w:color w:val="0000EE"/>
-            <w:u w:val="single"/>
-          </w:rPr>
-          <w:t>Lc 13.34</w:t>
-        </w:r>
-      </w:hyperlink>
+      <w:r>
+        <w:rPr>
+          <w:lang w:val="fr_FR" w:bidi="fr_FR"/>
+        </w:rPr>
+        <w:t>Lc 13.34</w:t>
+      </w:r>
       <w:r>
         <w:rPr>
           <w:lang w:val="fr_FR" w:bidi="fr_FR"/>
         </w:rPr>
         <w:t xml:space="preserve"> ; </w:t>
       </w:r>
-      <w:hyperlink r:id="rId57">
-        <w:r>
-          <w:rPr>
-            <w:lang w:val="fr_FR" w:bidi="fr_FR"/>
-          </w:rPr>
-          <w:rPr>
-            <w:color w:val="0000EE"/>
-            <w:u w:val="single"/>
-          </w:rPr>
-          <w:t>Jn 1.13</w:t>
-        </w:r>
-      </w:hyperlink>
+      <w:r>
+        <w:rPr>
+          <w:lang w:val="fr_FR" w:bidi="fr_FR"/>
+        </w:rPr>
+        <w:t>Jn 1.13</w:t>
+      </w:r>
       <w:r>
         <w:rPr>
           <w:lang w:val="fr_FR" w:bidi="fr_FR"/>
         </w:rPr>
         <w:t xml:space="preserve"> ; </w:t>
       </w:r>
-      <w:hyperlink r:id="rId58">
-        <w:r>
-          <w:rPr>
-            <w:lang w:val="fr_FR" w:bidi="fr_FR"/>
-          </w:rPr>
-          <w:rPr>
-            <w:color w:val="0000EE"/>
-            <w:u w:val="single"/>
-          </w:rPr>
-          <w:t>3.3–8</w:t>
-        </w:r>
-      </w:hyperlink>
+      <w:r>
+        <w:rPr>
+          <w:lang w:val="fr_FR" w:bidi="fr_FR"/>
+        </w:rPr>
+        <w:t>3.3–8</w:t>
+      </w:r>
       <w:r>
         <w:rPr>
           <w:lang w:val="fr_FR" w:bidi="fr_FR"/>
         </w:rPr>
         <w:t xml:space="preserve"> ; </w:t>
       </w:r>
-      <w:hyperlink r:id="rId59">
-        <w:r>
-          <w:rPr>
-            <w:lang w:val="fr_FR" w:bidi="fr_FR"/>
-          </w:rPr>
-          <w:rPr>
-            <w:color w:val="0000EE"/>
-            <w:u w:val="single"/>
-          </w:rPr>
-          <w:t>1P 1.23</w:t>
-        </w:r>
-      </w:hyperlink>
+      <w:r>
+        <w:rPr>
+          <w:lang w:val="fr_FR" w:bidi="fr_FR"/>
+        </w:rPr>
+        <w:t>1P 1.23</w:t>
+      </w:r>
       <w:r>
         <w:rPr>
           <w:lang w:val="fr_FR" w:bidi="fr_FR"/>
@@ -2006,90 +1712,60 @@
         </w:rPr>
         <w:t xml:space="preserve"> (cf. </w:t>
       </w:r>
-      <w:hyperlink r:id="rId60">
-        <w:r>
-          <w:rPr>
-            <w:lang w:val="fr_FR" w:bidi="fr_FR"/>
-          </w:rPr>
-          <w:rPr>
-            <w:color w:val="0000EE"/>
-            <w:u w:val="single"/>
-          </w:rPr>
-          <w:t>Ex 23.16</w:t>
-        </w:r>
-      </w:hyperlink>
+      <w:r>
+        <w:rPr>
+          <w:lang w:val="fr_FR" w:bidi="fr_FR"/>
+        </w:rPr>
+        <w:t>Ex 23.16</w:t>
+      </w:r>
       <w:r>
         <w:rPr>
           <w:lang w:val="fr_FR" w:bidi="fr_FR"/>
         </w:rPr>
         <w:t xml:space="preserve"> ; </w:t>
       </w:r>
-      <w:hyperlink r:id="rId61">
-        <w:r>
-          <w:rPr>
-            <w:lang w:val="fr_FR" w:bidi="fr_FR"/>
-          </w:rPr>
-          <w:rPr>
-            <w:color w:val="0000EE"/>
-            <w:u w:val="single"/>
-          </w:rPr>
-          <w:t>Lv 23.9–14</w:t>
-        </w:r>
-      </w:hyperlink>
+      <w:r>
+        <w:rPr>
+          <w:lang w:val="fr_FR" w:bidi="fr_FR"/>
+        </w:rPr>
+        <w:t>Lv 23.9–14</w:t>
+      </w:r>
       <w:r>
         <w:rPr>
           <w:lang w:val="fr_FR" w:bidi="fr_FR"/>
         </w:rPr>
         <w:t xml:space="preserve"> ; </w:t>
       </w:r>
-      <w:hyperlink r:id="rId62">
-        <w:r>
-          <w:rPr>
-            <w:lang w:val="fr_FR" w:bidi="fr_FR"/>
-          </w:rPr>
-          <w:rPr>
-            <w:color w:val="0000EE"/>
-            <w:u w:val="single"/>
-          </w:rPr>
-          <w:t>1Co 15.20</w:t>
-        </w:r>
-      </w:hyperlink>
+      <w:r>
+        <w:rPr>
+          <w:lang w:val="fr_FR" w:bidi="fr_FR"/>
+        </w:rPr>
+        <w:t>1Co 15.20</w:t>
+      </w:r>
       <w:r>
         <w:rPr>
           <w:lang w:val="fr_FR" w:bidi="fr_FR"/>
         </w:rPr>
         <w:t xml:space="preserve"> ; </w:t>
       </w:r>
-      <w:hyperlink r:id="rId63">
-        <w:r>
-          <w:rPr>
-            <w:lang w:val="fr_FR" w:bidi="fr_FR"/>
-          </w:rPr>
-          <w:rPr>
-            <w:color w:val="0000EE"/>
-            <w:u w:val="single"/>
-          </w:rPr>
-          <w:t>Col 1.18</w:t>
-        </w:r>
-      </w:hyperlink>
+      <w:r>
+        <w:rPr>
+          <w:lang w:val="fr_FR" w:bidi="fr_FR"/>
+        </w:rPr>
+        <w:t>Col 1.18</w:t>
+      </w:r>
       <w:r>
         <w:rPr>
           <w:lang w:val="fr_FR" w:bidi="fr_FR"/>
         </w:rPr>
         <w:t>). Les chrétiens sont des exemples de la restauration ultime de toute la création (</w:t>
       </w:r>
-      <w:hyperlink r:id="rId64">
-        <w:r>
-          <w:rPr>
-            <w:lang w:val="fr_FR" w:bidi="fr_FR"/>
-          </w:rPr>
-          <w:rPr>
-            <w:color w:val="0000EE"/>
-            <w:u w:val="single"/>
-          </w:rPr>
-          <w:t>Rm 8.20–22</w:t>
-        </w:r>
-      </w:hyperlink>
+      <w:r>
+        <w:rPr>
+          <w:lang w:val="fr_FR" w:bidi="fr_FR"/>
+        </w:rPr>
+        <w:t>Rm 8.20–22</w:t>
+      </w:r>
       <w:r>
         <w:rPr>
           <w:lang w:val="fr_FR" w:bidi="fr_FR"/>
@@ -2165,108 +1841,72 @@
         </w:rPr>
         <w:t xml:space="preserve"> comme des vêtements sales ; cf. </w:t>
       </w:r>
-      <w:hyperlink r:id="rId65">
-        <w:r>
-          <w:rPr>
-            <w:lang w:val="fr_FR" w:bidi="fr_FR"/>
-          </w:rPr>
-          <w:rPr>
-            <w:color w:val="0000EE"/>
-            <w:u w:val="single"/>
-          </w:rPr>
-          <w:t>Ep 4.22</w:t>
-        </w:r>
-      </w:hyperlink>
+      <w:r>
+        <w:rPr>
+          <w:lang w:val="fr_FR" w:bidi="fr_FR"/>
+        </w:rPr>
+        <w:t>Ep 4.22</w:t>
+      </w:r>
       <w:r>
         <w:rPr>
           <w:lang w:val="fr_FR" w:bidi="fr_FR"/>
         </w:rPr>
         <w:t xml:space="preserve"> ; </w:t>
       </w:r>
-      <w:hyperlink r:id="rId66">
-        <w:r>
-          <w:rPr>
-            <w:lang w:val="fr_FR" w:bidi="fr_FR"/>
-          </w:rPr>
-          <w:rPr>
-            <w:color w:val="0000EE"/>
-            <w:u w:val="single"/>
-          </w:rPr>
-          <w:t>1P 2.1</w:t>
-        </w:r>
-      </w:hyperlink>
+      <w:r>
+        <w:rPr>
+          <w:lang w:val="fr_FR" w:bidi="fr_FR"/>
+        </w:rPr>
+        <w:t>1P 2.1</w:t>
+      </w:r>
       <w:r>
         <w:rPr>
           <w:lang w:val="fr_FR" w:bidi="fr_FR"/>
         </w:rPr>
         <w:t xml:space="preserve">. • la parole qui a été plantée en vous, et qui peut sauver vos âmes : Jacques souligne que les chrétiens sont appelés à répondre à une parole que Dieu lui-même a placée au sein de notre être (comme pour réaliser </w:t>
       </w:r>
-      <w:hyperlink r:id="rId67">
-        <w:r>
-          <w:rPr>
-            <w:lang w:val="fr_FR" w:bidi="fr_FR"/>
-          </w:rPr>
-          <w:rPr>
-            <w:color w:val="0000EE"/>
-            <w:u w:val="single"/>
-          </w:rPr>
-          <w:t>Jr 31.31–34</w:t>
-        </w:r>
-      </w:hyperlink>
+      <w:r>
+        <w:rPr>
+          <w:lang w:val="fr_FR" w:bidi="fr_FR"/>
+        </w:rPr>
+        <w:t>Jr 31.31–34</w:t>
+      </w:r>
       <w:r>
         <w:rPr>
           <w:lang w:val="fr_FR" w:bidi="fr_FR"/>
         </w:rPr>
         <w:t xml:space="preserve">). • L'âme renvoie à l'entièreté d'une personne (même chose en </w:t>
       </w:r>
-      <w:hyperlink r:id="rId68">
-        <w:r>
-          <w:rPr>
-            <w:lang w:val="fr_FR" w:bidi="fr_FR"/>
-          </w:rPr>
-          <w:rPr>
-            <w:color w:val="0000EE"/>
-            <w:u w:val="single"/>
-          </w:rPr>
-          <w:t>Jc 5.20</w:t>
-        </w:r>
-      </w:hyperlink>
+      <w:r>
+        <w:rPr>
+          <w:lang w:val="fr_FR" w:bidi="fr_FR"/>
+        </w:rPr>
+        <w:t>Jc 5.20</w:t>
+      </w:r>
       <w:r>
         <w:rPr>
           <w:lang w:val="fr_FR" w:bidi="fr_FR"/>
         </w:rPr>
         <w:t xml:space="preserve"> ; voir </w:t>
       </w:r>
-      <w:hyperlink r:id="rId69">
-        <w:r>
-          <w:rPr>
-            <w:lang w:val="fr_FR" w:bidi="fr_FR"/>
-          </w:rPr>
-          <w:rPr>
-            <w:color w:val="0000EE"/>
-            <w:u w:val="single"/>
-          </w:rPr>
-          <w:t>Gn 2.7</w:t>
-        </w:r>
-      </w:hyperlink>
+      <w:r>
+        <w:rPr>
+          <w:lang w:val="fr_FR" w:bidi="fr_FR"/>
+        </w:rPr>
+        <w:t>Gn 2.7</w:t>
+      </w:r>
       <w:r>
         <w:rPr>
           <w:lang w:val="fr_FR" w:bidi="fr_FR"/>
         </w:rPr>
         <w:t xml:space="preserve"> ; </w:t>
       </w:r>
-      <w:hyperlink r:id="rId70">
-        <w:r>
-          <w:rPr>
-            <w:lang w:val="fr_FR" w:bidi="fr_FR"/>
-          </w:rPr>
-          <w:rPr>
-            <w:color w:val="0000EE"/>
-            <w:u w:val="single"/>
-          </w:rPr>
-          <w:t>1P 3.20</w:t>
-        </w:r>
-      </w:hyperlink>
+      <w:r>
+        <w:rPr>
+          <w:lang w:val="fr_FR" w:bidi="fr_FR"/>
+        </w:rPr>
+        <w:t>1P 3.20</w:t>
+      </w:r>
       <w:r>
         <w:rPr>
           <w:lang w:val="fr_FR" w:bidi="fr_FR"/>
@@ -2321,72 +1961,48 @@
         </w:rPr>
         <w:t>Lire les Écritures constituait une partie importante du culte (</w:t>
       </w:r>
-      <w:hyperlink r:id="rId71">
-        <w:r>
-          <w:rPr>
-            <w:lang w:val="fr_FR" w:bidi="fr_FR"/>
-          </w:rPr>
-          <w:rPr>
-            <w:color w:val="0000EE"/>
-            <w:u w:val="single"/>
-          </w:rPr>
-          <w:t>Lc 4.16–17</w:t>
-        </w:r>
-      </w:hyperlink>
+      <w:r>
+        <w:rPr>
+          <w:lang w:val="fr_FR" w:bidi="fr_FR"/>
+        </w:rPr>
+        <w:t>Lc 4.16–17</w:t>
+      </w:r>
       <w:r>
         <w:rPr>
           <w:lang w:val="fr_FR" w:bidi="fr_FR"/>
         </w:rPr>
         <w:t xml:space="preserve"> ; </w:t>
       </w:r>
-      <w:hyperlink r:id="rId72">
-        <w:r>
-          <w:rPr>
-            <w:lang w:val="fr_FR" w:bidi="fr_FR"/>
-          </w:rPr>
-          <w:rPr>
-            <w:color w:val="0000EE"/>
-            <w:u w:val="single"/>
-          </w:rPr>
-          <w:t>Ac 13.13–16</w:t>
-        </w:r>
-      </w:hyperlink>
+      <w:r>
+        <w:rPr>
+          <w:lang w:val="fr_FR" w:bidi="fr_FR"/>
+        </w:rPr>
+        <w:t>Ac 13.13–16</w:t>
+      </w:r>
       <w:r>
         <w:rPr>
           <w:lang w:val="fr_FR" w:bidi="fr_FR"/>
         </w:rPr>
         <w:t xml:space="preserve"> ; </w:t>
       </w:r>
-      <w:hyperlink r:id="rId73">
-        <w:r>
-          <w:rPr>
-            <w:lang w:val="fr_FR" w:bidi="fr_FR"/>
-          </w:rPr>
-          <w:rPr>
-            <w:color w:val="0000EE"/>
-            <w:u w:val="single"/>
-          </w:rPr>
-          <w:t>Col 4.16</w:t>
-        </w:r>
-      </w:hyperlink>
+      <w:r>
+        <w:rPr>
+          <w:lang w:val="fr_FR" w:bidi="fr_FR"/>
+        </w:rPr>
+        <w:t>Col 4.16</w:t>
+      </w:r>
       <w:r>
         <w:rPr>
           <w:lang w:val="fr_FR" w:bidi="fr_FR"/>
         </w:rPr>
         <w:t xml:space="preserve"> ; </w:t>
       </w:r>
-      <w:hyperlink r:id="rId74">
-        <w:r>
-          <w:rPr>
-            <w:lang w:val="fr_FR" w:bidi="fr_FR"/>
-          </w:rPr>
-          <w:rPr>
-            <w:color w:val="0000EE"/>
-            <w:u w:val="single"/>
-          </w:rPr>
-          <w:t>1Tm 4.13</w:t>
-        </w:r>
-      </w:hyperlink>
+      <w:r>
+        <w:rPr>
+          <w:lang w:val="fr_FR" w:bidi="fr_FR"/>
+        </w:rPr>
+        <w:t>1Tm 4.13</w:t>
+      </w:r>
       <w:r>
         <w:rPr>
           <w:lang w:val="fr_FR" w:bidi="fr_FR"/>
@@ -2441,72 +2057,48 @@
         </w:rPr>
         <w:t>À plusieurs endroits, Jacques semble méditer les enseignements de Jésus. Ces versets reflètent cet enseignement (</w:t>
       </w:r>
-      <w:hyperlink r:id="rId75">
-        <w:r>
-          <w:rPr>
-            <w:lang w:val="fr_FR" w:bidi="fr_FR"/>
-          </w:rPr>
-          <w:rPr>
-            <w:color w:val="0000EE"/>
-            <w:u w:val="single"/>
-          </w:rPr>
-          <w:t>Mt 7.24</w:t>
-        </w:r>
-      </w:hyperlink>
+      <w:r>
+        <w:rPr>
+          <w:lang w:val="fr_FR" w:bidi="fr_FR"/>
+        </w:rPr>
+        <w:t>Mt 7.24</w:t>
+      </w:r>
       <w:r>
         <w:rPr>
           <w:lang w:val="fr_FR" w:bidi="fr_FR"/>
         </w:rPr>
         <w:t xml:space="preserve">, </w:t>
       </w:r>
-      <w:hyperlink r:id="rId76">
-        <w:r>
-          <w:rPr>
-            <w:lang w:val="fr_FR" w:bidi="fr_FR"/>
-          </w:rPr>
-          <w:rPr>
-            <w:color w:val="0000EE"/>
-            <w:u w:val="single"/>
-          </w:rPr>
-          <w:t>26</w:t>
-        </w:r>
-      </w:hyperlink>
+      <w:r>
+        <w:rPr>
+          <w:lang w:val="fr_FR" w:bidi="fr_FR"/>
+        </w:rPr>
+        <w:t>26</w:t>
+      </w:r>
       <w:r>
         <w:rPr>
           <w:lang w:val="fr_FR" w:bidi="fr_FR"/>
         </w:rPr>
         <w:t xml:space="preserve"> ; </w:t>
       </w:r>
-      <w:hyperlink r:id="rId77">
-        <w:r>
-          <w:rPr>
-            <w:lang w:val="fr_FR" w:bidi="fr_FR"/>
-          </w:rPr>
-          <w:rPr>
-            <w:color w:val="0000EE"/>
-            <w:u w:val="single"/>
-          </w:rPr>
-          <w:t>Lc 6.46</w:t>
-        </w:r>
-      </w:hyperlink>
+      <w:r>
+        <w:rPr>
+          <w:lang w:val="fr_FR" w:bidi="fr_FR"/>
+        </w:rPr>
+        <w:t>Lc 6.46</w:t>
+      </w:r>
       <w:r>
         <w:rPr>
           <w:lang w:val="fr_FR" w:bidi="fr_FR"/>
         </w:rPr>
         <w:t xml:space="preserve">, </w:t>
       </w:r>
-      <w:hyperlink r:id="rId78">
-        <w:r>
-          <w:rPr>
-            <w:lang w:val="fr_FR" w:bidi="fr_FR"/>
-          </w:rPr>
-          <w:rPr>
-            <w:color w:val="0000EE"/>
-            <w:u w:val="single"/>
-          </w:rPr>
-          <w:t>49</w:t>
-        </w:r>
-      </w:hyperlink>
+      <w:r>
+        <w:rPr>
+          <w:lang w:val="fr_FR" w:bidi="fr_FR"/>
+        </w:rPr>
+        <w:t>49</w:t>
+      </w:r>
       <w:r>
         <w:rPr>
           <w:lang w:val="fr_FR" w:bidi="fr_FR"/>
@@ -2561,18 +2153,12 @@
         </w:rPr>
         <w:t xml:space="preserve">Oublie aussitôt quel il était : Le problème n'est pas la mauvaise qualité d'un miroir vieilli, mais l'inattention du spectateur (cf. </w:t>
       </w:r>
-      <w:hyperlink r:id="rId79">
-        <w:r>
-          <w:rPr>
-            <w:lang w:val="fr_FR" w:bidi="fr_FR"/>
-          </w:rPr>
-          <w:rPr>
-            <w:color w:val="0000EE"/>
-            <w:u w:val="single"/>
-          </w:rPr>
-          <w:t>Mt 7.24–27</w:t>
-        </w:r>
-      </w:hyperlink>
+      <w:r>
+        <w:rPr>
+          <w:lang w:val="fr_FR" w:bidi="fr_FR"/>
+        </w:rPr>
+        <w:t>Mt 7.24–27</w:t>
+      </w:r>
       <w:r>
         <w:rPr>
           <w:lang w:val="fr_FR" w:bidi="fr_FR"/>
@@ -2627,54 +2213,36 @@
         </w:rPr>
         <w:t>La parole de Dieu nous accorde une nouvelle naissance et le salut (</w:t>
       </w:r>
-      <w:hyperlink r:id="rId80">
-        <w:r>
-          <w:rPr>
-            <w:lang w:val="fr_FR" w:bidi="fr_FR"/>
-          </w:rPr>
-          <w:rPr>
-            <w:color w:val="0000EE"/>
-            <w:u w:val="single"/>
-          </w:rPr>
-          <w:t>1.18</w:t>
-        </w:r>
-      </w:hyperlink>
+      <w:r>
+        <w:rPr>
+          <w:lang w:val="fr_FR" w:bidi="fr_FR"/>
+        </w:rPr>
+        <w:t>1.18</w:t>
+      </w:r>
       <w:r>
         <w:rPr>
           <w:lang w:val="fr_FR" w:bidi="fr_FR"/>
         </w:rPr>
         <w:t xml:space="preserve">, </w:t>
       </w:r>
-      <w:hyperlink r:id="rId81">
-        <w:r>
-          <w:rPr>
-            <w:lang w:val="fr_FR" w:bidi="fr_FR"/>
-          </w:rPr>
-          <w:rPr>
-            <w:color w:val="0000EE"/>
-            <w:u w:val="single"/>
-          </w:rPr>
-          <w:t>1.21</w:t>
-        </w:r>
-      </w:hyperlink>
+      <w:r>
+        <w:rPr>
+          <w:lang w:val="fr_FR" w:bidi="fr_FR"/>
+        </w:rPr>
+        <w:t>1.21</w:t>
+      </w:r>
       <w:r>
         <w:rPr>
           <w:lang w:val="fr_FR" w:bidi="fr_FR"/>
         </w:rPr>
         <w:t>), mais elle exige que nous mettions en pratique ce qu'elle dit (</w:t>
       </w:r>
-      <w:hyperlink r:id="rId38">
-        <w:r>
-          <w:rPr>
-            <w:lang w:val="fr_FR" w:bidi="fr_FR"/>
-          </w:rPr>
-          <w:rPr>
-            <w:color w:val="0000EE"/>
-            <w:u w:val="single"/>
-          </w:rPr>
-          <w:t>1.22–25</w:t>
-        </w:r>
-      </w:hyperlink>
+      <w:r>
+        <w:rPr>
+          <w:lang w:val="fr_FR" w:bidi="fr_FR"/>
+        </w:rPr>
+        <w:t>1.22–25</w:t>
+      </w:r>
       <w:r>
         <w:rPr>
           <w:lang w:val="fr_FR" w:bidi="fr_FR"/>
@@ -2729,144 +2297,96 @@
         </w:rPr>
         <w:t xml:space="preserve">Sa langue en bride : Jacques utilise l'image de la bride dans la bouche d'un cheval pour montrer que la capacité à maîtriser nos langues révèle l'état de nos cœurs et oriente nos vies (cf. </w:t>
       </w:r>
-      <w:hyperlink r:id="rId82">
-        <w:r>
-          <w:rPr>
-            <w:lang w:val="fr_FR" w:bidi="fr_FR"/>
-          </w:rPr>
-          <w:rPr>
-            <w:color w:val="0000EE"/>
-            <w:u w:val="single"/>
-          </w:rPr>
-          <w:t>3.1–13</w:t>
-        </w:r>
-      </w:hyperlink>
+      <w:r>
+        <w:rPr>
+          <w:lang w:val="fr_FR" w:bidi="fr_FR"/>
+        </w:rPr>
+        <w:t>3.1–13</w:t>
+      </w:r>
       <w:r>
         <w:rPr>
           <w:lang w:val="fr_FR" w:bidi="fr_FR"/>
         </w:rPr>
         <w:t>). • Les orphelins et les veuves étaient les membres les plus démunis de la société antique. Ils dépendaient des autres, puisque c'était le mari et le père qui conféraient le soutien économique et le contact social (</w:t>
       </w:r>
-      <w:hyperlink r:id="rId83">
-        <w:r>
-          <w:rPr>
-            <w:lang w:val="fr_FR" w:bidi="fr_FR"/>
-          </w:rPr>
-          <w:rPr>
-            <w:color w:val="0000EE"/>
-            <w:u w:val="single"/>
-          </w:rPr>
-          <w:t xml:space="preserve">Ex 22.22–24 </w:t>
-        </w:r>
-      </w:hyperlink>
+      <w:r>
+        <w:rPr>
+          <w:lang w:val="fr_FR" w:bidi="fr_FR"/>
+        </w:rPr>
+        <w:t xml:space="preserve">Ex 22.22–24 </w:t>
+      </w:r>
       <w:r>
         <w:rPr>
           <w:lang w:val="fr_FR" w:bidi="fr_FR"/>
         </w:rPr>
         <w:t xml:space="preserve">; </w:t>
       </w:r>
-      <w:hyperlink r:id="rId84">
-        <w:r>
-          <w:rPr>
-            <w:lang w:val="fr_FR" w:bidi="fr_FR"/>
-          </w:rPr>
-          <w:rPr>
-            <w:color w:val="0000EE"/>
-            <w:u w:val="single"/>
-          </w:rPr>
-          <w:t>Dt 10.18</w:t>
-        </w:r>
-      </w:hyperlink>
+      <w:r>
+        <w:rPr>
+          <w:lang w:val="fr_FR" w:bidi="fr_FR"/>
+        </w:rPr>
+        <w:t>Dt 10.18</w:t>
+      </w:r>
       <w:r>
         <w:rPr>
           <w:lang w:val="fr_FR" w:bidi="fr_FR"/>
         </w:rPr>
         <w:t xml:space="preserve">). Les chrétiens sont appelés à prendre soin des démunis (cf. </w:t>
       </w:r>
-      <w:hyperlink r:id="rId85">
-        <w:r>
-          <w:rPr>
-            <w:lang w:val="fr_FR" w:bidi="fr_FR"/>
-          </w:rPr>
-          <w:rPr>
-            <w:color w:val="0000EE"/>
-            <w:u w:val="single"/>
-          </w:rPr>
-          <w:t>1Tm 5.3–16</w:t>
-        </w:r>
-      </w:hyperlink>
+      <w:r>
+        <w:rPr>
+          <w:lang w:val="fr_FR" w:bidi="fr_FR"/>
+        </w:rPr>
+        <w:t>1Tm 5.3–16</w:t>
+      </w:r>
       <w:r>
         <w:rPr>
           <w:lang w:val="fr_FR" w:bidi="fr_FR"/>
         </w:rPr>
         <w:t xml:space="preserve">). • Dans l'épître de Jacques, le monde s'oppose à Dieu (cf. </w:t>
       </w:r>
-      <w:hyperlink r:id="rId86">
-        <w:r>
-          <w:rPr>
-            <w:lang w:val="fr_FR" w:bidi="fr_FR"/>
-          </w:rPr>
-          <w:rPr>
-            <w:color w:val="0000EE"/>
-            <w:u w:val="single"/>
-          </w:rPr>
-          <w:t xml:space="preserve">Jc 3.15 </w:t>
-        </w:r>
-      </w:hyperlink>
+      <w:r>
+        <w:rPr>
+          <w:lang w:val="fr_FR" w:bidi="fr_FR"/>
+        </w:rPr>
+        <w:t xml:space="preserve">Jc 3.15 </w:t>
+      </w:r>
       <w:r>
         <w:rPr>
           <w:lang w:val="fr_FR" w:bidi="fr_FR"/>
         </w:rPr>
         <w:t xml:space="preserve">; </w:t>
       </w:r>
-      <w:hyperlink r:id="rId87">
-        <w:r>
-          <w:rPr>
-            <w:lang w:val="fr_FR" w:bidi="fr_FR"/>
-          </w:rPr>
-          <w:rPr>
-            <w:color w:val="0000EE"/>
-            <w:u w:val="single"/>
-          </w:rPr>
-          <w:t xml:space="preserve">4.4 </w:t>
-        </w:r>
-      </w:hyperlink>
+      <w:r>
+        <w:rPr>
+          <w:lang w:val="fr_FR" w:bidi="fr_FR"/>
+        </w:rPr>
+        <w:t xml:space="preserve">4.4 </w:t>
+      </w:r>
       <w:r>
         <w:rPr>
           <w:lang w:val="fr_FR" w:bidi="fr_FR"/>
         </w:rPr>
         <w:t xml:space="preserve">; </w:t>
       </w:r>
-      <w:hyperlink r:id="rId88">
-        <w:r>
-          <w:rPr>
-            <w:lang w:val="fr_FR" w:bidi="fr_FR"/>
-          </w:rPr>
-          <w:rPr>
-            <w:color w:val="0000EE"/>
-            <w:u w:val="single"/>
-          </w:rPr>
-          <w:t xml:space="preserve">Rm 12.2 </w:t>
-        </w:r>
-      </w:hyperlink>
+      <w:r>
+        <w:rPr>
+          <w:lang w:val="fr_FR" w:bidi="fr_FR"/>
+        </w:rPr>
+        <w:t xml:space="preserve">Rm 12.2 </w:t>
+      </w:r>
       <w:r>
         <w:rPr>
           <w:lang w:val="fr_FR" w:bidi="fr_FR"/>
         </w:rPr>
         <w:t xml:space="preserve">; </w:t>
       </w:r>
-      <w:hyperlink r:id="rId89">
-        <w:r>
-          <w:rPr>
-            <w:lang w:val="fr_FR" w:bidi="fr_FR"/>
-          </w:rPr>
-          <w:rPr>
-            <w:color w:val="0000EE"/>
-            <w:u w:val="single"/>
-          </w:rPr>
-          <w:t>1Jn 2.15–17</w:t>
-        </w:r>
-      </w:hyperlink>
+      <w:r>
+        <w:rPr>
+          <w:lang w:val="fr_FR" w:bidi="fr_FR"/>
+        </w:rPr>
+        <w:t>1Jn 2.15–17</w:t>
+      </w:r>
       <w:r>
         <w:rPr>
           <w:lang w:val="fr_FR" w:bidi="fr_FR"/>
@@ -2960,126 +2480,84 @@
         </w:rPr>
         <w:t>de l'un ou de l'autre sexe. Jacques commence souvent une nouvelle section par cette salutation affectueuse (</w:t>
       </w:r>
-      <w:hyperlink r:id="rId90">
-        <w:r>
-          <w:rPr>
-            <w:lang w:val="fr_FR" w:bidi="fr_FR"/>
-          </w:rPr>
-          <w:rPr>
-            <w:color w:val="0000EE"/>
-            <w:u w:val="single"/>
-          </w:rPr>
-          <w:t>1.2</w:t>
-        </w:r>
-      </w:hyperlink>
+      <w:r>
+        <w:rPr>
+          <w:lang w:val="fr_FR" w:bidi="fr_FR"/>
+        </w:rPr>
+        <w:t>1.2</w:t>
+      </w:r>
       <w:r>
         <w:rPr>
           <w:lang w:val="fr_FR" w:bidi="fr_FR"/>
         </w:rPr>
         <w:t xml:space="preserve">, </w:t>
       </w:r>
-      <w:hyperlink r:id="rId91">
-        <w:r>
-          <w:rPr>
-            <w:lang w:val="fr_FR" w:bidi="fr_FR"/>
-          </w:rPr>
-          <w:rPr>
-            <w:color w:val="0000EE"/>
-            <w:u w:val="single"/>
-          </w:rPr>
-          <w:t>16</w:t>
-        </w:r>
-      </w:hyperlink>
+      <w:r>
+        <w:rPr>
+          <w:lang w:val="fr_FR" w:bidi="fr_FR"/>
+        </w:rPr>
+        <w:t>16</w:t>
+      </w:r>
       <w:r>
         <w:rPr>
           <w:lang w:val="fr_FR" w:bidi="fr_FR"/>
         </w:rPr>
         <w:t xml:space="preserve"> ; </w:t>
       </w:r>
-      <w:hyperlink r:id="rId92">
-        <w:r>
-          <w:rPr>
-            <w:lang w:val="fr_FR" w:bidi="fr_FR"/>
-          </w:rPr>
-          <w:rPr>
-            <w:color w:val="0000EE"/>
-            <w:u w:val="single"/>
-          </w:rPr>
-          <w:t>2.14</w:t>
-        </w:r>
-      </w:hyperlink>
+      <w:r>
+        <w:rPr>
+          <w:lang w:val="fr_FR" w:bidi="fr_FR"/>
+        </w:rPr>
+        <w:t>2.14</w:t>
+      </w:r>
       <w:r>
         <w:rPr>
           <w:lang w:val="fr_FR" w:bidi="fr_FR"/>
         </w:rPr>
         <w:t xml:space="preserve"> ; </w:t>
       </w:r>
-      <w:hyperlink r:id="rId93">
-        <w:r>
-          <w:rPr>
-            <w:lang w:val="fr_FR" w:bidi="fr_FR"/>
-          </w:rPr>
-          <w:rPr>
-            <w:color w:val="0000EE"/>
-            <w:u w:val="single"/>
-          </w:rPr>
-          <w:t>3.1</w:t>
-        </w:r>
-      </w:hyperlink>
+      <w:r>
+        <w:rPr>
+          <w:lang w:val="fr_FR" w:bidi="fr_FR"/>
+        </w:rPr>
+        <w:t>3.1</w:t>
+      </w:r>
       <w:r>
         <w:rPr>
           <w:lang w:val="fr_FR" w:bidi="fr_FR"/>
         </w:rPr>
         <w:t xml:space="preserve"> ; </w:t>
       </w:r>
-      <w:hyperlink r:id="rId94">
-        <w:r>
-          <w:rPr>
-            <w:lang w:val="fr_FR" w:bidi="fr_FR"/>
-          </w:rPr>
-          <w:rPr>
-            <w:color w:val="0000EE"/>
-            <w:u w:val="single"/>
-          </w:rPr>
-          <w:t>5.7</w:t>
-        </w:r>
-      </w:hyperlink>
+      <w:r>
+        <w:rPr>
+          <w:lang w:val="fr_FR" w:bidi="fr_FR"/>
+        </w:rPr>
+        <w:t>5.7</w:t>
+      </w:r>
       <w:r>
         <w:rPr>
           <w:lang w:val="fr_FR" w:bidi="fr_FR"/>
         </w:rPr>
         <w:t xml:space="preserve">, </w:t>
       </w:r>
-      <w:hyperlink r:id="rId95">
-        <w:r>
-          <w:rPr>
-            <w:lang w:val="fr_FR" w:bidi="fr_FR"/>
-          </w:rPr>
-          <w:rPr>
-            <w:color w:val="0000EE"/>
-            <w:u w:val="single"/>
-          </w:rPr>
-          <w:t>19</w:t>
-        </w:r>
-      </w:hyperlink>
+      <w:r>
+        <w:rPr>
+          <w:lang w:val="fr_FR" w:bidi="fr_FR"/>
+        </w:rPr>
+        <w:t>19</w:t>
+      </w:r>
       <w:r>
         <w:rPr>
           <w:lang w:val="fr_FR" w:bidi="fr_FR"/>
         </w:rPr>
         <w:t>), sollicitant leur réponse loyale. • Jacques oppose notre glorieux Seigneur Jésus-Christ avec la gloire d'un homme bien habillé (</w:t>
       </w:r>
-      <w:hyperlink r:id="rId96">
-        <w:r>
-          <w:rPr>
-            <w:lang w:val="fr_FR" w:bidi="fr_FR"/>
-          </w:rPr>
-          <w:rPr>
-            <w:color w:val="0000EE"/>
-            <w:u w:val="single"/>
-          </w:rPr>
-          <w:t>2.2</w:t>
-        </w:r>
-      </w:hyperlink>
+      <w:r>
+        <w:rPr>
+          <w:lang w:val="fr_FR" w:bidi="fr_FR"/>
+        </w:rPr>
+        <w:t>2.2</w:t>
+      </w:r>
       <w:r>
         <w:rPr>
           <w:lang w:val="fr_FR" w:bidi="fr_FR"/>
@@ -3243,36 +2721,24 @@
         </w:rPr>
         <w:t>Il est naturel d'accorder une attention particulière aux riches en raison de leur statut social, de leur pouvoir politique et de leur potentielle générosité en tant que mécènes. En servant et en honorant publiquement les riches, l'Église pouvait obtenir les avantages économiques qu'ils souhaitaient. Jacques avertit que cette discrimination reflète de mauvaises intentions, une division entre la fidélité envers Dieu (</w:t>
       </w:r>
-      <w:hyperlink r:id="rId97">
-        <w:r>
-          <w:rPr>
-            <w:lang w:val="fr_FR" w:bidi="fr_FR"/>
-          </w:rPr>
-          <w:rPr>
-            <w:color w:val="0000EE"/>
-            <w:u w:val="single"/>
-          </w:rPr>
-          <w:t>1.6</w:t>
-        </w:r>
-      </w:hyperlink>
+      <w:r>
+        <w:rPr>
+          <w:lang w:val="fr_FR" w:bidi="fr_FR"/>
+        </w:rPr>
+        <w:t>1.6</w:t>
+      </w:r>
       <w:r>
         <w:rPr>
           <w:lang w:val="fr_FR" w:bidi="fr_FR"/>
         </w:rPr>
         <w:t>) et le désir de bénéficier de la richesse de ce monde (</w:t>
       </w:r>
-      <w:hyperlink r:id="rId87">
-        <w:r>
-          <w:rPr>
-            <w:lang w:val="fr_FR" w:bidi="fr_FR"/>
-          </w:rPr>
-          <w:rPr>
-            <w:color w:val="0000EE"/>
-            <w:u w:val="single"/>
-          </w:rPr>
-          <w:t>4.4</w:t>
-        </w:r>
-      </w:hyperlink>
+      <w:r>
+        <w:rPr>
+          <w:lang w:val="fr_FR" w:bidi="fr_FR"/>
+        </w:rPr>
+        <w:t>4.4</w:t>
+      </w:r>
       <w:r>
         <w:rPr>
           <w:lang w:val="fr_FR" w:bidi="fr_FR"/>
@@ -3327,306 +2793,204 @@
         </w:rPr>
         <w:t xml:space="preserve">Écoutez : En les interpelant (voir aussi </w:t>
       </w:r>
-      <w:hyperlink r:id="rId98">
-        <w:r>
-          <w:rPr>
-            <w:lang w:val="fr_FR" w:bidi="fr_FR"/>
-          </w:rPr>
-          <w:rPr>
-            <w:color w:val="0000EE"/>
-            <w:u w:val="single"/>
-          </w:rPr>
-          <w:t>Dt 6.3</w:t>
-        </w:r>
-      </w:hyperlink>
+      <w:r>
+        <w:rPr>
+          <w:lang w:val="fr_FR" w:bidi="fr_FR"/>
+        </w:rPr>
+        <w:t>Dt 6.3</w:t>
+      </w:r>
       <w:r>
         <w:rPr>
           <w:lang w:val="fr_FR" w:bidi="fr_FR"/>
         </w:rPr>
         <w:t xml:space="preserve"> ; </w:t>
       </w:r>
-      <w:hyperlink r:id="rId99">
-        <w:r>
-          <w:rPr>
-            <w:lang w:val="fr_FR" w:bidi="fr_FR"/>
-          </w:rPr>
-          <w:rPr>
-            <w:color w:val="0000EE"/>
-            <w:u w:val="single"/>
-          </w:rPr>
-          <w:t>Am 3.1</w:t>
-        </w:r>
-      </w:hyperlink>
+      <w:r>
+        <w:rPr>
+          <w:lang w:val="fr_FR" w:bidi="fr_FR"/>
+        </w:rPr>
+        <w:t>Am 3.1</w:t>
+      </w:r>
       <w:r>
         <w:rPr>
           <w:lang w:val="fr_FR" w:bidi="fr_FR"/>
         </w:rPr>
         <w:t xml:space="preserve"> ; </w:t>
       </w:r>
-      <w:hyperlink r:id="rId100">
-        <w:r>
-          <w:rPr>
-            <w:lang w:val="fr_FR" w:bidi="fr_FR"/>
-          </w:rPr>
-          <w:rPr>
-            <w:color w:val="0000EE"/>
-            <w:u w:val="single"/>
-          </w:rPr>
-          <w:t>Mt 13.18</w:t>
-        </w:r>
-      </w:hyperlink>
+      <w:r>
+        <w:rPr>
+          <w:lang w:val="fr_FR" w:bidi="fr_FR"/>
+        </w:rPr>
+        <w:t>Mt 13.18</w:t>
+      </w:r>
       <w:r>
         <w:rPr>
           <w:lang w:val="fr_FR" w:bidi="fr_FR"/>
         </w:rPr>
         <w:t xml:space="preserve"> ; </w:t>
       </w:r>
-      <w:hyperlink r:id="rId101">
-        <w:r>
-          <w:rPr>
-            <w:lang w:val="fr_FR" w:bidi="fr_FR"/>
-          </w:rPr>
-          <w:rPr>
-            <w:color w:val="0000EE"/>
-            <w:u w:val="single"/>
-          </w:rPr>
-          <w:t>Ac 15.13</w:t>
-        </w:r>
-      </w:hyperlink>
+      <w:r>
+        <w:rPr>
+          <w:lang w:val="fr_FR" w:bidi="fr_FR"/>
+        </w:rPr>
+        <w:t>Ac 15.13</w:t>
+      </w:r>
       <w:r>
         <w:rPr>
           <w:lang w:val="fr_FR" w:bidi="fr_FR"/>
         </w:rPr>
         <w:t>), Jacques tente de les convaincre de ne pas chercher la faveur des riches. • Dieu n'a-t-il pas choisi les pauvres : La préoccupation de Dieu pour les pauvres apparaît déjà dans l'Ancien Testament (</w:t>
       </w:r>
-      <w:hyperlink r:id="rId102">
-        <w:r>
-          <w:rPr>
-            <w:lang w:val="fr_FR" w:bidi="fr_FR"/>
-          </w:rPr>
-          <w:rPr>
-            <w:color w:val="0000EE"/>
-            <w:u w:val="single"/>
-          </w:rPr>
-          <w:t>Ex 23.11</w:t>
-        </w:r>
-      </w:hyperlink>
+      <w:r>
+        <w:rPr>
+          <w:lang w:val="fr_FR" w:bidi="fr_FR"/>
+        </w:rPr>
+        <w:t>Ex 23.11</w:t>
+      </w:r>
       <w:r>
         <w:rPr>
           <w:lang w:val="fr_FR" w:bidi="fr_FR"/>
         </w:rPr>
         <w:t xml:space="preserve"> ; </w:t>
       </w:r>
-      <w:hyperlink r:id="rId103">
-        <w:r>
-          <w:rPr>
-            <w:lang w:val="fr_FR" w:bidi="fr_FR"/>
-          </w:rPr>
-          <w:rPr>
-            <w:color w:val="0000EE"/>
-            <w:u w:val="single"/>
-          </w:rPr>
-          <w:t>1S 2.8</w:t>
-        </w:r>
-      </w:hyperlink>
+      <w:r>
+        <w:rPr>
+          <w:lang w:val="fr_FR" w:bidi="fr_FR"/>
+        </w:rPr>
+        <w:t>1S 2.8</w:t>
+      </w:r>
       <w:r>
         <w:rPr>
           <w:lang w:val="fr_FR" w:bidi="fr_FR"/>
         </w:rPr>
         <w:t xml:space="preserve"> ; </w:t>
       </w:r>
-      <w:hyperlink r:id="rId104">
-        <w:r>
-          <w:rPr>
-            <w:lang w:val="fr_FR" w:bidi="fr_FR"/>
-          </w:rPr>
-          <w:rPr>
-            <w:color w:val="0000EE"/>
-            <w:u w:val="single"/>
-          </w:rPr>
-          <w:t>Ps 12.5</w:t>
-        </w:r>
-      </w:hyperlink>
+      <w:r>
+        <w:rPr>
+          <w:lang w:val="fr_FR" w:bidi="fr_FR"/>
+        </w:rPr>
+        <w:t>Ps 12.5</w:t>
+      </w:r>
       <w:r>
         <w:rPr>
           <w:lang w:val="fr_FR" w:bidi="fr_FR"/>
         </w:rPr>
         <w:t>) et dans les ministères de Jésus et Paul (</w:t>
       </w:r>
-      <w:hyperlink r:id="rId105">
-        <w:r>
-          <w:rPr>
-            <w:lang w:val="fr_FR" w:bidi="fr_FR"/>
-          </w:rPr>
-          <w:rPr>
-            <w:color w:val="0000EE"/>
-            <w:u w:val="single"/>
-          </w:rPr>
-          <w:t>Lc 4.18</w:t>
-        </w:r>
-      </w:hyperlink>
+      <w:r>
+        <w:rPr>
+          <w:lang w:val="fr_FR" w:bidi="fr_FR"/>
+        </w:rPr>
+        <w:t>Lc 4.18</w:t>
+      </w:r>
       <w:r>
         <w:rPr>
           <w:lang w:val="fr_FR" w:bidi="fr_FR"/>
         </w:rPr>
         <w:t xml:space="preserve"> ; </w:t>
       </w:r>
-      <w:hyperlink r:id="rId106">
-        <w:r>
-          <w:rPr>
-            <w:lang w:val="fr_FR" w:bidi="fr_FR"/>
-          </w:rPr>
-          <w:rPr>
-            <w:color w:val="0000EE"/>
-            <w:u w:val="single"/>
-          </w:rPr>
-          <w:t>6.20</w:t>
-        </w:r>
-      </w:hyperlink>
+      <w:r>
+        <w:rPr>
+          <w:lang w:val="fr_FR" w:bidi="fr_FR"/>
+        </w:rPr>
+        <w:t>6.20</w:t>
+      </w:r>
       <w:r>
         <w:rPr>
           <w:lang w:val="fr_FR" w:bidi="fr_FR"/>
         </w:rPr>
         <w:t xml:space="preserve"> ; </w:t>
       </w:r>
-      <w:hyperlink r:id="rId107">
-        <w:r>
-          <w:rPr>
-            <w:lang w:val="fr_FR" w:bidi="fr_FR"/>
-          </w:rPr>
-          <w:rPr>
-            <w:color w:val="0000EE"/>
-            <w:u w:val="single"/>
-          </w:rPr>
-          <w:t>1Co 1.26–28</w:t>
-        </w:r>
-      </w:hyperlink>
+      <w:r>
+        <w:rPr>
+          <w:lang w:val="fr_FR" w:bidi="fr_FR"/>
+        </w:rPr>
+        <w:t>1Co 1.26–28</w:t>
+      </w:r>
       <w:r>
         <w:rPr>
           <w:lang w:val="fr_FR" w:bidi="fr_FR"/>
         </w:rPr>
         <w:t>). Une telle préoccupation a été soulignée par l'église de Jérusalem (</w:t>
       </w:r>
-      <w:hyperlink r:id="rId108">
-        <w:r>
-          <w:rPr>
-            <w:lang w:val="fr_FR" w:bidi="fr_FR"/>
-          </w:rPr>
-          <w:rPr>
-            <w:color w:val="0000EE"/>
-            <w:u w:val="single"/>
-          </w:rPr>
-          <w:t>Ga 2.9–10</w:t>
-        </w:r>
-      </w:hyperlink>
+      <w:r>
+        <w:rPr>
+          <w:lang w:val="fr_FR" w:bidi="fr_FR"/>
+        </w:rPr>
+        <w:t>Ga 2.9–10</w:t>
+      </w:r>
       <w:r>
         <w:rPr>
           <w:lang w:val="fr_FR" w:bidi="fr_FR"/>
         </w:rPr>
         <w:t>), dont Jacques était le responsable. • héritiers du royaume : Le Royaume de Dieu est un élément central de l'enseignement de Jésus (</w:t>
       </w:r>
-      <w:hyperlink r:id="rId109">
-        <w:r>
-          <w:rPr>
-            <w:lang w:val="fr_FR" w:bidi="fr_FR"/>
-          </w:rPr>
-          <w:rPr>
-            <w:color w:val="0000EE"/>
-            <w:u w:val="single"/>
-          </w:rPr>
-          <w:t>Mt 12.8</w:t>
-        </w:r>
-      </w:hyperlink>
+      <w:r>
+        <w:rPr>
+          <w:lang w:val="fr_FR" w:bidi="fr_FR"/>
+        </w:rPr>
+        <w:t>Mt 12.8</w:t>
+      </w:r>
       <w:r>
         <w:rPr>
           <w:lang w:val="fr_FR" w:bidi="fr_FR"/>
         </w:rPr>
         <w:t xml:space="preserve"> ; </w:t>
       </w:r>
-      <w:hyperlink r:id="rId110">
-        <w:r>
-          <w:rPr>
-            <w:lang w:val="fr_FR" w:bidi="fr_FR"/>
-          </w:rPr>
-          <w:rPr>
-            <w:color w:val="0000EE"/>
-            <w:u w:val="single"/>
-          </w:rPr>
-          <w:t>Mc 1.15</w:t>
-        </w:r>
-      </w:hyperlink>
+      <w:r>
+        <w:rPr>
+          <w:lang w:val="fr_FR" w:bidi="fr_FR"/>
+        </w:rPr>
+        <w:t>Mc 1.15</w:t>
+      </w:r>
       <w:r>
         <w:rPr>
           <w:lang w:val="fr_FR" w:bidi="fr_FR"/>
         </w:rPr>
         <w:t xml:space="preserve"> ; </w:t>
       </w:r>
-      <w:hyperlink r:id="rId111">
-        <w:r>
-          <w:rPr>
-            <w:lang w:val="fr_FR" w:bidi="fr_FR"/>
-          </w:rPr>
-          <w:rPr>
-            <w:color w:val="0000EE"/>
-            <w:u w:val="single"/>
-          </w:rPr>
-          <w:t>Lc 17.21</w:t>
-        </w:r>
-      </w:hyperlink>
+      <w:r>
+        <w:rPr>
+          <w:lang w:val="fr_FR" w:bidi="fr_FR"/>
+        </w:rPr>
+        <w:t>Lc 17.21</w:t>
+      </w:r>
       <w:r>
         <w:rPr>
           <w:lang w:val="fr_FR" w:bidi="fr_FR"/>
         </w:rPr>
         <w:t>). Le Christ règne déjà depuis sa place à la droite du Père, mais son Royaume ne sera pleinement réalisé qu'au retour du Fils de l'Homme (</w:t>
       </w:r>
-      <w:hyperlink r:id="rId112">
-        <w:r>
-          <w:rPr>
-            <w:lang w:val="fr_FR" w:bidi="fr_FR"/>
-          </w:rPr>
-          <w:rPr>
-            <w:color w:val="0000EE"/>
-            <w:u w:val="single"/>
-          </w:rPr>
-          <w:t>Mt 25.31</w:t>
-        </w:r>
-      </w:hyperlink>
+      <w:r>
+        <w:rPr>
+          <w:lang w:val="fr_FR" w:bidi="fr_FR"/>
+        </w:rPr>
+        <w:t>Mt 25.31</w:t>
+      </w:r>
       <w:r>
         <w:rPr>
           <w:lang w:val="fr_FR" w:bidi="fr_FR"/>
         </w:rPr>
         <w:t xml:space="preserve">, </w:t>
       </w:r>
-      <w:hyperlink r:id="rId113">
-        <w:r>
-          <w:rPr>
-            <w:lang w:val="fr_FR" w:bidi="fr_FR"/>
-          </w:rPr>
-          <w:rPr>
-            <w:color w:val="0000EE"/>
-            <w:u w:val="single"/>
-          </w:rPr>
-          <w:t>34</w:t>
-        </w:r>
-      </w:hyperlink>
+      <w:r>
+        <w:rPr>
+          <w:lang w:val="fr_FR" w:bidi="fr_FR"/>
+        </w:rPr>
+        <w:t>34</w:t>
+      </w:r>
       <w:r>
         <w:rPr>
           <w:lang w:val="fr_FR" w:bidi="fr_FR"/>
         </w:rPr>
         <w:t xml:space="preserve"> ; </w:t>
       </w:r>
-      <w:hyperlink r:id="rId114">
-        <w:r>
-          <w:rPr>
-            <w:lang w:val="fr_FR" w:bidi="fr_FR"/>
-          </w:rPr>
-          <w:rPr>
-            <w:color w:val="0000EE"/>
-            <w:u w:val="single"/>
-          </w:rPr>
-          <w:t>1Co 15.24–28</w:t>
-        </w:r>
-      </w:hyperlink>
+      <w:r>
+        <w:rPr>
+          <w:lang w:val="fr_FR" w:bidi="fr_FR"/>
+        </w:rPr>
+        <w:t>1Co 15.24–28</w:t>
+      </w:r>
       <w:r>
         <w:rPr>
           <w:lang w:val="fr_FR" w:bidi="fr_FR"/>
@@ -3694,18 +3058,12 @@
         </w:rPr>
         <w:t>) : Ce nom est Jésus-Christ (</w:t>
       </w:r>
-      <w:hyperlink r:id="rId115">
-        <w:r>
-          <w:rPr>
-            <w:lang w:val="fr_FR" w:bidi="fr_FR"/>
-          </w:rPr>
-          <w:rPr>
-            <w:color w:val="0000EE"/>
-            <w:u w:val="single"/>
-          </w:rPr>
-          <w:t>2.1</w:t>
-        </w:r>
-      </w:hyperlink>
+      <w:r>
+        <w:rPr>
+          <w:lang w:val="fr_FR" w:bidi="fr_FR"/>
+        </w:rPr>
+        <w:t>2.1</w:t>
+      </w:r>
       <w:r>
         <w:rPr>
           <w:lang w:val="fr_FR" w:bidi="fr_FR"/>
@@ -3760,36 +3118,24 @@
         </w:rPr>
         <w:t>Les chrétiens doivent accomplir la loi royale, tout comme Jésus a accompli la loi par sa venue (</w:t>
       </w:r>
-      <w:hyperlink r:id="rId116">
-        <w:r>
-          <w:rPr>
-            <w:lang w:val="fr_FR" w:bidi="fr_FR"/>
-          </w:rPr>
-          <w:rPr>
-            <w:color w:val="0000EE"/>
-            <w:u w:val="single"/>
-          </w:rPr>
-          <w:t>Mt 5.17</w:t>
-        </w:r>
-      </w:hyperlink>
+      <w:r>
+        <w:rPr>
+          <w:lang w:val="fr_FR" w:bidi="fr_FR"/>
+        </w:rPr>
+        <w:t>Mt 5.17</w:t>
+      </w:r>
       <w:r>
         <w:rPr>
           <w:lang w:val="fr_FR" w:bidi="fr_FR"/>
         </w:rPr>
         <w:t>) et son enseignement (</w:t>
       </w:r>
-      <w:hyperlink r:id="rId117">
-        <w:r>
-          <w:rPr>
-            <w:lang w:val="fr_FR" w:bidi="fr_FR"/>
-          </w:rPr>
-          <w:rPr>
-            <w:color w:val="0000EE"/>
-            <w:u w:val="single"/>
-          </w:rPr>
-          <w:t>Mt 22.34–40</w:t>
-        </w:r>
-      </w:hyperlink>
+      <w:r>
+        <w:rPr>
+          <w:lang w:val="fr_FR" w:bidi="fr_FR"/>
+        </w:rPr>
+        <w:t>Mt 22.34–40</w:t>
+      </w:r>
       <w:r>
         <w:rPr>
           <w:lang w:val="fr_FR" w:bidi="fr_FR"/>
@@ -3809,90 +3155,60 @@
         </w:rPr>
         <w:t xml:space="preserve"> parce qu'elle appartient au Royaume (</w:t>
       </w:r>
-      <w:hyperlink r:id="rId32">
-        <w:r>
-          <w:rPr>
-            <w:lang w:val="fr_FR" w:bidi="fr_FR"/>
-          </w:rPr>
-          <w:rPr>
-            <w:color w:val="0000EE"/>
-            <w:u w:val="single"/>
-          </w:rPr>
-          <w:t>Jc 2.5</w:t>
-        </w:r>
-      </w:hyperlink>
+      <w:r>
+        <w:rPr>
+          <w:lang w:val="fr_FR" w:bidi="fr_FR"/>
+        </w:rPr>
+        <w:t>Jc 2.5</w:t>
+      </w:r>
       <w:r>
         <w:rPr>
           <w:lang w:val="fr_FR" w:bidi="fr_FR"/>
         </w:rPr>
         <w:t>) et a été articulée par notre glorieux Seigneur (Roi). • selon l'Écriture : Jacques ne fait plus seulement référence à la loi en général, mais rappelle un commandement spécifique du code de sainteté (</w:t>
       </w:r>
-      <w:hyperlink r:id="rId118">
-        <w:r>
-          <w:rPr>
-            <w:lang w:val="fr_FR" w:bidi="fr_FR"/>
-          </w:rPr>
-          <w:rPr>
-            <w:color w:val="0000EE"/>
-            <w:u w:val="single"/>
-          </w:rPr>
-          <w:t>Lv 19</w:t>
-        </w:r>
-      </w:hyperlink>
+      <w:r>
+        <w:rPr>
+          <w:lang w:val="fr_FR" w:bidi="fr_FR"/>
+        </w:rPr>
+        <w:t>Lv 19</w:t>
+      </w:r>
       <w:r>
         <w:rPr>
           <w:lang w:val="fr_FR" w:bidi="fr_FR"/>
         </w:rPr>
         <w:t xml:space="preserve">). Il précise comment notre amour pour Dieu doit s'exprimer dans nos relations avec les autres (voir </w:t>
       </w:r>
-      <w:hyperlink r:id="rId119">
-        <w:r>
-          <w:rPr>
-            <w:lang w:val="fr_FR" w:bidi="fr_FR"/>
-          </w:rPr>
-          <w:rPr>
-            <w:color w:val="0000EE"/>
-            <w:u w:val="single"/>
-          </w:rPr>
-          <w:t>Lv 19.18</w:t>
-        </w:r>
-      </w:hyperlink>
+      <w:r>
+        <w:rPr>
+          <w:lang w:val="fr_FR" w:bidi="fr_FR"/>
+        </w:rPr>
+        <w:t>Lv 19.18</w:t>
+      </w:r>
       <w:r>
         <w:rPr>
           <w:lang w:val="fr_FR" w:bidi="fr_FR"/>
         </w:rPr>
         <w:t xml:space="preserve"> ; </w:t>
       </w:r>
-      <w:hyperlink r:id="rId120">
-        <w:r>
-          <w:rPr>
-            <w:lang w:val="fr_FR" w:bidi="fr_FR"/>
-          </w:rPr>
-          <w:rPr>
-            <w:color w:val="0000EE"/>
-            <w:u w:val="single"/>
-          </w:rPr>
-          <w:t>Dt 6.5</w:t>
-        </w:r>
-      </w:hyperlink>
+      <w:r>
+        <w:rPr>
+          <w:lang w:val="fr_FR" w:bidi="fr_FR"/>
+        </w:rPr>
+        <w:t>Dt 6.5</w:t>
+      </w:r>
       <w:r>
         <w:rPr>
           <w:lang w:val="fr_FR" w:bidi="fr_FR"/>
         </w:rPr>
         <w:t xml:space="preserve">). • « Tu aimeras ton prochain comme toi-même » : Cette citation de </w:t>
       </w:r>
-      <w:hyperlink r:id="rId119">
-        <w:r>
-          <w:rPr>
-            <w:lang w:val="fr_FR" w:bidi="fr_FR"/>
-          </w:rPr>
-          <w:rPr>
-            <w:color w:val="0000EE"/>
-            <w:u w:val="single"/>
-          </w:rPr>
-          <w:t xml:space="preserve">Lv 19.18 </w:t>
-        </w:r>
-      </w:hyperlink>
+      <w:r>
+        <w:rPr>
+          <w:lang w:val="fr_FR" w:bidi="fr_FR"/>
+        </w:rPr>
+        <w:t xml:space="preserve">Lv 19.18 </w:t>
+      </w:r>
       <w:r>
         <w:rPr>
           <w:lang w:val="fr_FR" w:bidi="fr_FR"/>
@@ -3995,18 +3311,12 @@
         </w:rPr>
         <w:t>Le favoritisme transgresse le commandement d'aimer son prochain (</w:t>
       </w:r>
-      <w:hyperlink r:id="rId121">
-        <w:r>
-          <w:rPr>
-            <w:lang w:val="fr_FR" w:bidi="fr_FR"/>
-          </w:rPr>
-          <w:rPr>
-            <w:color w:val="0000EE"/>
-            <w:u w:val="single"/>
-          </w:rPr>
-          <w:t>2.8</w:t>
-        </w:r>
-      </w:hyperlink>
+      <w:r>
+        <w:rPr>
+          <w:lang w:val="fr_FR" w:bidi="fr_FR"/>
+        </w:rPr>
+        <w:t>2.8</w:t>
+      </w:r>
       <w:r>
         <w:rPr>
           <w:lang w:val="fr_FR" w:bidi="fr_FR"/>
@@ -4061,18 +3371,12 @@
         </w:rPr>
         <w:t xml:space="preserve">La loi vous libère du pouvoir dominateur du péché (voir </w:t>
       </w:r>
-      <w:hyperlink r:id="rId122">
-        <w:r>
-          <w:rPr>
-            <w:lang w:val="fr_FR" w:bidi="fr_FR"/>
-          </w:rPr>
-          <w:rPr>
-            <w:color w:val="0000EE"/>
-            <w:u w:val="single"/>
-          </w:rPr>
-          <w:t>1.25</w:t>
-        </w:r>
-      </w:hyperlink>
+      <w:r>
+        <w:rPr>
+          <w:lang w:val="fr_FR" w:bidi="fr_FR"/>
+        </w:rPr>
+        <w:t>1.25</w:t>
+      </w:r>
       <w:r>
         <w:rPr>
           <w:lang w:val="fr_FR" w:bidi="fr_FR"/>
@@ -4091,18 +3395,12 @@
         </w:rPr>
         <w:t>), favorisant ainsi la patience et la croissance vers la perfection (</w:t>
       </w:r>
-      <w:hyperlink r:id="rId123">
-        <w:r>
-          <w:rPr>
-            <w:lang w:val="fr_FR" w:bidi="fr_FR"/>
-          </w:rPr>
-          <w:rPr>
-            <w:color w:val="0000EE"/>
-            <w:u w:val="single"/>
-          </w:rPr>
-          <w:t>1.3–4</w:t>
-        </w:r>
-      </w:hyperlink>
+      <w:r>
+        <w:rPr>
+          <w:lang w:val="fr_FR" w:bidi="fr_FR"/>
+        </w:rPr>
+        <w:t>1.3–4</w:t>
+      </w:r>
       <w:r>
         <w:rPr>
           <w:lang w:val="fr_FR" w:bidi="fr_FR"/>
@@ -4157,54 +3455,36 @@
         </w:rPr>
         <w:t>Jacques conclut cette section (</w:t>
       </w:r>
-      <w:hyperlink r:id="rId124">
-        <w:r>
-          <w:rPr>
-            <w:lang w:val="fr_FR" w:bidi="fr_FR"/>
-          </w:rPr>
-          <w:rPr>
-            <w:color w:val="0000EE"/>
-            <w:u w:val="single"/>
-          </w:rPr>
-          <w:t>2.1–13</w:t>
-        </w:r>
-      </w:hyperlink>
+      <w:r>
+        <w:rPr>
+          <w:lang w:val="fr_FR" w:bidi="fr_FR"/>
+        </w:rPr>
+        <w:t>2.1–13</w:t>
+      </w:r>
       <w:r>
         <w:rPr>
           <w:lang w:val="fr_FR" w:bidi="fr_FR"/>
         </w:rPr>
         <w:t xml:space="preserve">) en mettant en corrélation la miséricorde divine avec la miséricorde humaine (voir aussi </w:t>
       </w:r>
-      <w:hyperlink r:id="rId125">
-        <w:r>
-          <w:rPr>
-            <w:lang w:val="fr_FR" w:bidi="fr_FR"/>
-          </w:rPr>
-          <w:rPr>
-            <w:color w:val="0000EE"/>
-            <w:u w:val="single"/>
-          </w:rPr>
-          <w:t>Mt 6.14–15</w:t>
-        </w:r>
-      </w:hyperlink>
+      <w:r>
+        <w:rPr>
+          <w:lang w:val="fr_FR" w:bidi="fr_FR"/>
+        </w:rPr>
+        <w:t>Mt 6.14–15</w:t>
+      </w:r>
       <w:r>
         <w:rPr>
           <w:lang w:val="fr_FR" w:bidi="fr_FR"/>
         </w:rPr>
         <w:t xml:space="preserve"> ; </w:t>
       </w:r>
-      <w:hyperlink r:id="rId126">
-        <w:r>
-          <w:rPr>
-            <w:lang w:val="fr_FR" w:bidi="fr_FR"/>
-          </w:rPr>
-          <w:rPr>
-            <w:color w:val="0000EE"/>
-            <w:u w:val="single"/>
-          </w:rPr>
-          <w:t>Ep 4.32</w:t>
-        </w:r>
-      </w:hyperlink>
+      <w:r>
+        <w:rPr>
+          <w:lang w:val="fr_FR" w:bidi="fr_FR"/>
+        </w:rPr>
+        <w:t>Ep 4.32</w:t>
+      </w:r>
       <w:r>
         <w:rPr>
           <w:lang w:val="fr_FR" w:bidi="fr_FR"/>
@@ -4259,108 +3539,72 @@
         </w:rPr>
         <w:t xml:space="preserve">De dire qu'il a la foi : Jacques écrit à des chrétiens qui ont besoin d'être encouragés à produire les actions qui devraient découler d'une foi authentique. Paul fait la même remarque (voir, par exemple, </w:t>
       </w:r>
-      <w:hyperlink r:id="rId127">
-        <w:r>
-          <w:rPr>
-            <w:lang w:val="fr_FR" w:bidi="fr_FR"/>
-          </w:rPr>
-          <w:rPr>
-            <w:color w:val="0000EE"/>
-            <w:u w:val="single"/>
-          </w:rPr>
-          <w:t>Ga 5.6</w:t>
-        </w:r>
-      </w:hyperlink>
+      <w:r>
+        <w:rPr>
+          <w:lang w:val="fr_FR" w:bidi="fr_FR"/>
+        </w:rPr>
+        <w:t>Ga 5.6</w:t>
+      </w:r>
       <w:r>
         <w:rPr>
           <w:lang w:val="fr_FR" w:bidi="fr_FR"/>
         </w:rPr>
         <w:t>), mais critique souvent les gens qui essaient de fonder leur relation avec Dieu sur ce qu'ils font (</w:t>
       </w:r>
-      <w:hyperlink r:id="rId128">
-        <w:r>
-          <w:rPr>
-            <w:lang w:val="fr_FR" w:bidi="fr_FR"/>
-          </w:rPr>
-          <w:rPr>
-            <w:color w:val="0000EE"/>
-            <w:u w:val="single"/>
-          </w:rPr>
-          <w:t>Rm 3.20</w:t>
-        </w:r>
-      </w:hyperlink>
+      <w:r>
+        <w:rPr>
+          <w:lang w:val="fr_FR" w:bidi="fr_FR"/>
+        </w:rPr>
+        <w:t>Rm 3.20</w:t>
+      </w:r>
       <w:r>
         <w:rPr>
           <w:lang w:val="fr_FR" w:bidi="fr_FR"/>
         </w:rPr>
         <w:t xml:space="preserve">, </w:t>
       </w:r>
-      <w:hyperlink r:id="rId129">
-        <w:r>
-          <w:rPr>
-            <w:lang w:val="fr_FR" w:bidi="fr_FR"/>
-          </w:rPr>
-          <w:rPr>
-            <w:color w:val="0000EE"/>
-            <w:u w:val="single"/>
-          </w:rPr>
-          <w:t xml:space="preserve">28 </w:t>
-        </w:r>
-      </w:hyperlink>
+      <w:r>
+        <w:rPr>
+          <w:lang w:val="fr_FR" w:bidi="fr_FR"/>
+        </w:rPr>
+        <w:t xml:space="preserve">28 </w:t>
+      </w:r>
       <w:r>
         <w:rPr>
           <w:lang w:val="fr_FR" w:bidi="fr_FR"/>
         </w:rPr>
         <w:t xml:space="preserve">; </w:t>
       </w:r>
-      <w:hyperlink r:id="rId130">
-        <w:r>
-          <w:rPr>
-            <w:lang w:val="fr_FR" w:bidi="fr_FR"/>
-          </w:rPr>
-          <w:rPr>
-            <w:color w:val="0000EE"/>
-            <w:u w:val="single"/>
-          </w:rPr>
-          <w:t xml:space="preserve">4.3–5 </w:t>
-        </w:r>
-      </w:hyperlink>
+      <w:r>
+        <w:rPr>
+          <w:lang w:val="fr_FR" w:bidi="fr_FR"/>
+        </w:rPr>
+        <w:t xml:space="preserve">4.3–5 </w:t>
+      </w:r>
       <w:r>
         <w:rPr>
           <w:lang w:val="fr_FR" w:bidi="fr_FR"/>
         </w:rPr>
         <w:t xml:space="preserve">; </w:t>
       </w:r>
-      <w:hyperlink r:id="rId131">
-        <w:r>
-          <w:rPr>
-            <w:lang w:val="fr_FR" w:bidi="fr_FR"/>
-          </w:rPr>
-          <w:rPr>
-            <w:color w:val="0000EE"/>
-            <w:u w:val="single"/>
-          </w:rPr>
-          <w:t xml:space="preserve">Ga 2.16 </w:t>
-        </w:r>
-      </w:hyperlink>
+      <w:r>
+        <w:rPr>
+          <w:lang w:val="fr_FR" w:bidi="fr_FR"/>
+        </w:rPr>
+        <w:t xml:space="preserve">Ga 2.16 </w:t>
+      </w:r>
       <w:r>
         <w:rPr>
           <w:lang w:val="fr_FR" w:bidi="fr_FR"/>
         </w:rPr>
         <w:t xml:space="preserve">; </w:t>
       </w:r>
-      <w:hyperlink r:id="rId132">
-        <w:r>
-          <w:rPr>
-            <w:lang w:val="fr_FR" w:bidi="fr_FR"/>
-          </w:rPr>
-          <w:rPr>
-            <w:color w:val="0000EE"/>
-            <w:u w:val="single"/>
-          </w:rPr>
-          <w:t>3.1–14</w:t>
-        </w:r>
-      </w:hyperlink>
+      <w:r>
+        <w:rPr>
+          <w:lang w:val="fr_FR" w:bidi="fr_FR"/>
+        </w:rPr>
+        <w:t>3.1–14</w:t>
+      </w:r>
       <w:r>
         <w:rPr>
           <w:lang w:val="fr_FR" w:bidi="fr_FR"/>
@@ -4415,36 +3659,24 @@
         </w:rPr>
         <w:t>Jacques explique pourquoi les chrétiens doivent se préoccuper du jugement de leurs actions (</w:t>
       </w:r>
-      <w:hyperlink r:id="rId133">
-        <w:r>
-          <w:rPr>
-            <w:lang w:val="fr_FR" w:bidi="fr_FR"/>
-          </w:rPr>
-          <w:rPr>
-            <w:color w:val="0000EE"/>
-            <w:u w:val="single"/>
-          </w:rPr>
-          <w:t>2.12–13</w:t>
-        </w:r>
-      </w:hyperlink>
+      <w:r>
+        <w:rPr>
+          <w:lang w:val="fr_FR" w:bidi="fr_FR"/>
+        </w:rPr>
+        <w:t>2.12–13</w:t>
+      </w:r>
       <w:r>
         <w:rPr>
           <w:lang w:val="fr_FR" w:bidi="fr_FR"/>
         </w:rPr>
         <w:t xml:space="preserve">) : la vraie foi doit s'accompagner de bonnes œuvres (voir </w:t>
       </w:r>
-      <w:hyperlink r:id="rId38">
-        <w:r>
-          <w:rPr>
-            <w:lang w:val="fr_FR" w:bidi="fr_FR"/>
-          </w:rPr>
-          <w:rPr>
-            <w:color w:val="0000EE"/>
-            <w:u w:val="single"/>
-          </w:rPr>
-          <w:t>1.22–25</w:t>
-        </w:r>
-      </w:hyperlink>
+      <w:r>
+        <w:rPr>
+          <w:lang w:val="fr_FR" w:bidi="fr_FR"/>
+        </w:rPr>
+        <w:t>1.22–25</w:t>
+      </w:r>
       <w:r>
         <w:rPr>
           <w:lang w:val="fr_FR" w:bidi="fr_FR"/>
@@ -4499,18 +3731,12 @@
         </w:rPr>
         <w:t xml:space="preserve">Si un frère ou une sœur : Comme dans </w:t>
       </w:r>
-      <w:hyperlink r:id="rId134">
-        <w:r>
-          <w:rPr>
-            <w:lang w:val="fr_FR" w:bidi="fr_FR"/>
-          </w:rPr>
-          <w:rPr>
-            <w:color w:val="0000EE"/>
-            <w:u w:val="single"/>
-          </w:rPr>
-          <w:t>2.2–4</w:t>
-        </w:r>
-      </w:hyperlink>
+      <w:r>
+        <w:rPr>
+          <w:lang w:val="fr_FR" w:bidi="fr_FR"/>
+        </w:rPr>
+        <w:t>2.2–4</w:t>
+      </w:r>
       <w:r>
         <w:rPr>
           <w:lang w:val="fr_FR" w:bidi="fr_FR"/>
@@ -4577,18 +3803,12 @@
         </w:rPr>
         <w:t xml:space="preserve">). Il imagine un contre-argument selon lequel une personne pourrait avoir le don de la foi tandis qu'une autre aurait le don des œuvres (voir </w:t>
       </w:r>
-      <w:hyperlink r:id="rId135">
-        <w:r>
-          <w:rPr>
-            <w:lang w:val="fr_FR" w:bidi="fr_FR"/>
-          </w:rPr>
-          <w:rPr>
-            <w:color w:val="0000EE"/>
-            <w:u w:val="single"/>
-          </w:rPr>
-          <w:t>1Co 12.7–9</w:t>
-        </w:r>
-      </w:hyperlink>
+      <w:r>
+        <w:rPr>
+          <w:lang w:val="fr_FR" w:bidi="fr_FR"/>
+        </w:rPr>
+        <w:t>1Co 12.7–9</w:t>
+      </w:r>
       <w:r>
         <w:rPr>
           <w:lang w:val="fr_FR" w:bidi="fr_FR"/>
@@ -4643,36 +3863,24 @@
         </w:rPr>
         <w:t xml:space="preserve">Qu'il y a un seul Dieu : C'est la confession de foi fondamentale d'Israël (voir </w:t>
       </w:r>
-      <w:hyperlink r:id="rId136">
-        <w:r>
-          <w:rPr>
-            <w:lang w:val="fr_FR" w:bidi="fr_FR"/>
-          </w:rPr>
-          <w:rPr>
-            <w:color w:val="0000EE"/>
-            <w:u w:val="single"/>
-          </w:rPr>
-          <w:t>Dt 6.4</w:t>
-        </w:r>
-      </w:hyperlink>
+      <w:r>
+        <w:rPr>
+          <w:lang w:val="fr_FR" w:bidi="fr_FR"/>
+        </w:rPr>
+        <w:t>Dt 6.4</w:t>
+      </w:r>
       <w:r>
         <w:rPr>
           <w:lang w:val="fr_FR" w:bidi="fr_FR"/>
         </w:rPr>
         <w:t>). • les démons le croient aussi : ils savent qu'il y a un seul Dieu, qui est leur ennemi (</w:t>
       </w:r>
-      <w:hyperlink r:id="rId137">
-        <w:r>
-          <w:rPr>
-            <w:lang w:val="fr_FR" w:bidi="fr_FR"/>
-          </w:rPr>
-          <w:rPr>
-            <w:color w:val="0000EE"/>
-            <w:u w:val="single"/>
-          </w:rPr>
-          <w:t>Mc 1.24</w:t>
-        </w:r>
-      </w:hyperlink>
+      <w:r>
+        <w:rPr>
+          <w:lang w:val="fr_FR" w:bidi="fr_FR"/>
+        </w:rPr>
+        <w:t>Mc 1.24</w:t>
+      </w:r>
       <w:r>
         <w:rPr>
           <w:lang w:val="fr_FR" w:bidi="fr_FR"/>
@@ -4775,54 +3983,36 @@
         </w:rPr>
         <w:t xml:space="preserve">Ce verset précise </w:t>
       </w:r>
-      <w:hyperlink r:id="rId138">
-        <w:r>
-          <w:rPr>
-            <w:lang w:val="fr_FR" w:bidi="fr_FR"/>
-          </w:rPr>
-          <w:rPr>
-            <w:color w:val="0000EE"/>
-            <w:u w:val="single"/>
-          </w:rPr>
-          <w:t>2.21</w:t>
-        </w:r>
-      </w:hyperlink>
+      <w:r>
+        <w:rPr>
+          <w:lang w:val="fr_FR" w:bidi="fr_FR"/>
+        </w:rPr>
+        <w:t>2.21</w:t>
+      </w:r>
       <w:r>
         <w:rPr>
           <w:lang w:val="fr_FR" w:bidi="fr_FR"/>
         </w:rPr>
         <w:t xml:space="preserve"> afin qu'il ne soit pas mal interprété : Abraham n'a pas été justifié par ses actions seules ; au contraire, sa foi et ses actions ont fonctionné ensemble. Cela décrit le dévouement fidèle d'Abraham envers Dieu et tout au long de sa vie (voir </w:t>
       </w:r>
-      <w:hyperlink r:id="rId139">
-        <w:r>
-          <w:rPr>
-            <w:lang w:val="fr_FR" w:bidi="fr_FR"/>
-          </w:rPr>
-          <w:rPr>
-            <w:color w:val="0000EE"/>
-            <w:u w:val="single"/>
-          </w:rPr>
-          <w:t>Gn 12.1–4</w:t>
-        </w:r>
-      </w:hyperlink>
+      <w:r>
+        <w:rPr>
+          <w:lang w:val="fr_FR" w:bidi="fr_FR"/>
+        </w:rPr>
+        <w:t>Gn 12.1–4</w:t>
+      </w:r>
       <w:r>
         <w:rPr>
           <w:lang w:val="fr_FR" w:bidi="fr_FR"/>
         </w:rPr>
         <w:t xml:space="preserve"> ; </w:t>
       </w:r>
-      <w:hyperlink r:id="rId140">
-        <w:r>
-          <w:rPr>
-            <w:lang w:val="fr_FR" w:bidi="fr_FR"/>
-          </w:rPr>
-          <w:rPr>
-            <w:color w:val="0000EE"/>
-            <w:u w:val="single"/>
-          </w:rPr>
-          <w:t>18.1–27</w:t>
-        </w:r>
-      </w:hyperlink>
+      <w:r>
+        <w:rPr>
+          <w:lang w:val="fr_FR" w:bidi="fr_FR"/>
+        </w:rPr>
+        <w:t>18.1–27</w:t>
+      </w:r>
       <w:r>
         <w:rPr>
           <w:lang w:val="fr_FR" w:bidi="fr_FR"/>
@@ -4890,90 +4080,60 @@
         </w:rPr>
         <w:t>) : Jacques comprenait le sacrifice d'Isaac (</w:t>
       </w:r>
-      <w:hyperlink r:id="rId141">
-        <w:r>
-          <w:rPr>
-            <w:lang w:val="fr_FR" w:bidi="fr_FR"/>
-          </w:rPr>
-          <w:rPr>
-            <w:color w:val="0000EE"/>
-            <w:u w:val="single"/>
-          </w:rPr>
-          <w:t>Gn 22</w:t>
-        </w:r>
-      </w:hyperlink>
+      <w:r>
+        <w:rPr>
+          <w:lang w:val="fr_FR" w:bidi="fr_FR"/>
+        </w:rPr>
+        <w:t>Gn 22</w:t>
+      </w:r>
       <w:r>
         <w:rPr>
           <w:lang w:val="fr_FR" w:bidi="fr_FR"/>
         </w:rPr>
         <w:t xml:space="preserve">) comme l'accomplissement de la foi d'Abraham et de sa justification (cité de </w:t>
       </w:r>
-      <w:hyperlink r:id="rId142">
-        <w:r>
-          <w:rPr>
-            <w:lang w:val="fr_FR" w:bidi="fr_FR"/>
-          </w:rPr>
-          <w:rPr>
-            <w:color w:val="0000EE"/>
-            <w:u w:val="single"/>
-          </w:rPr>
-          <w:t>Gn 15.6</w:t>
-        </w:r>
-      </w:hyperlink>
+      <w:r>
+        <w:rPr>
+          <w:lang w:val="fr_FR" w:bidi="fr_FR"/>
+        </w:rPr>
+        <w:t>Gn 15.6</w:t>
+      </w:r>
       <w:r>
         <w:rPr>
           <w:lang w:val="fr_FR" w:bidi="fr_FR"/>
         </w:rPr>
         <w:t>). • Il fut même appelé ami de Dieu : Jacques souligne la nature de sa foi comme une relation de loyauté sans partage (</w:t>
       </w:r>
-      <w:hyperlink r:id="rId44">
-        <w:r>
-          <w:rPr>
-            <w:lang w:val="fr_FR" w:bidi="fr_FR"/>
-          </w:rPr>
-          <w:rPr>
-            <w:color w:val="0000EE"/>
-            <w:u w:val="single"/>
-          </w:rPr>
-          <w:t>Jc 1.5–8 ;</w:t>
-        </w:r>
-      </w:hyperlink>
+      <w:r>
+        <w:rPr>
+          <w:lang w:val="fr_FR" w:bidi="fr_FR"/>
+        </w:rPr>
+        <w:t>Jc 1.5–8 ;</w:t>
+      </w:r>
       <w:r>
         <w:rPr>
           <w:lang w:val="fr_FR" w:bidi="fr_FR"/>
         </w:rPr>
         <w:t xml:space="preserve"> </w:t>
       </w:r>
-      <w:hyperlink r:id="rId87">
-        <w:r>
-          <w:rPr>
-            <w:lang w:val="fr_FR" w:bidi="fr_FR"/>
-          </w:rPr>
-          <w:rPr>
-            <w:color w:val="0000EE"/>
-            <w:u w:val="single"/>
-          </w:rPr>
-          <w:t xml:space="preserve">4.4 </w:t>
-        </w:r>
-      </w:hyperlink>
+      <w:r>
+        <w:rPr>
+          <w:lang w:val="fr_FR" w:bidi="fr_FR"/>
+        </w:rPr>
+        <w:t xml:space="preserve">4.4 </w:t>
+      </w:r>
       <w:r>
         <w:rPr>
           <w:lang w:val="fr_FR" w:bidi="fr_FR"/>
         </w:rPr>
         <w:t xml:space="preserve">; </w:t>
       </w:r>
-      <w:hyperlink r:id="rId143">
-        <w:r>
-          <w:rPr>
-            <w:lang w:val="fr_FR" w:bidi="fr_FR"/>
-          </w:rPr>
-          <w:rPr>
-            <w:color w:val="0000EE"/>
-            <w:u w:val="single"/>
-          </w:rPr>
-          <w:t>Jn 15.15</w:t>
-        </w:r>
-      </w:hyperlink>
+      <w:r>
+        <w:rPr>
+          <w:lang w:val="fr_FR" w:bidi="fr_FR"/>
+        </w:rPr>
+        <w:t>Jn 15.15</w:t>
+      </w:r>
       <w:r>
         <w:rPr>
           <w:lang w:val="fr_FR" w:bidi="fr_FR"/>
@@ -5028,126 +4188,84 @@
         </w:rPr>
         <w:t>Non par la foi seulement : C'est-à-dire, pas comme les démons qui croient simplement (</w:t>
       </w:r>
-      <w:hyperlink r:id="rId144">
-        <w:r>
-          <w:rPr>
-            <w:lang w:val="fr_FR" w:bidi="fr_FR"/>
-          </w:rPr>
-          <w:rPr>
-            <w:color w:val="0000EE"/>
-            <w:u w:val="single"/>
-          </w:rPr>
-          <w:t>2.19</w:t>
-        </w:r>
-      </w:hyperlink>
+      <w:r>
+        <w:rPr>
+          <w:lang w:val="fr_FR" w:bidi="fr_FR"/>
+        </w:rPr>
+        <w:t>2.19</w:t>
+      </w:r>
       <w:r>
         <w:rPr>
           <w:lang w:val="fr_FR" w:bidi="fr_FR"/>
         </w:rPr>
         <w:t>), mais par une foi qui aboutit à des actes généreux, comme ceux de Dieu lui-même (</w:t>
       </w:r>
-      <w:hyperlink r:id="rId145">
-        <w:r>
-          <w:rPr>
-            <w:lang w:val="fr_FR" w:bidi="fr_FR"/>
-          </w:rPr>
-          <w:rPr>
-            <w:color w:val="0000EE"/>
-            <w:u w:val="single"/>
-          </w:rPr>
-          <w:t>1.17</w:t>
-        </w:r>
-      </w:hyperlink>
+      <w:r>
+        <w:rPr>
+          <w:lang w:val="fr_FR" w:bidi="fr_FR"/>
+        </w:rPr>
+        <w:t>1.17</w:t>
+      </w:r>
       <w:r>
         <w:rPr>
           <w:lang w:val="fr_FR" w:bidi="fr_FR"/>
         </w:rPr>
         <w:t>). Certains pensent que cet enseignement contredit celui de Paul. Paul ne critique pourtant pas les bonnes actions en elles-mêmes, mais le fait de s'en servir pour recevoir le pardon des péchés (</w:t>
       </w:r>
-      <w:hyperlink r:id="rId129">
-        <w:r>
-          <w:rPr>
-            <w:lang w:val="fr_FR" w:bidi="fr_FR"/>
-          </w:rPr>
-          <w:rPr>
-            <w:color w:val="0000EE"/>
-            <w:u w:val="single"/>
-          </w:rPr>
-          <w:t>Rm 3.28</w:t>
-        </w:r>
-      </w:hyperlink>
+      <w:r>
+        <w:rPr>
+          <w:lang w:val="fr_FR" w:bidi="fr_FR"/>
+        </w:rPr>
+        <w:t>Rm 3.28</w:t>
+      </w:r>
       <w:r>
         <w:rPr>
           <w:lang w:val="fr_FR" w:bidi="fr_FR"/>
         </w:rPr>
         <w:t xml:space="preserve"> ; </w:t>
       </w:r>
-      <w:hyperlink r:id="rId131">
-        <w:r>
-          <w:rPr>
-            <w:lang w:val="fr_FR" w:bidi="fr_FR"/>
-          </w:rPr>
-          <w:rPr>
-            <w:color w:val="0000EE"/>
-            <w:u w:val="single"/>
-          </w:rPr>
-          <w:t>Ga 2.16</w:t>
-        </w:r>
-      </w:hyperlink>
+      <w:r>
+        <w:rPr>
+          <w:lang w:val="fr_FR" w:bidi="fr_FR"/>
+        </w:rPr>
+        <w:t>Ga 2.16</w:t>
+      </w:r>
       <w:r>
         <w:rPr>
           <w:lang w:val="fr_FR" w:bidi="fr_FR"/>
         </w:rPr>
         <w:t>). Tout comme Paul comprend que la charité et la générosité ne peuvent découler que de la vraie foi (</w:t>
       </w:r>
-      <w:hyperlink r:id="rId127">
-        <w:r>
-          <w:rPr>
-            <w:lang w:val="fr_FR" w:bidi="fr_FR"/>
-          </w:rPr>
-          <w:rPr>
-            <w:color w:val="0000EE"/>
-            <w:u w:val="single"/>
-          </w:rPr>
-          <w:t>Ga 5.6</w:t>
-        </w:r>
-      </w:hyperlink>
+      <w:r>
+        <w:rPr>
+          <w:lang w:val="fr_FR" w:bidi="fr_FR"/>
+        </w:rPr>
+        <w:t>Ga 5.6</w:t>
+      </w:r>
       <w:r>
         <w:rPr>
           <w:lang w:val="fr_FR" w:bidi="fr_FR"/>
         </w:rPr>
         <w:t>), Jacques sait aussi que des bonnes actions ne peuvent résulter que d'une foi authentique se traduisant par un engagement envers Dieu (</w:t>
       </w:r>
-      <w:hyperlink r:id="rId49">
-        <w:r>
-          <w:rPr>
-            <w:lang w:val="fr_FR" w:bidi="fr_FR"/>
-          </w:rPr>
-          <w:rPr>
-            <w:color w:val="0000EE"/>
-            <w:u w:val="single"/>
-          </w:rPr>
-          <w:t>Jc 2.18</w:t>
-        </w:r>
-      </w:hyperlink>
+      <w:r>
+        <w:rPr>
+          <w:lang w:val="fr_FR" w:bidi="fr_FR"/>
+        </w:rPr>
+        <w:t>Jc 2.18</w:t>
+      </w:r>
       <w:r>
         <w:rPr>
           <w:lang w:val="fr_FR" w:bidi="fr_FR"/>
         </w:rPr>
         <w:t xml:space="preserve">, </w:t>
       </w:r>
-      <w:hyperlink r:id="rId146">
-        <w:r>
-          <w:rPr>
-            <w:lang w:val="fr_FR" w:bidi="fr_FR"/>
-          </w:rPr>
-          <w:rPr>
-            <w:color w:val="0000EE"/>
-            <w:u w:val="single"/>
-          </w:rPr>
-          <w:t>26</w:t>
-        </w:r>
-      </w:hyperlink>
+      <w:r>
+        <w:rPr>
+          <w:lang w:val="fr_FR" w:bidi="fr_FR"/>
+        </w:rPr>
+        <w:t>26</w:t>
+      </w:r>
       <w:r>
         <w:rPr>
           <w:lang w:val="fr_FR" w:bidi="fr_FR"/>
@@ -5202,90 +4320,60 @@
         </w:rPr>
         <w:t xml:space="preserve">Jacques présente Rahab la prostituée (voir </w:t>
       </w:r>
-      <w:hyperlink r:id="rId147">
-        <w:r>
-          <w:rPr>
-            <w:lang w:val="fr_FR" w:bidi="fr_FR"/>
-          </w:rPr>
-          <w:rPr>
-            <w:color w:val="0000EE"/>
-            <w:u w:val="single"/>
-          </w:rPr>
-          <w:t>Jos 2.1</w:t>
-        </w:r>
-      </w:hyperlink>
+      <w:r>
+        <w:rPr>
+          <w:lang w:val="fr_FR" w:bidi="fr_FR"/>
+        </w:rPr>
+        <w:t>Jos 2.1</w:t>
+      </w:r>
       <w:r>
         <w:rPr>
           <w:lang w:val="fr_FR" w:bidi="fr_FR"/>
         </w:rPr>
         <w:t>) pour illustrer par un deuxième exemple la nécessité d'accompagner la foi par des œuvres. Elle avait déclaré avec foi que le Dieu d'Israël était le seul Dieu (</w:t>
       </w:r>
-      <w:hyperlink r:id="rId148">
-        <w:r>
-          <w:rPr>
-            <w:lang w:val="fr_FR" w:bidi="fr_FR"/>
-          </w:rPr>
-          <w:rPr>
-            <w:color w:val="0000EE"/>
-            <w:u w:val="single"/>
-          </w:rPr>
-          <w:t>Jos 2.9–11</w:t>
-        </w:r>
-      </w:hyperlink>
+      <w:r>
+        <w:rPr>
+          <w:lang w:val="fr_FR" w:bidi="fr_FR"/>
+        </w:rPr>
+        <w:t>Jos 2.9–11</w:t>
+      </w:r>
       <w:r>
         <w:rPr>
           <w:lang w:val="fr_FR" w:bidi="fr_FR"/>
         </w:rPr>
         <w:t>), et sa foi a été rendue manifeste par ses actions lorsqu'elle a offert l'hospitalité et le moyen de s'évader aux espions israélites (</w:t>
       </w:r>
-      <w:hyperlink r:id="rId149">
-        <w:r>
-          <w:rPr>
-            <w:lang w:val="fr_FR" w:bidi="fr_FR"/>
-          </w:rPr>
-          <w:rPr>
-            <w:color w:val="0000EE"/>
-            <w:u w:val="single"/>
-          </w:rPr>
-          <w:t>Jos 2.1–6</w:t>
-        </w:r>
-      </w:hyperlink>
+      <w:r>
+        <w:rPr>
+          <w:lang w:val="fr_FR" w:bidi="fr_FR"/>
+        </w:rPr>
+        <w:t>Jos 2.1–6</w:t>
+      </w:r>
       <w:r>
         <w:rPr>
           <w:lang w:val="fr_FR" w:bidi="fr_FR"/>
         </w:rPr>
         <w:t xml:space="preserve"> ; </w:t>
       </w:r>
-      <w:hyperlink r:id="rId150">
-        <w:r>
-          <w:rPr>
-            <w:lang w:val="fr_FR" w:bidi="fr_FR"/>
-          </w:rPr>
-          <w:rPr>
-            <w:color w:val="0000EE"/>
-            <w:u w:val="single"/>
-          </w:rPr>
-          <w:t>6.25</w:t>
-        </w:r>
-      </w:hyperlink>
+      <w:r>
+        <w:rPr>
+          <w:lang w:val="fr_FR" w:bidi="fr_FR"/>
+        </w:rPr>
+        <w:t>6.25</w:t>
+      </w:r>
       <w:r>
         <w:rPr>
           <w:lang w:val="fr_FR" w:bidi="fr_FR"/>
         </w:rPr>
         <w:t xml:space="preserve"> ; </w:t>
       </w:r>
-      <w:hyperlink r:id="rId151">
-        <w:r>
-          <w:rPr>
-            <w:lang w:val="fr_FR" w:bidi="fr_FR"/>
-          </w:rPr>
-          <w:rPr>
-            <w:color w:val="0000EE"/>
-            <w:u w:val="single"/>
-          </w:rPr>
-          <w:t>Hé 11.31</w:t>
-        </w:r>
-      </w:hyperlink>
+      <w:r>
+        <w:rPr>
+          <w:lang w:val="fr_FR" w:bidi="fr_FR"/>
+        </w:rPr>
+        <w:t>Hé 11.31</w:t>
+      </w:r>
       <w:r>
         <w:rPr>
           <w:lang w:val="fr_FR" w:bidi="fr_FR"/>
@@ -5340,18 +4428,12 @@
         </w:rPr>
         <w:t>Les œuvres sont aussi nécessaires à la foi que le souffle est nécessaire au corps physique (</w:t>
       </w:r>
-      <w:hyperlink r:id="rId69">
-        <w:r>
-          <w:rPr>
-            <w:lang w:val="fr_FR" w:bidi="fr_FR"/>
-          </w:rPr>
-          <w:rPr>
-            <w:color w:val="0000EE"/>
-            <w:u w:val="single"/>
-          </w:rPr>
-          <w:t>Gn 2.7</w:t>
-        </w:r>
-      </w:hyperlink>
+      <w:r>
+        <w:rPr>
+          <w:lang w:val="fr_FR" w:bidi="fr_FR"/>
+        </w:rPr>
+        <w:t>Gn 2.7</w:t>
+      </w:r>
       <w:r>
         <w:rPr>
           <w:lang w:val="fr_FR" w:bidi="fr_FR"/>
@@ -5406,90 +4488,60 @@
         </w:rPr>
         <w:t>Le statut d'enseignant dans l'église primitive était socialement reconnu comme haut placé (</w:t>
       </w:r>
-      <w:hyperlink r:id="rId152">
-        <w:r>
-          <w:rPr>
-            <w:lang w:val="fr_FR" w:bidi="fr_FR"/>
-          </w:rPr>
-          <w:rPr>
-            <w:color w:val="0000EE"/>
-            <w:u w:val="single"/>
-          </w:rPr>
-          <w:t>1Co 12.28</w:t>
-        </w:r>
-      </w:hyperlink>
+      <w:r>
+        <w:rPr>
+          <w:lang w:val="fr_FR" w:bidi="fr_FR"/>
+        </w:rPr>
+        <w:t>1Co 12.28</w:t>
+      </w:r>
       <w:r>
         <w:rPr>
           <w:lang w:val="fr_FR" w:bidi="fr_FR"/>
         </w:rPr>
         <w:t xml:space="preserve"> ; </w:t>
       </w:r>
-      <w:hyperlink r:id="rId153">
-        <w:r>
-          <w:rPr>
-            <w:lang w:val="fr_FR" w:bidi="fr_FR"/>
-          </w:rPr>
-          <w:rPr>
-            <w:color w:val="0000EE"/>
-            <w:u w:val="single"/>
-          </w:rPr>
-          <w:t>Ep 4.11</w:t>
-        </w:r>
-      </w:hyperlink>
+      <w:r>
+        <w:rPr>
+          <w:lang w:val="fr_FR" w:bidi="fr_FR"/>
+        </w:rPr>
+        <w:t>Ep 4.11</w:t>
+      </w:r>
       <w:r>
         <w:rPr>
           <w:lang w:val="fr_FR" w:bidi="fr_FR"/>
         </w:rPr>
         <w:t xml:space="preserve"> ; </w:t>
       </w:r>
-      <w:hyperlink r:id="rId154">
-        <w:r>
-          <w:rPr>
-            <w:lang w:val="fr_FR" w:bidi="fr_FR"/>
-          </w:rPr>
-          <w:rPr>
-            <w:color w:val="0000EE"/>
-            <w:u w:val="single"/>
-          </w:rPr>
-          <w:t>1Tm 5.17</w:t>
-        </w:r>
-      </w:hyperlink>
+      <w:r>
+        <w:rPr>
+          <w:lang w:val="fr_FR" w:bidi="fr_FR"/>
+        </w:rPr>
+        <w:t>1Tm 5.17</w:t>
+      </w:r>
       <w:r>
         <w:rPr>
           <w:lang w:val="fr_FR" w:bidi="fr_FR"/>
         </w:rPr>
         <w:t xml:space="preserve"> ; cf. </w:t>
       </w:r>
-      <w:hyperlink r:id="rId155">
-        <w:r>
-          <w:rPr>
-            <w:lang w:val="fr_FR" w:bidi="fr_FR"/>
-          </w:rPr>
-          <w:rPr>
-            <w:color w:val="0000EE"/>
-            <w:u w:val="single"/>
-          </w:rPr>
-          <w:t>Ac 5.34</w:t>
-        </w:r>
-      </w:hyperlink>
+      <w:r>
+        <w:rPr>
+          <w:lang w:val="fr_FR" w:bidi="fr_FR"/>
+        </w:rPr>
+        <w:t>Ac 5.34</w:t>
+      </w:r>
       <w:r>
         <w:rPr>
           <w:lang w:val="fr_FR" w:bidi="fr_FR"/>
         </w:rPr>
         <w:t>). Un tel honneur pouvait compenser la honte des chrétiens face à leur marginalité en société (</w:t>
       </w:r>
-      <w:hyperlink r:id="rId156">
-        <w:r>
-          <w:rPr>
-            <w:lang w:val="fr_FR" w:bidi="fr_FR"/>
-          </w:rPr>
-          <w:rPr>
-            <w:color w:val="0000EE"/>
-            <w:u w:val="single"/>
-          </w:rPr>
-          <w:t>Jc 2.6–7</w:t>
-        </w:r>
-      </w:hyperlink>
+      <w:r>
+        <w:rPr>
+          <w:lang w:val="fr_FR" w:bidi="fr_FR"/>
+        </w:rPr>
+        <w:t>Jc 2.6–7</w:t>
+      </w:r>
       <w:r>
         <w:rPr>
           <w:lang w:val="fr_FR" w:bidi="fr_FR"/>
@@ -5544,54 +4596,36 @@
         </w:rPr>
         <w:t>Nous bronchons tous : La préoccupation première de Jacques est le comportement et les discours des membres de l'Église, affectant les relations interpersonnelles (</w:t>
       </w:r>
-      <w:hyperlink r:id="rId157">
-        <w:r>
-          <w:rPr>
-            <w:lang w:val="fr_FR" w:bidi="fr_FR"/>
-          </w:rPr>
-          <w:rPr>
-            <w:color w:val="0000EE"/>
-            <w:u w:val="single"/>
-          </w:rPr>
-          <w:t>3.9–10</w:t>
-        </w:r>
-      </w:hyperlink>
+      <w:r>
+        <w:rPr>
+          <w:lang w:val="fr_FR" w:bidi="fr_FR"/>
+        </w:rPr>
+        <w:t>3.9–10</w:t>
+      </w:r>
       <w:r>
         <w:rPr>
           <w:lang w:val="fr_FR" w:bidi="fr_FR"/>
         </w:rPr>
         <w:t xml:space="preserve">, </w:t>
       </w:r>
-      <w:hyperlink r:id="rId29">
-        <w:r>
-          <w:rPr>
-            <w:lang w:val="fr_FR" w:bidi="fr_FR"/>
-          </w:rPr>
-          <w:rPr>
-            <w:color w:val="0000EE"/>
-            <w:u w:val="single"/>
-          </w:rPr>
-          <w:t>14</w:t>
-        </w:r>
-      </w:hyperlink>
+      <w:r>
+        <w:rPr>
+          <w:lang w:val="fr_FR" w:bidi="fr_FR"/>
+        </w:rPr>
+        <w:t>14</w:t>
+      </w:r>
       <w:r>
         <w:rPr>
           <w:lang w:val="fr_FR" w:bidi="fr_FR"/>
         </w:rPr>
         <w:t xml:space="preserve"> ; </w:t>
       </w:r>
-      <w:hyperlink r:id="rId158">
-        <w:r>
-          <w:rPr>
-            <w:lang w:val="fr_FR" w:bidi="fr_FR"/>
-          </w:rPr>
-          <w:rPr>
-            <w:color w:val="0000EE"/>
-            <w:u w:val="single"/>
-          </w:rPr>
-          <w:t>4.1–3</w:t>
-        </w:r>
-      </w:hyperlink>
+      <w:r>
+        <w:rPr>
+          <w:lang w:val="fr_FR" w:bidi="fr_FR"/>
+        </w:rPr>
+        <w:t>4.1–3</w:t>
+      </w:r>
       <w:r>
         <w:rPr>
           <w:lang w:val="fr_FR" w:bidi="fr_FR"/>
@@ -5646,90 +4680,60 @@
         </w:rPr>
         <w:t>C'est le monde de l'iniquité : La langue agit comme un agent de toute l'injustice opposée à Dieu (</w:t>
       </w:r>
-      <w:hyperlink r:id="rId159">
-        <w:r>
-          <w:rPr>
-            <w:lang w:val="fr_FR" w:bidi="fr_FR"/>
-          </w:rPr>
-          <w:rPr>
-            <w:color w:val="0000EE"/>
-            <w:u w:val="single"/>
-          </w:rPr>
-          <w:t>1.27</w:t>
-        </w:r>
-      </w:hyperlink>
+      <w:r>
+        <w:rPr>
+          <w:lang w:val="fr_FR" w:bidi="fr_FR"/>
+        </w:rPr>
+        <w:t>1.27</w:t>
+      </w:r>
       <w:r>
         <w:rPr>
           <w:lang w:val="fr_FR" w:bidi="fr_FR"/>
         </w:rPr>
         <w:t xml:space="preserve"> ; </w:t>
       </w:r>
-      <w:hyperlink r:id="rId87">
-        <w:r>
-          <w:rPr>
-            <w:lang w:val="fr_FR" w:bidi="fr_FR"/>
-          </w:rPr>
-          <w:rPr>
-            <w:color w:val="0000EE"/>
-            <w:u w:val="single"/>
-          </w:rPr>
-          <w:t>4.4</w:t>
-        </w:r>
-      </w:hyperlink>
+      <w:r>
+        <w:rPr>
+          <w:lang w:val="fr_FR" w:bidi="fr_FR"/>
+        </w:rPr>
+        <w:t>4.4</w:t>
+      </w:r>
       <w:r>
         <w:rPr>
           <w:lang w:val="fr_FR" w:bidi="fr_FR"/>
         </w:rPr>
         <w:t>). • la géhenne : le lieu de la punition éternelle (</w:t>
       </w:r>
-      <w:hyperlink r:id="rId160">
-        <w:r>
-          <w:rPr>
-            <w:lang w:val="fr_FR" w:bidi="fr_FR"/>
-          </w:rPr>
-          <w:rPr>
-            <w:color w:val="0000EE"/>
-            <w:u w:val="single"/>
-          </w:rPr>
-          <w:t>Mt 5.22</w:t>
-        </w:r>
-      </w:hyperlink>
+      <w:r>
+        <w:rPr>
+          <w:lang w:val="fr_FR" w:bidi="fr_FR"/>
+        </w:rPr>
+        <w:t>Mt 5.22</w:t>
+      </w:r>
       <w:r>
         <w:rPr>
           <w:lang w:val="fr_FR" w:bidi="fr_FR"/>
         </w:rPr>
         <w:t xml:space="preserve">, </w:t>
       </w:r>
-      <w:hyperlink r:id="rId161">
-        <w:r>
-          <w:rPr>
-            <w:lang w:val="fr_FR" w:bidi="fr_FR"/>
-          </w:rPr>
-          <w:rPr>
-            <w:color w:val="0000EE"/>
-            <w:u w:val="single"/>
-          </w:rPr>
-          <w:t>30</w:t>
-        </w:r>
-      </w:hyperlink>
+      <w:r>
+        <w:rPr>
+          <w:lang w:val="fr_FR" w:bidi="fr_FR"/>
+        </w:rPr>
+        <w:t>30</w:t>
+      </w:r>
       <w:r>
         <w:rPr>
           <w:lang w:val="fr_FR" w:bidi="fr_FR"/>
         </w:rPr>
         <w:t xml:space="preserve"> ; </w:t>
       </w:r>
-      <w:hyperlink r:id="rId162">
-        <w:r>
-          <w:rPr>
-            <w:lang w:val="fr_FR" w:bidi="fr_FR"/>
-          </w:rPr>
-          <w:rPr>
-            <w:color w:val="0000EE"/>
-            <w:u w:val="single"/>
-          </w:rPr>
-          <w:t>23.15</w:t>
-        </w:r>
-      </w:hyperlink>
+      <w:r>
+        <w:rPr>
+          <w:lang w:val="fr_FR" w:bidi="fr_FR"/>
+        </w:rPr>
+        <w:t>23.15</w:t>
+      </w:r>
       <w:r>
         <w:rPr>
           <w:lang w:val="fr_FR" w:bidi="fr_FR"/>
@@ -5749,90 +4753,60 @@
         </w:rPr>
         <w:t xml:space="preserve"> là où vivent les morts (</w:t>
       </w:r>
-      <w:hyperlink r:id="rId163">
-        <w:r>
-          <w:rPr>
-            <w:lang w:val="fr_FR" w:bidi="fr_FR"/>
-          </w:rPr>
-          <w:rPr>
-            <w:color w:val="0000EE"/>
-            <w:u w:val="single"/>
-          </w:rPr>
-          <w:t>Lc 16.23</w:t>
-        </w:r>
-      </w:hyperlink>
+      <w:r>
+        <w:rPr>
+          <w:lang w:val="fr_FR" w:bidi="fr_FR"/>
+        </w:rPr>
+        <w:t>Lc 16.23</w:t>
+      </w:r>
       <w:r>
         <w:rPr>
           <w:lang w:val="fr_FR" w:bidi="fr_FR"/>
         </w:rPr>
         <w:t xml:space="preserve"> ; </w:t>
       </w:r>
-      <w:hyperlink r:id="rId164">
-        <w:r>
-          <w:rPr>
-            <w:lang w:val="fr_FR" w:bidi="fr_FR"/>
-          </w:rPr>
-          <w:rPr>
-            <w:color w:val="0000EE"/>
-            <w:u w:val="single"/>
-          </w:rPr>
-          <w:t>Ac 2.31</w:t>
-        </w:r>
-      </w:hyperlink>
+      <w:r>
+        <w:rPr>
+          <w:lang w:val="fr_FR" w:bidi="fr_FR"/>
+        </w:rPr>
+        <w:t>Ac 2.31</w:t>
+      </w:r>
       <w:r>
         <w:rPr>
           <w:lang w:val="fr_FR" w:bidi="fr_FR"/>
         </w:rPr>
         <w:t>). La géhenne fait également allusion au diable (</w:t>
       </w:r>
-      <w:hyperlink r:id="rId165">
-        <w:r>
-          <w:rPr>
-            <w:lang w:val="fr_FR" w:bidi="fr_FR"/>
-          </w:rPr>
-          <w:rPr>
-            <w:color w:val="0000EE"/>
-            <w:u w:val="single"/>
-          </w:rPr>
-          <w:t>Jc 4.7</w:t>
-        </w:r>
-      </w:hyperlink>
+      <w:r>
+        <w:rPr>
+          <w:lang w:val="fr_FR" w:bidi="fr_FR"/>
+        </w:rPr>
+        <w:t>Jc 4.7</w:t>
+      </w:r>
       <w:r>
         <w:rPr>
           <w:lang w:val="fr_FR" w:bidi="fr_FR"/>
         </w:rPr>
         <w:t xml:space="preserve"> ; </w:t>
       </w:r>
-      <w:hyperlink r:id="rId160">
-        <w:r>
-          <w:rPr>
-            <w:lang w:val="fr_FR" w:bidi="fr_FR"/>
-          </w:rPr>
-          <w:rPr>
-            <w:color w:val="0000EE"/>
-            <w:u w:val="single"/>
-          </w:rPr>
-          <w:t>Mt 5.22</w:t>
-        </w:r>
-      </w:hyperlink>
+      <w:r>
+        <w:rPr>
+          <w:lang w:val="fr_FR" w:bidi="fr_FR"/>
+        </w:rPr>
+        <w:t>Mt 5.22</w:t>
+      </w:r>
       <w:r>
         <w:rPr>
           <w:lang w:val="fr_FR" w:bidi="fr_FR"/>
         </w:rPr>
         <w:t xml:space="preserve"> ; </w:t>
       </w:r>
-      <w:hyperlink r:id="rId166">
-        <w:r>
-          <w:rPr>
-            <w:lang w:val="fr_FR" w:bidi="fr_FR"/>
-          </w:rPr>
-          <w:rPr>
-            <w:color w:val="0000EE"/>
-            <w:u w:val="single"/>
-          </w:rPr>
-          <w:t>Jn 8.44</w:t>
-        </w:r>
-      </w:hyperlink>
+      <w:r>
+        <w:rPr>
+          <w:lang w:val="fr_FR" w:bidi="fr_FR"/>
+        </w:rPr>
+        <w:t>Jn 8.44</w:t>
+      </w:r>
       <w:r>
         <w:rPr>
           <w:lang w:val="fr_FR" w:bidi="fr_FR"/>
@@ -5887,54 +4861,36 @@
         </w:rPr>
         <w:t>Aucun homme ne peut la dompter : La langue a l'impressionnante capacité de commettre le mal. Si ce mal est motivé par la géhenne (</w:t>
       </w:r>
-      <w:hyperlink r:id="rId167">
-        <w:r>
-          <w:rPr>
-            <w:lang w:val="fr_FR" w:bidi="fr_FR"/>
-          </w:rPr>
-          <w:rPr>
-            <w:color w:val="0000EE"/>
-            <w:u w:val="single"/>
-          </w:rPr>
-          <w:t>3.6</w:t>
-        </w:r>
-      </w:hyperlink>
+      <w:r>
+        <w:rPr>
+          <w:lang w:val="fr_FR" w:bidi="fr_FR"/>
+        </w:rPr>
+        <w:t>3.6</w:t>
+      </w:r>
       <w:r>
         <w:rPr>
           <w:lang w:val="fr_FR" w:bidi="fr_FR"/>
         </w:rPr>
         <w:t>), la langue ne peut certainement pas être domptée par un simple effort humain. • Pleine d'un venin mortel : une allusion possible au serpent dans le jardin d'Éden (</w:t>
       </w:r>
-      <w:hyperlink r:id="rId168">
-        <w:r>
-          <w:rPr>
-            <w:lang w:val="fr_FR" w:bidi="fr_FR"/>
-          </w:rPr>
-          <w:rPr>
-            <w:color w:val="0000EE"/>
-            <w:u w:val="single"/>
-          </w:rPr>
-          <w:t>Gn 3.1</w:t>
-        </w:r>
-      </w:hyperlink>
+      <w:r>
+        <w:rPr>
+          <w:lang w:val="fr_FR" w:bidi="fr_FR"/>
+        </w:rPr>
+        <w:t>Gn 3.1</w:t>
+      </w:r>
       <w:r>
         <w:rPr>
           <w:lang w:val="fr_FR" w:bidi="fr_FR"/>
         </w:rPr>
         <w:t>), identifié au diable (</w:t>
       </w:r>
-      <w:hyperlink r:id="rId169">
-        <w:r>
-          <w:rPr>
-            <w:lang w:val="fr_FR" w:bidi="fr_FR"/>
-          </w:rPr>
-          <w:rPr>
-            <w:color w:val="0000EE"/>
-            <w:u w:val="single"/>
-          </w:rPr>
-          <w:t>Ap 20.2</w:t>
-        </w:r>
-      </w:hyperlink>
+      <w:r>
+        <w:rPr>
+          <w:lang w:val="fr_FR" w:bidi="fr_FR"/>
+        </w:rPr>
+        <w:t>Ap 20.2</w:t>
+      </w:r>
       <w:r>
         <w:rPr>
           <w:lang w:val="fr_FR" w:bidi="fr_FR"/>
@@ -5989,36 +4945,24 @@
         </w:rPr>
         <w:t>Bénissons... maudissons : Bénir notre Seigneur et Père est la plus grande qualité de la langue, tandis que maudire les hommes faits à son image est l'une des pires, car c'est une malédiction adressée implicitement à Dieu lui-même (</w:t>
       </w:r>
-      <w:hyperlink r:id="rId170">
-        <w:r>
-          <w:rPr>
-            <w:lang w:val="fr_FR" w:bidi="fr_FR"/>
-          </w:rPr>
-          <w:rPr>
-            <w:color w:val="0000EE"/>
-            <w:u w:val="single"/>
-          </w:rPr>
-          <w:t>Gn 1.26–27</w:t>
-        </w:r>
-      </w:hyperlink>
+      <w:r>
+        <w:rPr>
+          <w:lang w:val="fr_FR" w:bidi="fr_FR"/>
+        </w:rPr>
+        <w:t>Gn 1.26–27</w:t>
+      </w:r>
       <w:r>
         <w:rPr>
           <w:lang w:val="fr_FR" w:bidi="fr_FR"/>
         </w:rPr>
         <w:t xml:space="preserve"> ; </w:t>
       </w:r>
-      <w:hyperlink r:id="rId171">
-        <w:r>
-          <w:rPr>
-            <w:lang w:val="fr_FR" w:bidi="fr_FR"/>
-          </w:rPr>
-          <w:rPr>
-            <w:color w:val="0000EE"/>
-            <w:u w:val="single"/>
-          </w:rPr>
-          <w:t>9.6</w:t>
-        </w:r>
-      </w:hyperlink>
+      <w:r>
+        <w:rPr>
+          <w:lang w:val="fr_FR" w:bidi="fr_FR"/>
+        </w:rPr>
+        <w:t>9.6</w:t>
+      </w:r>
       <w:r>
         <w:rPr>
           <w:lang w:val="fr_FR" w:bidi="fr_FR"/>
@@ -6134,90 +5078,60 @@
         </w:rPr>
         <w:t>Lequel d'entre vous est sage et intelligent : La sagesse qui vient de Dieu (</w:t>
       </w:r>
-      <w:hyperlink r:id="rId172">
-        <w:r>
-          <w:rPr>
-            <w:lang w:val="fr_FR" w:bidi="fr_FR"/>
-          </w:rPr>
-          <w:rPr>
-            <w:color w:val="0000EE"/>
-            <w:u w:val="single"/>
-          </w:rPr>
-          <w:t>1.5</w:t>
-        </w:r>
-      </w:hyperlink>
+      <w:r>
+        <w:rPr>
+          <w:lang w:val="fr_FR" w:bidi="fr_FR"/>
+        </w:rPr>
+        <w:t>1.5</w:t>
+      </w:r>
       <w:r>
         <w:rPr>
           <w:lang w:val="fr_FR" w:bidi="fr_FR"/>
         </w:rPr>
         <w:t xml:space="preserve">) n'est pas une simple qualité intellectuelle ni la collecte d'informations, c'est la mise en pratique d'une perspicacité et d'une compréhension spirituelle ; une forme de justice, comme décrit dans </w:t>
       </w:r>
-      <w:hyperlink r:id="rId173">
-        <w:r>
-          <w:rPr>
-            <w:lang w:val="fr_FR" w:bidi="fr_FR"/>
-          </w:rPr>
-          <w:rPr>
-            <w:color w:val="0000EE"/>
-            <w:u w:val="single"/>
-          </w:rPr>
-          <w:t>3.17–18</w:t>
-        </w:r>
-      </w:hyperlink>
+      <w:r>
+        <w:rPr>
+          <w:lang w:val="fr_FR" w:bidi="fr_FR"/>
+        </w:rPr>
+        <w:t>3.17–18</w:t>
+      </w:r>
       <w:r>
         <w:rPr>
           <w:lang w:val="fr_FR" w:bidi="fr_FR"/>
         </w:rPr>
         <w:t xml:space="preserve"> (voir aussi </w:t>
       </w:r>
-      <w:hyperlink r:id="rId174">
-        <w:r>
-          <w:rPr>
-            <w:lang w:val="fr_FR" w:bidi="fr_FR"/>
-          </w:rPr>
-          <w:rPr>
-            <w:color w:val="0000EE"/>
-            <w:u w:val="single"/>
-          </w:rPr>
-          <w:t>Jb 28.28</w:t>
-        </w:r>
-      </w:hyperlink>
+      <w:r>
+        <w:rPr>
+          <w:lang w:val="fr_FR" w:bidi="fr_FR"/>
+        </w:rPr>
+        <w:t>Jb 28.28</w:t>
+      </w:r>
       <w:r>
         <w:rPr>
           <w:lang w:val="fr_FR" w:bidi="fr_FR"/>
         </w:rPr>
         <w:t xml:space="preserve"> ; </w:t>
       </w:r>
-      <w:hyperlink r:id="rId175">
-        <w:r>
-          <w:rPr>
-            <w:lang w:val="fr_FR" w:bidi="fr_FR"/>
-          </w:rPr>
-          <w:rPr>
-            <w:color w:val="0000EE"/>
-            <w:u w:val="single"/>
-          </w:rPr>
-          <w:t>Pr 1.2–4</w:t>
-        </w:r>
-      </w:hyperlink>
+      <w:r>
+        <w:rPr>
+          <w:lang w:val="fr_FR" w:bidi="fr_FR"/>
+        </w:rPr>
+        <w:t>Pr 1.2–4</w:t>
+      </w:r>
       <w:r>
         <w:rPr>
           <w:lang w:val="fr_FR" w:bidi="fr_FR"/>
         </w:rPr>
         <w:t xml:space="preserve"> ; </w:t>
       </w:r>
-      <w:hyperlink r:id="rId176">
-        <w:r>
-          <w:rPr>
-            <w:lang w:val="fr_FR" w:bidi="fr_FR"/>
-          </w:rPr>
-          <w:rPr>
-            <w:color w:val="0000EE"/>
-            <w:u w:val="single"/>
-          </w:rPr>
-          <w:t>2.10–15</w:t>
-        </w:r>
-      </w:hyperlink>
+      <w:r>
+        <w:rPr>
+          <w:lang w:val="fr_FR" w:bidi="fr_FR"/>
+        </w:rPr>
+        <w:t>2.10–15</w:t>
+      </w:r>
       <w:r>
         <w:rPr>
           <w:lang w:val="fr_FR" w:bidi="fr_FR"/>
@@ -6272,36 +5186,24 @@
         </w:rPr>
         <w:t>En vérité, la sagesse ne peut être associée à la jalousie et à l'ambition personnelle. C'est seulement dans l'humilité que nous pouvons recevoir la véritable parole de Dieu (</w:t>
       </w:r>
-      <w:hyperlink r:id="rId80">
-        <w:r>
-          <w:rPr>
-            <w:lang w:val="fr_FR" w:bidi="fr_FR"/>
-          </w:rPr>
-          <w:rPr>
-            <w:color w:val="0000EE"/>
-            <w:u w:val="single"/>
-          </w:rPr>
-          <w:t>1.18</w:t>
-        </w:r>
-      </w:hyperlink>
+      <w:r>
+        <w:rPr>
+          <w:lang w:val="fr_FR" w:bidi="fr_FR"/>
+        </w:rPr>
+        <w:t>1.18</w:t>
+      </w:r>
       <w:r>
         <w:rPr>
           <w:lang w:val="fr_FR" w:bidi="fr_FR"/>
         </w:rPr>
         <w:t xml:space="preserve">, </w:t>
       </w:r>
-      <w:hyperlink r:id="rId81">
-        <w:r>
-          <w:rPr>
-            <w:lang w:val="fr_FR" w:bidi="fr_FR"/>
-          </w:rPr>
-          <w:rPr>
-            <w:color w:val="0000EE"/>
-            <w:u w:val="single"/>
-          </w:rPr>
-          <w:t>21</w:t>
-        </w:r>
-      </w:hyperlink>
+      <w:r>
+        <w:rPr>
+          <w:lang w:val="fr_FR" w:bidi="fr_FR"/>
+        </w:rPr>
+        <w:t>21</w:t>
+      </w:r>
       <w:r>
         <w:rPr>
           <w:lang w:val="fr_FR" w:bidi="fr_FR"/>
@@ -6356,90 +5258,60 @@
         </w:rPr>
         <w:t>La sagesse terrestre ne fait pas partie de la bonne création. Elle s'oppose à la sagesse céleste, car elle exclut Dieu. Elle n'est pas spirituelle parce qu'elle ne reconnaît pas ou ne répond pas à l'Esprit de Dieu (</w:t>
       </w:r>
-      <w:hyperlink r:id="rId177">
-        <w:r>
-          <w:rPr>
-            <w:lang w:val="fr_FR" w:bidi="fr_FR"/>
-          </w:rPr>
-          <w:rPr>
-            <w:color w:val="0000EE"/>
-            <w:u w:val="single"/>
-          </w:rPr>
-          <w:t>1Co 2.14</w:t>
-        </w:r>
-      </w:hyperlink>
+      <w:r>
+        <w:rPr>
+          <w:lang w:val="fr_FR" w:bidi="fr_FR"/>
+        </w:rPr>
+        <w:t>1Co 2.14</w:t>
+      </w:r>
       <w:r>
         <w:rPr>
           <w:lang w:val="fr_FR" w:bidi="fr_FR"/>
         </w:rPr>
         <w:t xml:space="preserve"> ; </w:t>
       </w:r>
-      <w:hyperlink r:id="rId178">
-        <w:r>
-          <w:rPr>
-            <w:lang w:val="fr_FR" w:bidi="fr_FR"/>
-          </w:rPr>
-          <w:rPr>
-            <w:color w:val="0000EE"/>
-            <w:u w:val="single"/>
-          </w:rPr>
-          <w:t>Jd 1.19</w:t>
-        </w:r>
-      </w:hyperlink>
+      <w:r>
+        <w:rPr>
+          <w:lang w:val="fr_FR" w:bidi="fr_FR"/>
+        </w:rPr>
+        <w:t>Jd 1.19</w:t>
+      </w:r>
       <w:r>
         <w:rPr>
           <w:lang w:val="fr_FR" w:bidi="fr_FR"/>
         </w:rPr>
         <w:t>). Elle est démoniaque et destructrice puisqu'elle vient du diable (</w:t>
       </w:r>
-      <w:hyperlink r:id="rId167">
-        <w:r>
-          <w:rPr>
-            <w:lang w:val="fr_FR" w:bidi="fr_FR"/>
-          </w:rPr>
-          <w:rPr>
-            <w:color w:val="0000EE"/>
-            <w:u w:val="single"/>
-          </w:rPr>
-          <w:t>Jc 3.6</w:t>
-        </w:r>
-      </w:hyperlink>
+      <w:r>
+        <w:rPr>
+          <w:lang w:val="fr_FR" w:bidi="fr_FR"/>
+        </w:rPr>
+        <w:t>Jc 3.6</w:t>
+      </w:r>
       <w:r>
         <w:rPr>
           <w:lang w:val="fr_FR" w:bidi="fr_FR"/>
         </w:rPr>
         <w:t xml:space="preserve"> ; </w:t>
       </w:r>
-      <w:hyperlink r:id="rId179">
-        <w:r>
-          <w:rPr>
-            <w:lang w:val="fr_FR" w:bidi="fr_FR"/>
-          </w:rPr>
-          <w:rPr>
-            <w:color w:val="0000EE"/>
-            <w:u w:val="single"/>
-          </w:rPr>
-          <w:t>4.6</w:t>
-        </w:r>
-      </w:hyperlink>
+      <w:r>
+        <w:rPr>
+          <w:lang w:val="fr_FR" w:bidi="fr_FR"/>
+        </w:rPr>
+        <w:t>4.6</w:t>
+      </w:r>
       <w:r>
         <w:rPr>
           <w:lang w:val="fr_FR" w:bidi="fr_FR"/>
         </w:rPr>
         <w:t xml:space="preserve"> ; </w:t>
       </w:r>
-      <w:hyperlink r:id="rId180">
-        <w:r>
-          <w:rPr>
-            <w:lang w:val="fr_FR" w:bidi="fr_FR"/>
-          </w:rPr>
-          <w:rPr>
-            <w:color w:val="0000EE"/>
-            <w:u w:val="single"/>
-          </w:rPr>
-          <w:t>1Tm 4.1</w:t>
-        </w:r>
-      </w:hyperlink>
+      <w:r>
+        <w:rPr>
+          <w:lang w:val="fr_FR" w:bidi="fr_FR"/>
+        </w:rPr>
+        <w:t>1Tm 4.1</w:t>
+      </w:r>
       <w:r>
         <w:rPr>
           <w:lang w:val="fr_FR" w:bidi="fr_FR"/>
@@ -6494,18 +5366,12 @@
         </w:rPr>
         <w:t xml:space="preserve">Jacques utilise une métaphore de l'agriculture pour souligner les avantages de vivre selon la sagesse d'en haut : ceux qui sèment des graines de paix récolteront la justice en abondance dans leurs relations (cf. </w:t>
       </w:r>
-      <w:hyperlink r:id="rId181">
-        <w:r>
-          <w:rPr>
-            <w:lang w:val="fr_FR" w:bidi="fr_FR"/>
-          </w:rPr>
-          <w:rPr>
-            <w:color w:val="0000EE"/>
-            <w:u w:val="single"/>
-          </w:rPr>
-          <w:t>Mt 5.9</w:t>
-        </w:r>
-      </w:hyperlink>
+      <w:r>
+        <w:rPr>
+          <w:lang w:val="fr_FR" w:bidi="fr_FR"/>
+        </w:rPr>
+        <w:t>Mt 5.9</w:t>
+      </w:r>
       <w:r>
         <w:rPr>
           <w:lang w:val="fr_FR" w:bidi="fr_FR"/>
@@ -6586,54 +5452,36 @@
         </w:rPr>
         <w:t xml:space="preserve"> en </w:t>
       </w:r>
-      <w:hyperlink r:id="rId182">
-        <w:r>
-          <w:rPr>
-            <w:lang w:val="fr_FR" w:bidi="fr_FR"/>
-          </w:rPr>
-          <w:rPr>
-            <w:color w:val="0000EE"/>
-            <w:u w:val="single"/>
-          </w:rPr>
-          <w:t>4.3</w:t>
-        </w:r>
-      </w:hyperlink>
+      <w:r>
+        <w:rPr>
+          <w:lang w:val="fr_FR" w:bidi="fr_FR"/>
+        </w:rPr>
+        <w:t>4.3</w:t>
+      </w:r>
       <w:r>
         <w:rPr>
           <w:lang w:val="fr_FR" w:bidi="fr_FR"/>
         </w:rPr>
         <w:t xml:space="preserve"> pour encadrer tout le paragraphe et souligner la source des querelles et des prières sans réponse (</w:t>
       </w:r>
-      <w:hyperlink r:id="rId183">
-        <w:r>
-          <w:rPr>
-            <w:lang w:val="fr_FR" w:bidi="fr_FR"/>
-          </w:rPr>
-          <w:rPr>
-            <w:color w:val="0000EE"/>
-            <w:u w:val="single"/>
-          </w:rPr>
-          <w:t>Lc 8.14</w:t>
-        </w:r>
-      </w:hyperlink>
+      <w:r>
+        <w:rPr>
+          <w:lang w:val="fr_FR" w:bidi="fr_FR"/>
+        </w:rPr>
+        <w:t>Lc 8.14</w:t>
+      </w:r>
       <w:r>
         <w:rPr>
           <w:lang w:val="fr_FR" w:bidi="fr_FR"/>
         </w:rPr>
         <w:t xml:space="preserve"> ; </w:t>
       </w:r>
-      <w:hyperlink r:id="rId184">
-        <w:r>
-          <w:rPr>
-            <w:lang w:val="fr_FR" w:bidi="fr_FR"/>
-          </w:rPr>
-          <w:rPr>
-            <w:color w:val="0000EE"/>
-            <w:u w:val="single"/>
-          </w:rPr>
-          <w:t>Ti 3.3</w:t>
-        </w:r>
-      </w:hyperlink>
+      <w:r>
+        <w:rPr>
+          <w:lang w:val="fr_FR" w:bidi="fr_FR"/>
+        </w:rPr>
+        <w:t>Ti 3.3</w:t>
+      </w:r>
       <w:r>
         <w:rPr>
           <w:lang w:val="fr_FR" w:bidi="fr_FR"/>
@@ -6736,144 +5584,96 @@
         </w:rPr>
         <w:t xml:space="preserve">Adultères que vous êtes : Jacques utilise cette image des prophéties (voir, par exemple, </w:t>
       </w:r>
-      <w:hyperlink r:id="rId185">
-        <w:r>
-          <w:rPr>
-            <w:lang w:val="fr_FR" w:bidi="fr_FR"/>
-          </w:rPr>
-          <w:rPr>
-            <w:color w:val="0000EE"/>
-            <w:u w:val="single"/>
-          </w:rPr>
-          <w:t>Jr 3.6</w:t>
-        </w:r>
-      </w:hyperlink>
+      <w:r>
+        <w:rPr>
+          <w:lang w:val="fr_FR" w:bidi="fr_FR"/>
+        </w:rPr>
+        <w:t>Jr 3.6</w:t>
+      </w:r>
       <w:r>
         <w:rPr>
           <w:lang w:val="fr_FR" w:bidi="fr_FR"/>
         </w:rPr>
         <w:t xml:space="preserve"> ; </w:t>
       </w:r>
-      <w:hyperlink r:id="rId186">
-        <w:r>
-          <w:rPr>
-            <w:lang w:val="fr_FR" w:bidi="fr_FR"/>
-          </w:rPr>
-          <w:rPr>
-            <w:color w:val="0000EE"/>
-            <w:u w:val="single"/>
-          </w:rPr>
-          <w:t>Os 3.1</w:t>
-        </w:r>
-      </w:hyperlink>
+      <w:r>
+        <w:rPr>
+          <w:lang w:val="fr_FR" w:bidi="fr_FR"/>
+        </w:rPr>
+        <w:t>Os 3.1</w:t>
+      </w:r>
       <w:r>
         <w:rPr>
           <w:lang w:val="fr_FR" w:bidi="fr_FR"/>
         </w:rPr>
         <w:t>) parce que ses lecteurs recherchaient ce qu'une relation avec le monde pouvait offrir : acceptation sociale (</w:t>
       </w:r>
-      <w:hyperlink r:id="rId187">
-        <w:r>
-          <w:rPr>
-            <w:lang w:val="fr_FR" w:bidi="fr_FR"/>
-          </w:rPr>
-          <w:rPr>
-            <w:color w:val="0000EE"/>
-            <w:u w:val="single"/>
-          </w:rPr>
-          <w:t>Jc 2.1–4</w:t>
-        </w:r>
-      </w:hyperlink>
+      <w:r>
+        <w:rPr>
+          <w:lang w:val="fr_FR" w:bidi="fr_FR"/>
+        </w:rPr>
+        <w:t>Jc 2.1–4</w:t>
+      </w:r>
       <w:r>
         <w:rPr>
           <w:lang w:val="fr_FR" w:bidi="fr_FR"/>
         </w:rPr>
         <w:t>), prestige (</w:t>
       </w:r>
-      <w:hyperlink r:id="rId93">
-        <w:r>
-          <w:rPr>
-            <w:lang w:val="fr_FR" w:bidi="fr_FR"/>
-          </w:rPr>
-          <w:rPr>
-            <w:color w:val="0000EE"/>
-            <w:u w:val="single"/>
-          </w:rPr>
-          <w:t>3.1</w:t>
-        </w:r>
-      </w:hyperlink>
+      <w:r>
+        <w:rPr>
+          <w:lang w:val="fr_FR" w:bidi="fr_FR"/>
+        </w:rPr>
+        <w:t>3.1</w:t>
+      </w:r>
       <w:r>
         <w:rPr>
           <w:lang w:val="fr_FR" w:bidi="fr_FR"/>
         </w:rPr>
         <w:t>) ou richesse (</w:t>
       </w:r>
-      <w:hyperlink r:id="rId50">
-        <w:r>
-          <w:rPr>
-            <w:lang w:val="fr_FR" w:bidi="fr_FR"/>
-          </w:rPr>
-          <w:rPr>
-            <w:color w:val="0000EE"/>
-            <w:u w:val="single"/>
-          </w:rPr>
-          <w:t>4.13</w:t>
-        </w:r>
-      </w:hyperlink>
+      <w:r>
+        <w:rPr>
+          <w:lang w:val="fr_FR" w:bidi="fr_FR"/>
+        </w:rPr>
+        <w:t>4.13</w:t>
+      </w:r>
       <w:r>
         <w:rPr>
           <w:lang w:val="fr_FR" w:bidi="fr_FR"/>
         </w:rPr>
         <w:t>). Une loyauté envers Dieu qui n'est pas entière (</w:t>
       </w:r>
-      <w:hyperlink r:id="rId188">
-        <w:r>
-          <w:rPr>
-            <w:lang w:val="fr_FR" w:bidi="fr_FR"/>
-          </w:rPr>
-          <w:rPr>
-            <w:color w:val="0000EE"/>
-            <w:u w:val="single"/>
-          </w:rPr>
-          <w:t>4.8</w:t>
-        </w:r>
-      </w:hyperlink>
+      <w:r>
+        <w:rPr>
+          <w:lang w:val="fr_FR" w:bidi="fr_FR"/>
+        </w:rPr>
+        <w:t>4.8</w:t>
+      </w:r>
       <w:r>
         <w:rPr>
           <w:lang w:val="fr_FR" w:bidi="fr_FR"/>
         </w:rPr>
         <w:t>) est semblable à un adultère envers son conjoint. • Dans le monde antique, le terme ami désignait des relations spéciales et exclusives (</w:t>
       </w:r>
-      <w:hyperlink r:id="rId189">
-        <w:r>
-          <w:rPr>
-            <w:lang w:val="fr_FR" w:bidi="fr_FR"/>
-          </w:rPr>
-          <w:rPr>
-            <w:color w:val="0000EE"/>
-            <w:u w:val="single"/>
-          </w:rPr>
-          <w:t>Lc 23.12</w:t>
-        </w:r>
-      </w:hyperlink>
+      <w:r>
+        <w:rPr>
+          <w:lang w:val="fr_FR" w:bidi="fr_FR"/>
+        </w:rPr>
+        <w:t>Lc 23.12</w:t>
+      </w:r>
       <w:r>
         <w:rPr>
           <w:lang w:val="fr_FR" w:bidi="fr_FR"/>
         </w:rPr>
         <w:t xml:space="preserve">, Hérode et Pilate ; </w:t>
       </w:r>
-      <w:hyperlink r:id="rId190">
-        <w:r>
-          <w:rPr>
-            <w:lang w:val="fr_FR" w:bidi="fr_FR"/>
-          </w:rPr>
-          <w:rPr>
-            <w:color w:val="0000EE"/>
-            <w:u w:val="single"/>
-          </w:rPr>
-          <w:t>Jn 19.12</w:t>
-        </w:r>
-      </w:hyperlink>
+      <w:r>
+        <w:rPr>
+          <w:lang w:val="fr_FR" w:bidi="fr_FR"/>
+        </w:rPr>
+        <w:t>Jn 19.12</w:t>
+      </w:r>
       <w:r>
         <w:rPr>
           <w:lang w:val="fr_FR" w:bidi="fr_FR"/>
@@ -6893,126 +5693,84 @@
         </w:rPr>
         <w:t xml:space="preserve"> 2.18 ; 6.28). Moïse (</w:t>
       </w:r>
-      <w:hyperlink r:id="rId191">
-        <w:r>
-          <w:rPr>
-            <w:lang w:val="fr_FR" w:bidi="fr_FR"/>
-          </w:rPr>
-          <w:rPr>
-            <w:color w:val="0000EE"/>
-            <w:u w:val="single"/>
-          </w:rPr>
-          <w:t>Ex 33.11</w:t>
-        </w:r>
-      </w:hyperlink>
+      <w:r>
+        <w:rPr>
+          <w:lang w:val="fr_FR" w:bidi="fr_FR"/>
+        </w:rPr>
+        <w:t>Ex 33.11</w:t>
+      </w:r>
       <w:r>
         <w:rPr>
           <w:lang w:val="fr_FR" w:bidi="fr_FR"/>
         </w:rPr>
         <w:t>) et Abraham étaient tous deux appelés amis de Dieu (</w:t>
       </w:r>
-      <w:hyperlink r:id="rId192">
-        <w:r>
-          <w:rPr>
-            <w:lang w:val="fr_FR" w:bidi="fr_FR"/>
-          </w:rPr>
-          <w:rPr>
-            <w:color w:val="0000EE"/>
-            <w:u w:val="single"/>
-          </w:rPr>
-          <w:t>Jc 2.23</w:t>
-        </w:r>
-      </w:hyperlink>
+      <w:r>
+        <w:rPr>
+          <w:lang w:val="fr_FR" w:bidi="fr_FR"/>
+        </w:rPr>
+        <w:t>Jc 2.23</w:t>
+      </w:r>
       <w:r>
         <w:rPr>
           <w:lang w:val="fr_FR" w:bidi="fr_FR"/>
         </w:rPr>
         <w:t xml:space="preserve"> ; </w:t>
       </w:r>
-      <w:hyperlink r:id="rId193">
-        <w:r>
-          <w:rPr>
-            <w:lang w:val="fr_FR" w:bidi="fr_FR"/>
-          </w:rPr>
-          <w:rPr>
-            <w:color w:val="0000EE"/>
-            <w:u w:val="single"/>
-          </w:rPr>
-          <w:t>2Ch 20.7</w:t>
-        </w:r>
-      </w:hyperlink>
+      <w:r>
+        <w:rPr>
+          <w:lang w:val="fr_FR" w:bidi="fr_FR"/>
+        </w:rPr>
+        <w:t>2Ch 20.7</w:t>
+      </w:r>
       <w:r>
         <w:rPr>
           <w:lang w:val="fr_FR" w:bidi="fr_FR"/>
         </w:rPr>
         <w:t xml:space="preserve"> ; </w:t>
       </w:r>
-      <w:hyperlink r:id="rId194">
-        <w:r>
-          <w:rPr>
-            <w:lang w:val="fr_FR" w:bidi="fr_FR"/>
-          </w:rPr>
-          <w:rPr>
-            <w:color w:val="0000EE"/>
-            <w:u w:val="single"/>
-          </w:rPr>
-          <w:t>Es 41.8</w:t>
-        </w:r>
-      </w:hyperlink>
+      <w:r>
+        <w:rPr>
+          <w:lang w:val="fr_FR" w:bidi="fr_FR"/>
+        </w:rPr>
+        <w:t>Es 41.8</w:t>
+      </w:r>
       <w:r>
         <w:rPr>
           <w:lang w:val="fr_FR" w:bidi="fr_FR"/>
         </w:rPr>
         <w:t xml:space="preserve"> ; cf. </w:t>
       </w:r>
-      <w:hyperlink r:id="rId143">
-        <w:r>
-          <w:rPr>
-            <w:lang w:val="fr_FR" w:bidi="fr_FR"/>
-          </w:rPr>
-          <w:rPr>
-            <w:color w:val="0000EE"/>
-            <w:u w:val="single"/>
-          </w:rPr>
-          <w:t>Jn 15.15</w:t>
-        </w:r>
-      </w:hyperlink>
+      <w:r>
+        <w:rPr>
+          <w:lang w:val="fr_FR" w:bidi="fr_FR"/>
+        </w:rPr>
+        <w:t>Jn 15.15</w:t>
+      </w:r>
       <w:r>
         <w:rPr>
           <w:lang w:val="fr_FR" w:bidi="fr_FR"/>
         </w:rPr>
         <w:t>). • Le monde renvoie à la société qui s'oppose à Dieu et à son royaume. Le monde est guidé par la sagesse terrestre, et non céleste (</w:t>
       </w:r>
-      <w:hyperlink r:id="rId195">
-        <w:r>
-          <w:rPr>
-            <w:lang w:val="fr_FR" w:bidi="fr_FR"/>
-          </w:rPr>
-          <w:rPr>
-            <w:color w:val="0000EE"/>
-            <w:u w:val="single"/>
-          </w:rPr>
-          <w:t>Jc 3.15–17</w:t>
-        </w:r>
-      </w:hyperlink>
+      <w:r>
+        <w:rPr>
+          <w:lang w:val="fr_FR" w:bidi="fr_FR"/>
+        </w:rPr>
+        <w:t>Jc 3.15–17</w:t>
+      </w:r>
       <w:r>
         <w:rPr>
           <w:lang w:val="fr_FR" w:bidi="fr_FR"/>
         </w:rPr>
         <w:t>), et est caractérisé par la passion, les luttes et les meurtres (</w:t>
       </w:r>
-      <w:hyperlink r:id="rId196">
-        <w:r>
-          <w:rPr>
-            <w:lang w:val="fr_FR" w:bidi="fr_FR"/>
-          </w:rPr>
-          <w:rPr>
-            <w:color w:val="0000EE"/>
-            <w:u w:val="single"/>
-          </w:rPr>
-          <w:t>4.2–3</w:t>
-        </w:r>
-      </w:hyperlink>
+      <w:r>
+        <w:rPr>
+          <w:lang w:val="fr_FR" w:bidi="fr_FR"/>
+        </w:rPr>
+        <w:t>4.2–3</w:t>
+      </w:r>
       <w:r>
         <w:rPr>
           <w:lang w:val="fr_FR" w:bidi="fr_FR"/>
@@ -7067,18 +5825,12 @@
         </w:rPr>
         <w:t>Jacques explique les causes des querelles : l'amour du monde, la loyauté non exclusive et la critique arrogante (</w:t>
       </w:r>
-      <w:hyperlink r:id="rId197">
-        <w:r>
-          <w:rPr>
-            <w:lang w:val="fr_FR" w:bidi="fr_FR"/>
-          </w:rPr>
-          <w:rPr>
-            <w:color w:val="0000EE"/>
-            <w:u w:val="single"/>
-          </w:rPr>
-          <w:t>4.11–12</w:t>
-        </w:r>
-      </w:hyperlink>
+      <w:r>
+        <w:rPr>
+          <w:lang w:val="fr_FR" w:bidi="fr_FR"/>
+        </w:rPr>
+        <w:t>4.11–12</w:t>
+      </w:r>
       <w:r>
         <w:rPr>
           <w:lang w:val="fr_FR" w:bidi="fr_FR"/>
@@ -7181,36 +5933,24 @@
         </w:rPr>
         <w:t xml:space="preserve">Résistez au diable : Voir aussi </w:t>
       </w:r>
-      <w:hyperlink r:id="rId198">
-        <w:r>
-          <w:rPr>
-            <w:lang w:val="fr_FR" w:bidi="fr_FR"/>
-          </w:rPr>
-          <w:rPr>
-            <w:color w:val="0000EE"/>
-            <w:u w:val="single"/>
-          </w:rPr>
-          <w:t>Ep 6.11</w:t>
-        </w:r>
-      </w:hyperlink>
+      <w:r>
+        <w:rPr>
+          <w:lang w:val="fr_FR" w:bidi="fr_FR"/>
+        </w:rPr>
+        <w:t>Ep 6.11</w:t>
+      </w:r>
       <w:r>
         <w:rPr>
           <w:lang w:val="fr_FR" w:bidi="fr_FR"/>
         </w:rPr>
         <w:t xml:space="preserve"> ; </w:t>
       </w:r>
-      <w:hyperlink r:id="rId199">
-        <w:r>
-          <w:rPr>
-            <w:lang w:val="fr_FR" w:bidi="fr_FR"/>
-          </w:rPr>
-          <w:rPr>
-            <w:color w:val="0000EE"/>
-            <w:u w:val="single"/>
-          </w:rPr>
-          <w:t>1 P 5.8</w:t>
-        </w:r>
-      </w:hyperlink>
+      <w:r>
+        <w:rPr>
+          <w:lang w:val="fr_FR" w:bidi="fr_FR"/>
+        </w:rPr>
+        <w:t>1 P 5.8</w:t>
+      </w:r>
       <w:r>
         <w:rPr>
           <w:lang w:val="fr_FR" w:bidi="fr_FR"/>
@@ -7265,54 +6005,36 @@
         </w:rPr>
         <w:t>Approchez-vous de Dieu : Cela renvoie à l'amitié (</w:t>
       </w:r>
-      <w:hyperlink r:id="rId192">
-        <w:r>
-          <w:rPr>
-            <w:lang w:val="fr_FR" w:bidi="fr_FR"/>
-          </w:rPr>
-          <w:rPr>
-            <w:color w:val="0000EE"/>
-            <w:u w:val="single"/>
-          </w:rPr>
-          <w:t>2.23</w:t>
-        </w:r>
-      </w:hyperlink>
+      <w:r>
+        <w:rPr>
+          <w:lang w:val="fr_FR" w:bidi="fr_FR"/>
+        </w:rPr>
+        <w:t>2.23</w:t>
+      </w:r>
       <w:r>
         <w:rPr>
           <w:lang w:val="fr_FR" w:bidi="fr_FR"/>
         </w:rPr>
         <w:t>) et à la loyauté (</w:t>
       </w:r>
-      <w:hyperlink r:id="rId200">
-        <w:r>
-          <w:rPr>
-            <w:lang w:val="fr_FR" w:bidi="fr_FR"/>
-          </w:rPr>
-          <w:rPr>
-            <w:color w:val="0000EE"/>
-            <w:u w:val="single"/>
-          </w:rPr>
-          <w:t>1.6–8</w:t>
-        </w:r>
-      </w:hyperlink>
+      <w:r>
+        <w:rPr>
+          <w:lang w:val="fr_FR" w:bidi="fr_FR"/>
+        </w:rPr>
+        <w:t>1.6–8</w:t>
+      </w:r>
       <w:r>
         <w:rPr>
           <w:lang w:val="fr_FR" w:bidi="fr_FR"/>
         </w:rPr>
         <w:t xml:space="preserve">). • Nettoyez vos mains... purifiez vos cœurs : Ces références aux cérémonies de purification s'appliquent à la pureté intérieure, notamment en ce qui concerne les intentions du cœur (cf. </w:t>
       </w:r>
-      <w:hyperlink r:id="rId201">
-        <w:r>
-          <w:rPr>
-            <w:lang w:val="fr_FR" w:bidi="fr_FR"/>
-          </w:rPr>
-          <w:rPr>
-            <w:color w:val="0000EE"/>
-            <w:u w:val="single"/>
-          </w:rPr>
-          <w:t>Mc 7.1–23</w:t>
-        </w:r>
-      </w:hyperlink>
+      <w:r>
+        <w:rPr>
+          <w:lang w:val="fr_FR" w:bidi="fr_FR"/>
+        </w:rPr>
+        <w:t>Mc 7.1–23</w:t>
+      </w:r>
       <w:r>
         <w:rPr>
           <w:lang w:val="fr_FR" w:bidi="fr_FR"/>
@@ -7367,18 +6089,12 @@
         </w:rPr>
         <w:t>À ceux qui s'humilient devant lui, Dieu accorde honneur, en échange de la honte subie à cause de la persécution et de l'oppression (</w:t>
       </w:r>
-      <w:hyperlink r:id="rId156">
-        <w:r>
-          <w:rPr>
-            <w:lang w:val="fr_FR" w:bidi="fr_FR"/>
-          </w:rPr>
-          <w:rPr>
-            <w:color w:val="0000EE"/>
-            <w:u w:val="single"/>
-          </w:rPr>
-          <w:t>Jc 2.6–7</w:t>
-        </w:r>
-      </w:hyperlink>
+      <w:r>
+        <w:rPr>
+          <w:lang w:val="fr_FR" w:bidi="fr_FR"/>
+        </w:rPr>
+        <w:t>Jc 2.6–7</w:t>
+      </w:r>
       <w:r>
         <w:rPr>
           <w:lang w:val="fr_FR" w:bidi="fr_FR"/>
@@ -7446,54 +6162,36 @@
         </w:rPr>
         <w:t xml:space="preserve"> car la loi l'interdit et exige que nous aimions notre prochain (</w:t>
       </w:r>
-      <w:hyperlink r:id="rId121">
-        <w:r>
-          <w:rPr>
-            <w:lang w:val="fr_FR" w:bidi="fr_FR"/>
-          </w:rPr>
-          <w:rPr>
-            <w:color w:val="0000EE"/>
-            <w:u w:val="single"/>
-          </w:rPr>
-          <w:t>2.8</w:t>
-        </w:r>
-      </w:hyperlink>
+      <w:r>
+        <w:rPr>
+          <w:lang w:val="fr_FR" w:bidi="fr_FR"/>
+        </w:rPr>
+        <w:t>2.8</w:t>
+      </w:r>
       <w:r>
         <w:rPr>
           <w:lang w:val="fr_FR" w:bidi="fr_FR"/>
         </w:rPr>
         <w:t xml:space="preserve"> ; </w:t>
       </w:r>
-      <w:hyperlink r:id="rId202">
-        <w:r>
-          <w:rPr>
-            <w:lang w:val="fr_FR" w:bidi="fr_FR"/>
-          </w:rPr>
-          <w:rPr>
-            <w:color w:val="0000EE"/>
-            <w:u w:val="single"/>
-          </w:rPr>
-          <w:t>Lv 19.16–18</w:t>
-        </w:r>
-      </w:hyperlink>
+      <w:r>
+        <w:rPr>
+          <w:lang w:val="fr_FR" w:bidi="fr_FR"/>
+        </w:rPr>
+        <w:t>Lv 19.16–18</w:t>
+      </w:r>
       <w:r>
         <w:rPr>
           <w:lang w:val="fr_FR" w:bidi="fr_FR"/>
         </w:rPr>
         <w:t xml:space="preserve"> ; </w:t>
       </w:r>
-      <w:hyperlink r:id="rId203">
-        <w:r>
-          <w:rPr>
-            <w:lang w:val="fr_FR" w:bidi="fr_FR"/>
-          </w:rPr>
-          <w:rPr>
-            <w:color w:val="0000EE"/>
-            <w:u w:val="single"/>
-          </w:rPr>
-          <w:t>Mt 7.1–5</w:t>
-        </w:r>
-      </w:hyperlink>
+      <w:r>
+        <w:rPr>
+          <w:lang w:val="fr_FR" w:bidi="fr_FR"/>
+        </w:rPr>
+        <w:t>Mt 7.1–5</w:t>
+      </w:r>
       <w:r>
         <w:rPr>
           <w:lang w:val="fr_FR" w:bidi="fr_FR"/>
@@ -7548,36 +6246,24 @@
         </w:rPr>
         <w:t xml:space="preserve">Ces versets discutent de l'enseignement en </w:t>
       </w:r>
-      <w:hyperlink r:id="rId204">
-        <w:r>
-          <w:rPr>
-            <w:lang w:val="fr_FR" w:bidi="fr_FR"/>
-          </w:rPr>
-          <w:rPr>
-            <w:color w:val="0000EE"/>
-            <w:u w:val="single"/>
-          </w:rPr>
-          <w:t>Mt 7.1</w:t>
-        </w:r>
-      </w:hyperlink>
+      <w:r>
+        <w:rPr>
+          <w:lang w:val="fr_FR" w:bidi="fr_FR"/>
+        </w:rPr>
+        <w:t>Mt 7.1</w:t>
+      </w:r>
       <w:r>
         <w:rPr>
           <w:lang w:val="fr_FR" w:bidi="fr_FR"/>
         </w:rPr>
         <w:t xml:space="preserve"> et </w:t>
       </w:r>
-      <w:hyperlink r:id="rId205">
-        <w:r>
-          <w:rPr>
-            <w:lang w:val="fr_FR" w:bidi="fr_FR"/>
-          </w:rPr>
-          <w:rPr>
-            <w:color w:val="0000EE"/>
-            <w:u w:val="single"/>
-          </w:rPr>
-          <w:t>Lc 6.37</w:t>
-        </w:r>
-      </w:hyperlink>
+      <w:r>
+        <w:rPr>
+          <w:lang w:val="fr_FR" w:bidi="fr_FR"/>
+        </w:rPr>
+        <w:t>Lc 6.37</w:t>
+      </w:r>
       <w:r>
         <w:rPr>
           <w:lang w:val="fr_FR" w:bidi="fr_FR"/>
@@ -7692,54 +6378,36 @@
         </w:rPr>
         <w:t>Le Seigneur a autorité sur la vie et sur la mort (</w:t>
       </w:r>
-      <w:hyperlink r:id="rId206">
-        <w:r>
-          <w:rPr>
-            <w:lang w:val="fr_FR" w:bidi="fr_FR"/>
-          </w:rPr>
-          <w:rPr>
-            <w:color w:val="0000EE"/>
-            <w:u w:val="single"/>
-          </w:rPr>
-          <w:t>Dt 32.39</w:t>
-        </w:r>
-      </w:hyperlink>
+      <w:r>
+        <w:rPr>
+          <w:lang w:val="fr_FR" w:bidi="fr_FR"/>
+        </w:rPr>
+        <w:t>Dt 32.39</w:t>
+      </w:r>
       <w:r>
         <w:rPr>
           <w:lang w:val="fr_FR" w:bidi="fr_FR"/>
         </w:rPr>
         <w:t xml:space="preserve"> ; </w:t>
       </w:r>
-      <w:hyperlink r:id="rId207">
-        <w:r>
-          <w:rPr>
-            <w:lang w:val="fr_FR" w:bidi="fr_FR"/>
-          </w:rPr>
-          <w:rPr>
-            <w:color w:val="0000EE"/>
-            <w:u w:val="single"/>
-          </w:rPr>
-          <w:t>1S 2.6</w:t>
-        </w:r>
-      </w:hyperlink>
+      <w:r>
+        <w:rPr>
+          <w:lang w:val="fr_FR" w:bidi="fr_FR"/>
+        </w:rPr>
+        <w:t>1S 2.6</w:t>
+      </w:r>
       <w:r>
         <w:rPr>
           <w:lang w:val="fr_FR" w:bidi="fr_FR"/>
         </w:rPr>
         <w:t xml:space="preserve"> ; </w:t>
       </w:r>
-      <w:hyperlink r:id="rId208">
-        <w:r>
-          <w:rPr>
-            <w:lang w:val="fr_FR" w:bidi="fr_FR"/>
-          </w:rPr>
-          <w:rPr>
-            <w:color w:val="0000EE"/>
-            <w:u w:val="single"/>
-          </w:rPr>
-          <w:t>Mt 10.28</w:t>
-        </w:r>
-      </w:hyperlink>
+      <w:r>
+        <w:rPr>
+          <w:lang w:val="fr_FR" w:bidi="fr_FR"/>
+        </w:rPr>
+        <w:t>Mt 10.28</w:t>
+      </w:r>
       <w:r>
         <w:rPr>
           <w:lang w:val="fr_FR" w:bidi="fr_FR"/>
@@ -7794,18 +6462,12 @@
         </w:rPr>
         <w:t>Les chrétiens peuvent se vanter de ce que Dieu a fait (</w:t>
       </w:r>
-      <w:hyperlink r:id="rId209">
-        <w:r>
-          <w:rPr>
-            <w:lang w:val="fr_FR" w:bidi="fr_FR"/>
-          </w:rPr>
-          <w:rPr>
-            <w:color w:val="0000EE"/>
-            <w:u w:val="single"/>
-          </w:rPr>
-          <w:t>1.9–10</w:t>
-        </w:r>
-      </w:hyperlink>
+      <w:r>
+        <w:rPr>
+          <w:lang w:val="fr_FR" w:bidi="fr_FR"/>
+        </w:rPr>
+        <w:t>1.9–10</w:t>
+      </w:r>
       <w:r>
         <w:rPr>
           <w:lang w:val="fr_FR" w:bidi="fr_FR"/>
@@ -7860,72 +6522,48 @@
         </w:rPr>
         <w:t xml:space="preserve">Ce verset est probablement une maxime que Jacques attendait de ses lecteurs de connaître. Sa source est inconnue, mais elle est cohérente avec l'enseignement des Écritures (cf. </w:t>
       </w:r>
-      <w:hyperlink r:id="rId210">
-        <w:r>
-          <w:rPr>
-            <w:lang w:val="fr_FR" w:bidi="fr_FR"/>
-          </w:rPr>
-          <w:rPr>
-            <w:color w:val="0000EE"/>
-            <w:u w:val="single"/>
-          </w:rPr>
-          <w:t>Dt 24.15</w:t>
-        </w:r>
-      </w:hyperlink>
+      <w:r>
+        <w:rPr>
+          <w:lang w:val="fr_FR" w:bidi="fr_FR"/>
+        </w:rPr>
+        <w:t>Dt 24.15</w:t>
+      </w:r>
       <w:r>
         <w:rPr>
           <w:lang w:val="fr_FR" w:bidi="fr_FR"/>
         </w:rPr>
         <w:t xml:space="preserve"> ; </w:t>
       </w:r>
-      <w:hyperlink r:id="rId211">
-        <w:r>
-          <w:rPr>
-            <w:lang w:val="fr_FR" w:bidi="fr_FR"/>
-          </w:rPr>
-          <w:rPr>
-            <w:color w:val="0000EE"/>
-            <w:u w:val="single"/>
-          </w:rPr>
-          <w:t>Pr 3.27–28</w:t>
-        </w:r>
-      </w:hyperlink>
+      <w:r>
+        <w:rPr>
+          <w:lang w:val="fr_FR" w:bidi="fr_FR"/>
+        </w:rPr>
+        <w:t>Pr 3.27–28</w:t>
+      </w:r>
       <w:r>
         <w:rPr>
           <w:lang w:val="fr_FR" w:bidi="fr_FR"/>
         </w:rPr>
         <w:t xml:space="preserve"> ; </w:t>
       </w:r>
-      <w:hyperlink r:id="rId212">
-        <w:r>
-          <w:rPr>
-            <w:lang w:val="fr_FR" w:bidi="fr_FR"/>
-          </w:rPr>
-          <w:rPr>
-            <w:color w:val="0000EE"/>
-            <w:u w:val="single"/>
-          </w:rPr>
-          <w:t>Mt 25.41–46</w:t>
-        </w:r>
-      </w:hyperlink>
+      <w:r>
+        <w:rPr>
+          <w:lang w:val="fr_FR" w:bidi="fr_FR"/>
+        </w:rPr>
+        <w:t>Mt 25.41–46</w:t>
+      </w:r>
       <w:r>
         <w:rPr>
           <w:lang w:val="fr_FR" w:bidi="fr_FR"/>
         </w:rPr>
         <w:t xml:space="preserve"> ; </w:t>
       </w:r>
-      <w:hyperlink r:id="rId213">
-        <w:r>
-          <w:rPr>
-            <w:lang w:val="fr_FR" w:bidi="fr_FR"/>
-          </w:rPr>
-          <w:rPr>
-            <w:color w:val="0000EE"/>
-            <w:u w:val="single"/>
-          </w:rPr>
-          <w:t>Lc 12.47</w:t>
-        </w:r>
-      </w:hyperlink>
+      <w:r>
+        <w:rPr>
+          <w:lang w:val="fr_FR" w:bidi="fr_FR"/>
+        </w:rPr>
+        <w:t>Lc 12.47</w:t>
+      </w:r>
       <w:r>
         <w:rPr>
           <w:lang w:val="fr_FR" w:bidi="fr_FR"/>
@@ -7980,18 +6618,12 @@
         </w:rPr>
         <w:t>Cette section dénonce les riches pour leur cupidité et leur oppression des pauvres (</w:t>
       </w:r>
-      <w:hyperlink r:id="rId214">
-        <w:r>
-          <w:rPr>
-            <w:lang w:val="fr_FR" w:bidi="fr_FR"/>
-          </w:rPr>
-          <w:rPr>
-            <w:color w:val="0000EE"/>
-            <w:u w:val="single"/>
-          </w:rPr>
-          <w:t>Lv 19.13</w:t>
-        </w:r>
-      </w:hyperlink>
+      <w:r>
+        <w:rPr>
+          <w:lang w:val="fr_FR" w:bidi="fr_FR"/>
+        </w:rPr>
+        <w:t>Lv 19.13</w:t>
+      </w:r>
       <w:r>
         <w:rPr>
           <w:lang w:val="fr_FR" w:bidi="fr_FR"/>
@@ -8107,36 +6739,24 @@
         </w:rPr>
         <w:t xml:space="preserve"> est sans valeur face au jugement de Dieu. Elle témoignera plutôt contre eux, puisque acquise injustement (</w:t>
       </w:r>
-      <w:hyperlink r:id="rId215">
-        <w:r>
-          <w:rPr>
-            <w:lang w:val="fr_FR" w:bidi="fr_FR"/>
-          </w:rPr>
-          <w:rPr>
-            <w:color w:val="0000EE"/>
-            <w:u w:val="single"/>
-          </w:rPr>
-          <w:t>5.4</w:t>
-        </w:r>
-      </w:hyperlink>
+      <w:r>
+        <w:rPr>
+          <w:lang w:val="fr_FR" w:bidi="fr_FR"/>
+        </w:rPr>
+        <w:t>5.4</w:t>
+      </w:r>
       <w:r>
         <w:rPr>
           <w:lang w:val="fr_FR" w:bidi="fr_FR"/>
         </w:rPr>
         <w:t>) et utilisée de façon perverse (</w:t>
       </w:r>
-      <w:hyperlink r:id="rId216">
-        <w:r>
-          <w:rPr>
-            <w:lang w:val="fr_FR" w:bidi="fr_FR"/>
-          </w:rPr>
-          <w:rPr>
-            <w:color w:val="0000EE"/>
-            <w:u w:val="single"/>
-          </w:rPr>
-          <w:t>5.5–6</w:t>
-        </w:r>
-      </w:hyperlink>
+      <w:r>
+        <w:rPr>
+          <w:lang w:val="fr_FR" w:bidi="fr_FR"/>
+        </w:rPr>
+        <w:t>5.5–6</w:t>
+      </w:r>
       <w:r>
         <w:rPr>
           <w:lang w:val="fr_FR" w:bidi="fr_FR"/>
@@ -8191,126 +6811,84 @@
         </w:rPr>
         <w:t>Ces riches (</w:t>
       </w:r>
-      <w:hyperlink r:id="rId217">
-        <w:r>
-          <w:rPr>
-            <w:lang w:val="fr_FR" w:bidi="fr_FR"/>
-          </w:rPr>
-          <w:rPr>
-            <w:color w:val="0000EE"/>
-            <w:u w:val="single"/>
-          </w:rPr>
-          <w:t>5.1</w:t>
-        </w:r>
-      </w:hyperlink>
+      <w:r>
+        <w:rPr>
+          <w:lang w:val="fr_FR" w:bidi="fr_FR"/>
+        </w:rPr>
+        <w:t>5.1</w:t>
+      </w:r>
       <w:r>
         <w:rPr>
           <w:lang w:val="fr_FR" w:bidi="fr_FR"/>
         </w:rPr>
         <w:t xml:space="preserve">) étaient des propriétaires terriens qui exploitaient. Comme ceux de </w:t>
       </w:r>
-      <w:hyperlink r:id="rId218">
-        <w:r>
-          <w:rPr>
-            <w:lang w:val="fr_FR" w:bidi="fr_FR"/>
-          </w:rPr>
-          <w:rPr>
-            <w:color w:val="0000EE"/>
-            <w:u w:val="single"/>
-          </w:rPr>
-          <w:t>2.6</w:t>
-        </w:r>
-      </w:hyperlink>
+      <w:r>
+        <w:rPr>
+          <w:lang w:val="fr_FR" w:bidi="fr_FR"/>
+        </w:rPr>
+        <w:t>2.6</w:t>
+      </w:r>
       <w:r>
         <w:rPr>
           <w:lang w:val="fr_FR" w:bidi="fr_FR"/>
         </w:rPr>
         <w:t xml:space="preserve"> qui opprimaient et traînaient les chrétiens en justice, ils exploitaient les ouvriers qui moissonnaient chaque jour leurs champs. • les cris … sont parvenus jusqu'aux oreilles du Seigneur : Dieu entend la prière des opprimés (voir </w:t>
       </w:r>
-      <w:hyperlink r:id="rId219">
-        <w:r>
-          <w:rPr>
-            <w:lang w:val="fr_FR" w:bidi="fr_FR"/>
-          </w:rPr>
-          <w:rPr>
-            <w:color w:val="0000EE"/>
-            <w:u w:val="single"/>
-          </w:rPr>
-          <w:t>Dt 24.14–15</w:t>
-        </w:r>
-      </w:hyperlink>
+      <w:r>
+        <w:rPr>
+          <w:lang w:val="fr_FR" w:bidi="fr_FR"/>
+        </w:rPr>
+        <w:t>Dt 24.14–15</w:t>
+      </w:r>
       <w:r>
         <w:rPr>
           <w:lang w:val="fr_FR" w:bidi="fr_FR"/>
         </w:rPr>
         <w:t xml:space="preserve">). Même lorsque les ouvriers souffrent encore, le Seigneur a entendu (voir </w:t>
       </w:r>
-      <w:hyperlink r:id="rId220">
-        <w:r>
-          <w:rPr>
-            <w:lang w:val="fr_FR" w:bidi="fr_FR"/>
-          </w:rPr>
-          <w:rPr>
-            <w:color w:val="0000EE"/>
-            <w:u w:val="single"/>
-          </w:rPr>
-          <w:t>Ex 3.7</w:t>
-        </w:r>
-      </w:hyperlink>
+      <w:r>
+        <w:rPr>
+          <w:lang w:val="fr_FR" w:bidi="fr_FR"/>
+        </w:rPr>
+        <w:t>Ex 3.7</w:t>
+      </w:r>
       <w:r>
         <w:rPr>
           <w:lang w:val="fr_FR" w:bidi="fr_FR"/>
         </w:rPr>
         <w:t>). • le Seigneur des armées (</w:t>
       </w:r>
-      <w:hyperlink r:id="rId221">
-        <w:r>
-          <w:rPr>
-            <w:lang w:val="fr_FR" w:bidi="fr_FR"/>
-          </w:rPr>
-          <w:rPr>
-            <w:color w:val="0000EE"/>
-            <w:u w:val="single"/>
-          </w:rPr>
-          <w:t>1S 17.45</w:t>
-        </w:r>
-      </w:hyperlink>
+      <w:r>
+        <w:rPr>
+          <w:lang w:val="fr_FR" w:bidi="fr_FR"/>
+        </w:rPr>
+        <w:t>1S 17.45</w:t>
+      </w:r>
       <w:r>
         <w:rPr>
           <w:lang w:val="fr_FR" w:bidi="fr_FR"/>
         </w:rPr>
         <w:t xml:space="preserve"> ; </w:t>
       </w:r>
-      <w:hyperlink r:id="rId222">
-        <w:r>
-          <w:rPr>
-            <w:lang w:val="fr_FR" w:bidi="fr_FR"/>
-          </w:rPr>
-          <w:rPr>
-            <w:color w:val="0000EE"/>
-            <w:u w:val="single"/>
-          </w:rPr>
-          <w:t>Ps 103.20–21</w:t>
-        </w:r>
-      </w:hyperlink>
+      <w:r>
+        <w:rPr>
+          <w:lang w:val="fr_FR" w:bidi="fr_FR"/>
+        </w:rPr>
+        <w:t>Ps 103.20–21</w:t>
+      </w:r>
       <w:r>
         <w:rPr>
           <w:lang w:val="fr_FR" w:bidi="fr_FR"/>
         </w:rPr>
         <w:t xml:space="preserve"> ; </w:t>
       </w:r>
-      <w:hyperlink r:id="rId223">
-        <w:r>
-          <w:rPr>
-            <w:lang w:val="fr_FR" w:bidi="fr_FR"/>
-          </w:rPr>
-          <w:rPr>
-            <w:color w:val="0000EE"/>
-            <w:u w:val="single"/>
-          </w:rPr>
-          <w:t>Rm 9.29</w:t>
-        </w:r>
-      </w:hyperlink>
+      <w:r>
+        <w:rPr>
+          <w:lang w:val="fr_FR" w:bidi="fr_FR"/>
+        </w:rPr>
+        <w:t>Rm 9.29</w:t>
+      </w:r>
       <w:r>
         <w:rPr>
           <w:lang w:val="fr_FR" w:bidi="fr_FR"/>
@@ -8365,36 +6943,24 @@
         </w:rPr>
         <w:t xml:space="preserve">Tué le juste : Dans ce contexte, l'expression désigne très probablement un innocent tel que l'ouvrier opprimé plutôt que Jésus (cf. </w:t>
       </w:r>
-      <w:hyperlink r:id="rId224">
-        <w:r>
-          <w:rPr>
-            <w:lang w:val="fr_FR" w:bidi="fr_FR"/>
-          </w:rPr>
-          <w:rPr>
-            <w:color w:val="0000EE"/>
-            <w:u w:val="single"/>
-          </w:rPr>
-          <w:t>Ac 3.14</w:t>
-        </w:r>
-      </w:hyperlink>
+      <w:r>
+        <w:rPr>
+          <w:lang w:val="fr_FR" w:bidi="fr_FR"/>
+        </w:rPr>
+        <w:t>Ac 3.14</w:t>
+      </w:r>
       <w:r>
         <w:rPr>
           <w:lang w:val="fr_FR" w:bidi="fr_FR"/>
         </w:rPr>
         <w:t xml:space="preserve"> ; </w:t>
       </w:r>
-      <w:hyperlink r:id="rId225">
-        <w:r>
-          <w:rPr>
-            <w:lang w:val="fr_FR" w:bidi="fr_FR"/>
-          </w:rPr>
-          <w:rPr>
-            <w:color w:val="0000EE"/>
-            <w:u w:val="single"/>
-          </w:rPr>
-          <w:t>7.52</w:t>
-        </w:r>
-      </w:hyperlink>
+      <w:r>
+        <w:rPr>
+          <w:lang w:val="fr_FR" w:bidi="fr_FR"/>
+        </w:rPr>
+        <w:t>7.52</w:t>
+      </w:r>
       <w:r>
         <w:rPr>
           <w:lang w:val="fr_FR" w:bidi="fr_FR"/>
@@ -8449,144 +7015,96 @@
         </w:rPr>
         <w:t>Soyez patients : C'est là l'ultime solution pour les pauvres, face à la pression économique et au traitement injuste que leur inflige la méchanceté des riches (</w:t>
       </w:r>
-      <w:hyperlink r:id="rId226">
-        <w:r>
-          <w:rPr>
-            <w:lang w:val="fr_FR" w:bidi="fr_FR"/>
-          </w:rPr>
-          <w:rPr>
-            <w:color w:val="0000EE"/>
-            <w:u w:val="single"/>
-          </w:rPr>
-          <w:t>5.1–6</w:t>
-        </w:r>
-      </w:hyperlink>
+      <w:r>
+        <w:rPr>
+          <w:lang w:val="fr_FR" w:bidi="fr_FR"/>
+        </w:rPr>
+        <w:t>5.1–6</w:t>
+      </w:r>
       <w:r>
         <w:rPr>
           <w:lang w:val="fr_FR" w:bidi="fr_FR"/>
         </w:rPr>
         <w:t xml:space="preserve"> ; voir </w:t>
       </w:r>
-      <w:hyperlink r:id="rId156">
-        <w:r>
-          <w:rPr>
-            <w:lang w:val="fr_FR" w:bidi="fr_FR"/>
-          </w:rPr>
-          <w:rPr>
-            <w:color w:val="0000EE"/>
-            <w:u w:val="single"/>
-          </w:rPr>
-          <w:t>2.6–7</w:t>
-        </w:r>
-      </w:hyperlink>
+      <w:r>
+        <w:rPr>
+          <w:lang w:val="fr_FR" w:bidi="fr_FR"/>
+        </w:rPr>
+        <w:t>2.6–7</w:t>
+      </w:r>
       <w:r>
         <w:rPr>
           <w:lang w:val="fr_FR" w:bidi="fr_FR"/>
         </w:rPr>
         <w:t>). Même si les pauvres ont été marginalisés et opprimés, ils ne doivent pas abandonner ni s'en prendre à leurs oppresseurs. Au retour du Seigneur, les fidèles recevront leur récompense finale (</w:t>
       </w:r>
-      <w:hyperlink r:id="rId227">
-        <w:r>
-          <w:rPr>
-            <w:lang w:val="fr_FR" w:bidi="fr_FR"/>
-          </w:rPr>
-          <w:rPr>
-            <w:color w:val="0000EE"/>
-            <w:u w:val="single"/>
-          </w:rPr>
-          <w:t>Es 40.10</w:t>
-        </w:r>
-      </w:hyperlink>
+      <w:r>
+        <w:rPr>
+          <w:lang w:val="fr_FR" w:bidi="fr_FR"/>
+        </w:rPr>
+        <w:t>Es 40.10</w:t>
+      </w:r>
       <w:r>
         <w:rPr>
           <w:lang w:val="fr_FR" w:bidi="fr_FR"/>
         </w:rPr>
         <w:t xml:space="preserve"> ; </w:t>
       </w:r>
-      <w:hyperlink r:id="rId228">
-        <w:r>
-          <w:rPr>
-            <w:lang w:val="fr_FR" w:bidi="fr_FR"/>
-          </w:rPr>
-          <w:rPr>
-            <w:color w:val="0000EE"/>
-            <w:u w:val="single"/>
-          </w:rPr>
-          <w:t>Lc 6.20–35</w:t>
-        </w:r>
-      </w:hyperlink>
+      <w:r>
+        <w:rPr>
+          <w:lang w:val="fr_FR" w:bidi="fr_FR"/>
+        </w:rPr>
+        <w:t>Lc 6.20–35</w:t>
+      </w:r>
       <w:r>
         <w:rPr>
           <w:lang w:val="fr_FR" w:bidi="fr_FR"/>
         </w:rPr>
         <w:t xml:space="preserve"> ; </w:t>
       </w:r>
-      <w:hyperlink r:id="rId229">
-        <w:r>
-          <w:rPr>
-            <w:lang w:val="fr_FR" w:bidi="fr_FR"/>
-          </w:rPr>
-          <w:rPr>
-            <w:color w:val="0000EE"/>
-            <w:u w:val="single"/>
-          </w:rPr>
-          <w:t>1Co 15.23</w:t>
-        </w:r>
-      </w:hyperlink>
+      <w:r>
+        <w:rPr>
+          <w:lang w:val="fr_FR" w:bidi="fr_FR"/>
+        </w:rPr>
+        <w:t>1Co 15.23</w:t>
+      </w:r>
       <w:r>
         <w:rPr>
           <w:lang w:val="fr_FR" w:bidi="fr_FR"/>
         </w:rPr>
         <w:t xml:space="preserve"> ; </w:t>
       </w:r>
-      <w:hyperlink r:id="rId230">
-        <w:r>
-          <w:rPr>
-            <w:lang w:val="fr_FR" w:bidi="fr_FR"/>
-          </w:rPr>
-          <w:rPr>
-            <w:color w:val="0000EE"/>
-            <w:u w:val="single"/>
-          </w:rPr>
-          <w:t>1P 1.17</w:t>
-        </w:r>
-      </w:hyperlink>
+      <w:r>
+        <w:rPr>
+          <w:lang w:val="fr_FR" w:bidi="fr_FR"/>
+        </w:rPr>
+        <w:t>1P 1.17</w:t>
+      </w:r>
       <w:r>
         <w:rPr>
           <w:lang w:val="fr_FR" w:bidi="fr_FR"/>
         </w:rPr>
         <w:t xml:space="preserve"> ; </w:t>
       </w:r>
-      <w:hyperlink r:id="rId231">
-        <w:r>
-          <w:rPr>
-            <w:lang w:val="fr_FR" w:bidi="fr_FR"/>
-          </w:rPr>
-          <w:rPr>
-            <w:color w:val="0000EE"/>
-            <w:u w:val="single"/>
-          </w:rPr>
-          <w:t>5.4</w:t>
-        </w:r>
-      </w:hyperlink>
+      <w:r>
+        <w:rPr>
+          <w:lang w:val="fr_FR" w:bidi="fr_FR"/>
+        </w:rPr>
+        <w:t>5.4</w:t>
+      </w:r>
       <w:r>
         <w:rPr>
           <w:lang w:val="fr_FR" w:bidi="fr_FR"/>
         </w:rPr>
         <w:t xml:space="preserve"> ; </w:t>
       </w:r>
-      <w:hyperlink r:id="rId232">
-        <w:r>
-          <w:rPr>
-            <w:lang w:val="fr_FR" w:bidi="fr_FR"/>
-          </w:rPr>
-          <w:rPr>
-            <w:color w:val="0000EE"/>
-            <w:u w:val="single"/>
-          </w:rPr>
-          <w:t>Ap 22.12</w:t>
-        </w:r>
-      </w:hyperlink>
+      <w:r>
+        <w:rPr>
+          <w:lang w:val="fr_FR" w:bidi="fr_FR"/>
+        </w:rPr>
+        <w:t>Ap 22.12</w:t>
+      </w:r>
       <w:r>
         <w:rPr>
           <w:lang w:val="fr_FR" w:bidi="fr_FR"/>
@@ -8689,36 +7207,24 @@
         </w:rPr>
         <w:t xml:space="preserve">Ce verset s'inspire de </w:t>
       </w:r>
-      <w:hyperlink r:id="rId233">
-        <w:r>
-          <w:rPr>
-            <w:lang w:val="fr_FR" w:bidi="fr_FR"/>
-          </w:rPr>
-          <w:rPr>
-            <w:color w:val="0000EE"/>
-            <w:u w:val="single"/>
-          </w:rPr>
-          <w:t>Mt 5.11</w:t>
-        </w:r>
-      </w:hyperlink>
+      <w:r>
+        <w:rPr>
+          <w:lang w:val="fr_FR" w:bidi="fr_FR"/>
+        </w:rPr>
+        <w:t>Mt 5.11</w:t>
+      </w:r>
       <w:r>
         <w:rPr>
           <w:lang w:val="fr_FR" w:bidi="fr_FR"/>
         </w:rPr>
         <w:t xml:space="preserve"> et </w:t>
       </w:r>
-      <w:hyperlink r:id="rId234">
-        <w:r>
-          <w:rPr>
-            <w:lang w:val="fr_FR" w:bidi="fr_FR"/>
-          </w:rPr>
-          <w:rPr>
-            <w:color w:val="0000EE"/>
-            <w:u w:val="single"/>
-          </w:rPr>
-          <w:t>Lc 6.23</w:t>
-        </w:r>
-      </w:hyperlink>
+      <w:r>
+        <w:rPr>
+          <w:lang w:val="fr_FR" w:bidi="fr_FR"/>
+        </w:rPr>
+        <w:t>Lc 6.23</w:t>
+      </w:r>
       <w:r>
         <w:rPr>
           <w:lang w:val="fr_FR" w:bidi="fr_FR"/>
@@ -8785,90 +7291,60 @@
         </w:rPr>
         <w:t>Job était un homme d'une grande persévérance, car il est resté fidèle à Dieu malgré ses épreuves (</w:t>
       </w:r>
-      <w:hyperlink r:id="rId235">
-        <w:r>
-          <w:rPr>
-            <w:lang w:val="fr_FR" w:bidi="fr_FR"/>
-          </w:rPr>
-          <w:rPr>
-            <w:color w:val="0000EE"/>
-            <w:u w:val="single"/>
-          </w:rPr>
-          <w:t>Jb 1.20–21</w:t>
-        </w:r>
-      </w:hyperlink>
+      <w:r>
+        <w:rPr>
+          <w:lang w:val="fr_FR" w:bidi="fr_FR"/>
+        </w:rPr>
+        <w:t>Jb 1.20–21</w:t>
+      </w:r>
       <w:r>
         <w:rPr>
           <w:lang w:val="fr_FR" w:bidi="fr_FR"/>
         </w:rPr>
         <w:t xml:space="preserve"> ; </w:t>
       </w:r>
-      <w:hyperlink r:id="rId236">
-        <w:r>
-          <w:rPr>
-            <w:lang w:val="fr_FR" w:bidi="fr_FR"/>
-          </w:rPr>
-          <w:rPr>
-            <w:color w:val="0000EE"/>
-            <w:u w:val="single"/>
-          </w:rPr>
-          <w:t>2.9–10</w:t>
-        </w:r>
-      </w:hyperlink>
+      <w:r>
+        <w:rPr>
+          <w:lang w:val="fr_FR" w:bidi="fr_FR"/>
+        </w:rPr>
+        <w:t>2.9–10</w:t>
+      </w:r>
       <w:r>
         <w:rPr>
           <w:lang w:val="fr_FR" w:bidi="fr_FR"/>
         </w:rPr>
         <w:t>), et malgré ses plaintes (</w:t>
       </w:r>
-      <w:hyperlink r:id="rId237">
-        <w:r>
-          <w:rPr>
-            <w:lang w:val="fr_FR" w:bidi="fr_FR"/>
-          </w:rPr>
-          <w:rPr>
-            <w:color w:val="0000EE"/>
-            <w:u w:val="single"/>
-          </w:rPr>
-          <w:t>Jb 3.1–26</w:t>
-        </w:r>
-      </w:hyperlink>
+      <w:r>
+        <w:rPr>
+          <w:lang w:val="fr_FR" w:bidi="fr_FR"/>
+        </w:rPr>
+        <w:t>Jb 3.1–26</w:t>
+      </w:r>
       <w:r>
         <w:rPr>
           <w:lang w:val="fr_FR" w:bidi="fr_FR"/>
         </w:rPr>
         <w:t xml:space="preserve"> ; </w:t>
       </w:r>
-      <w:hyperlink r:id="rId238">
-        <w:r>
-          <w:rPr>
-            <w:lang w:val="fr_FR" w:bidi="fr_FR"/>
-          </w:rPr>
-          <w:rPr>
-            <w:color w:val="0000EE"/>
-            <w:u w:val="single"/>
-          </w:rPr>
-          <w:t>12.1–3</w:t>
-        </w:r>
-      </w:hyperlink>
+      <w:r>
+        <w:rPr>
+          <w:lang w:val="fr_FR" w:bidi="fr_FR"/>
+        </w:rPr>
+        <w:t>12.1–3</w:t>
+      </w:r>
       <w:r>
         <w:rPr>
           <w:lang w:val="fr_FR" w:bidi="fr_FR"/>
         </w:rPr>
         <w:t xml:space="preserve"> ; </w:t>
       </w:r>
-      <w:hyperlink r:id="rId239">
-        <w:r>
-          <w:rPr>
-            <w:lang w:val="fr_FR" w:bidi="fr_FR"/>
-          </w:rPr>
-          <w:rPr>
-            <w:color w:val="0000EE"/>
-            <w:u w:val="single"/>
-          </w:rPr>
-          <w:t>16.1–3</w:t>
-        </w:r>
-      </w:hyperlink>
+      <w:r>
+        <w:rPr>
+          <w:lang w:val="fr_FR" w:bidi="fr_FR"/>
+        </w:rPr>
+        <w:t>16.1–3</w:t>
+      </w:r>
       <w:r>
         <w:rPr>
           <w:lang w:val="fr_FR" w:bidi="fr_FR"/>
@@ -8923,162 +7399,108 @@
         </w:rPr>
         <w:t>Ne jurez ni... : Parce que les églises se disputaient si sévèrement (</w:t>
       </w:r>
-      <w:hyperlink r:id="rId158">
-        <w:r>
-          <w:rPr>
-            <w:lang w:val="fr_FR" w:bidi="fr_FR"/>
-          </w:rPr>
-          <w:rPr>
-            <w:color w:val="0000EE"/>
-            <w:u w:val="single"/>
-          </w:rPr>
-          <w:t>4.1–3</w:t>
-        </w:r>
-      </w:hyperlink>
+      <w:r>
+        <w:rPr>
+          <w:lang w:val="fr_FR" w:bidi="fr_FR"/>
+        </w:rPr>
+        <w:t>4.1–3</w:t>
+      </w:r>
       <w:r>
         <w:rPr>
           <w:lang w:val="fr_FR" w:bidi="fr_FR"/>
         </w:rPr>
         <w:t xml:space="preserve">, </w:t>
       </w:r>
-      <w:hyperlink r:id="rId197">
-        <w:r>
-          <w:rPr>
-            <w:lang w:val="fr_FR" w:bidi="fr_FR"/>
-          </w:rPr>
-          <w:rPr>
-            <w:color w:val="0000EE"/>
-            <w:u w:val="single"/>
-          </w:rPr>
-          <w:t>11–12</w:t>
-        </w:r>
-      </w:hyperlink>
+      <w:r>
+        <w:rPr>
+          <w:lang w:val="fr_FR" w:bidi="fr_FR"/>
+        </w:rPr>
+        <w:t>11–12</w:t>
+      </w:r>
       <w:r>
         <w:rPr>
           <w:lang w:val="fr_FR" w:bidi="fr_FR"/>
         </w:rPr>
         <w:t>), Jacques les exhorte à éviter le piège des serments trompeurs en ne jurant par rien du tout (</w:t>
       </w:r>
-      <w:hyperlink r:id="rId240">
-        <w:r>
-          <w:rPr>
-            <w:lang w:val="fr_FR" w:bidi="fr_FR"/>
-          </w:rPr>
-          <w:rPr>
-            <w:color w:val="0000EE"/>
-            <w:u w:val="single"/>
-          </w:rPr>
-          <w:t>Mt 5.33–37</w:t>
-        </w:r>
-      </w:hyperlink>
+      <w:r>
+        <w:rPr>
+          <w:lang w:val="fr_FR" w:bidi="fr_FR"/>
+        </w:rPr>
+        <w:t>Mt 5.33–37</w:t>
+      </w:r>
       <w:r>
         <w:rPr>
           <w:lang w:val="fr_FR" w:bidi="fr_FR"/>
         </w:rPr>
         <w:t>). Prêter serment au nom du Seigneur revenait à en appeler à son autorité sur le serment (</w:t>
       </w:r>
-      <w:hyperlink r:id="rId241">
-        <w:r>
-          <w:rPr>
-            <w:lang w:val="fr_FR" w:bidi="fr_FR"/>
-          </w:rPr>
-          <w:rPr>
-            <w:color w:val="0000EE"/>
-            <w:u w:val="single"/>
-          </w:rPr>
-          <w:t>Gn 31.53</w:t>
-        </w:r>
-      </w:hyperlink>
+      <w:r>
+        <w:rPr>
+          <w:lang w:val="fr_FR" w:bidi="fr_FR"/>
+        </w:rPr>
+        <w:t>Gn 31.53</w:t>
+      </w:r>
       <w:r>
         <w:rPr>
           <w:lang w:val="fr_FR" w:bidi="fr_FR"/>
         </w:rPr>
         <w:t xml:space="preserve"> ; </w:t>
       </w:r>
-      <w:hyperlink r:id="rId242">
-        <w:r>
-          <w:rPr>
-            <w:lang w:val="fr_FR" w:bidi="fr_FR"/>
-          </w:rPr>
-          <w:rPr>
-            <w:color w:val="0000EE"/>
-            <w:u w:val="single"/>
-          </w:rPr>
-          <w:t>1R 8.31–32</w:t>
-        </w:r>
-      </w:hyperlink>
+      <w:r>
+        <w:rPr>
+          <w:lang w:val="fr_FR" w:bidi="fr_FR"/>
+        </w:rPr>
+        <w:t>1R 8.31–32</w:t>
+      </w:r>
       <w:r>
         <w:rPr>
           <w:lang w:val="fr_FR" w:bidi="fr_FR"/>
         </w:rPr>
         <w:t xml:space="preserve">). Lorsque les gens juraient sur le ciel ou sur la terre, soit ils feignaient la révérence, en évitant d'user directement du nom divin, soit ils trompaient par des mots astucieux (voir </w:t>
       </w:r>
-      <w:hyperlink r:id="rId243">
-        <w:r>
-          <w:rPr>
-            <w:lang w:val="fr_FR" w:bidi="fr_FR"/>
-          </w:rPr>
-          <w:rPr>
-            <w:color w:val="0000EE"/>
-            <w:u w:val="single"/>
-          </w:rPr>
-          <w:t>Mt 23.16–22</w:t>
-        </w:r>
-      </w:hyperlink>
+      <w:r>
+        <w:rPr>
+          <w:lang w:val="fr_FR" w:bidi="fr_FR"/>
+        </w:rPr>
+        <w:t>Mt 23.16–22</w:t>
+      </w:r>
       <w:r>
         <w:rPr>
           <w:lang w:val="fr_FR" w:bidi="fr_FR"/>
         </w:rPr>
         <w:t>). Pierre a juré de manière trompeuse (</w:t>
       </w:r>
-      <w:hyperlink r:id="rId244">
-        <w:r>
-          <w:rPr>
-            <w:lang w:val="fr_FR" w:bidi="fr_FR"/>
-          </w:rPr>
-          <w:rPr>
-            <w:color w:val="0000EE"/>
-            <w:u w:val="single"/>
-          </w:rPr>
-          <w:t>Mt 26.71–73</w:t>
-        </w:r>
-      </w:hyperlink>
+      <w:r>
+        <w:rPr>
+          <w:lang w:val="fr_FR" w:bidi="fr_FR"/>
+        </w:rPr>
+        <w:t>Mt 26.71–73</w:t>
+      </w:r>
       <w:r>
         <w:rPr>
           <w:lang w:val="fr_FR" w:bidi="fr_FR"/>
         </w:rPr>
         <w:t>), mais Paul utilisait le nom de Dieu pour souligner ses affirmations (</w:t>
       </w:r>
-      <w:hyperlink r:id="rId245">
-        <w:r>
-          <w:rPr>
-            <w:lang w:val="fr_FR" w:bidi="fr_FR"/>
-          </w:rPr>
-          <w:rPr>
-            <w:color w:val="0000EE"/>
-            <w:u w:val="single"/>
-          </w:rPr>
-          <w:t>Rm 1.9</w:t>
-        </w:r>
-      </w:hyperlink>
+      <w:r>
+        <w:rPr>
+          <w:lang w:val="fr_FR" w:bidi="fr_FR"/>
+        </w:rPr>
+        <w:t>Rm 1.9</w:t>
+      </w:r>
       <w:r>
         <w:rPr>
           <w:lang w:val="fr_FR" w:bidi="fr_FR"/>
         </w:rPr>
         <w:t xml:space="preserve"> ; </w:t>
       </w:r>
-      <w:hyperlink r:id="rId246">
-        <w:r>
-          <w:rPr>
-            <w:lang w:val="fr_FR" w:bidi="fr_FR"/>
-          </w:rPr>
-          <w:rPr>
-            <w:color w:val="0000EE"/>
-            <w:u w:val="single"/>
-          </w:rPr>
-          <w:t>2Co 1.23</w:t>
-        </w:r>
-      </w:hyperlink>
+      <w:r>
+        <w:rPr>
+          <w:lang w:val="fr_FR" w:bidi="fr_FR"/>
+        </w:rPr>
+        <w:t>2Co 1.23</w:t>
+      </w:r>
       <w:r>
         <w:rPr>
           <w:lang w:val="fr_FR" w:bidi="fr_FR"/>
@@ -9133,108 +7555,72 @@
         </w:rPr>
         <w:t>Les anciens de l'Église étaient responsables du bien-être d'une assemblée locale. Ils étaient choisis en raison de leur maturité et de leurs qualifications en tant que guides (</w:t>
       </w:r>
-      <w:hyperlink r:id="rId247">
-        <w:r>
-          <w:rPr>
-            <w:lang w:val="fr_FR" w:bidi="fr_FR"/>
-          </w:rPr>
-          <w:rPr>
-            <w:color w:val="0000EE"/>
-            <w:u w:val="single"/>
-          </w:rPr>
-          <w:t>Ac 14.23</w:t>
-        </w:r>
-      </w:hyperlink>
+      <w:r>
+        <w:rPr>
+          <w:lang w:val="fr_FR" w:bidi="fr_FR"/>
+        </w:rPr>
+        <w:t>Ac 14.23</w:t>
+      </w:r>
       <w:r>
         <w:rPr>
           <w:lang w:val="fr_FR" w:bidi="fr_FR"/>
         </w:rPr>
         <w:t xml:space="preserve"> ; </w:t>
       </w:r>
-      <w:hyperlink r:id="rId248">
-        <w:r>
-          <w:rPr>
-            <w:lang w:val="fr_FR" w:bidi="fr_FR"/>
-          </w:rPr>
-          <w:rPr>
-            <w:color w:val="0000EE"/>
-            <w:u w:val="single"/>
-          </w:rPr>
-          <w:t>20.17</w:t>
-        </w:r>
-      </w:hyperlink>
+      <w:r>
+        <w:rPr>
+          <w:lang w:val="fr_FR" w:bidi="fr_FR"/>
+        </w:rPr>
+        <w:t>20.17</w:t>
+      </w:r>
       <w:r>
         <w:rPr>
           <w:lang w:val="fr_FR" w:bidi="fr_FR"/>
         </w:rPr>
         <w:t xml:space="preserve">, </w:t>
       </w:r>
-      <w:hyperlink r:id="rId249">
-        <w:r>
-          <w:rPr>
-            <w:lang w:val="fr_FR" w:bidi="fr_FR"/>
-          </w:rPr>
-          <w:rPr>
-            <w:color w:val="0000EE"/>
-            <w:u w:val="single"/>
-          </w:rPr>
-          <w:t>28</w:t>
-        </w:r>
-      </w:hyperlink>
+      <w:r>
+        <w:rPr>
+          <w:lang w:val="fr_FR" w:bidi="fr_FR"/>
+        </w:rPr>
+        <w:t>28</w:t>
+      </w:r>
       <w:r>
         <w:rPr>
           <w:lang w:val="fr_FR" w:bidi="fr_FR"/>
         </w:rPr>
         <w:t xml:space="preserve"> ; </w:t>
       </w:r>
-      <w:hyperlink r:id="rId250">
-        <w:r>
-          <w:rPr>
-            <w:lang w:val="fr_FR" w:bidi="fr_FR"/>
-          </w:rPr>
-          <w:rPr>
-            <w:color w:val="0000EE"/>
-            <w:u w:val="single"/>
-          </w:rPr>
-          <w:t>1P 5.1–4</w:t>
-        </w:r>
-      </w:hyperlink>
+      <w:r>
+        <w:rPr>
+          <w:lang w:val="fr_FR" w:bidi="fr_FR"/>
+        </w:rPr>
+        <w:t>1P 5.1–4</w:t>
+      </w:r>
       <w:r>
         <w:rPr>
           <w:lang w:val="fr_FR" w:bidi="fr_FR"/>
         </w:rPr>
         <w:t xml:space="preserve"> ; cf. </w:t>
       </w:r>
-      <w:hyperlink r:id="rId251">
-        <w:r>
-          <w:rPr>
-            <w:lang w:val="fr_FR" w:bidi="fr_FR"/>
-          </w:rPr>
-          <w:rPr>
-            <w:color w:val="0000EE"/>
-            <w:u w:val="single"/>
-          </w:rPr>
-          <w:t>1Tm 3.1–7</w:t>
-        </w:r>
-      </w:hyperlink>
+      <w:r>
+        <w:rPr>
+          <w:lang w:val="fr_FR" w:bidi="fr_FR"/>
+        </w:rPr>
+        <w:t>1Tm 3.1–7</w:t>
+      </w:r>
       <w:r>
         <w:rPr>
           <w:lang w:val="fr_FR" w:bidi="fr_FR"/>
         </w:rPr>
         <w:t xml:space="preserve"> ; </w:t>
       </w:r>
-      <w:hyperlink r:id="rId252">
-        <w:r>
-          <w:rPr>
-            <w:lang w:val="fr_FR" w:bidi="fr_FR"/>
-          </w:rPr>
-          <w:rPr>
-            <w:color w:val="0000EE"/>
-            <w:u w:val="single"/>
-          </w:rPr>
-          <w:t>Ti 1.5–9</w:t>
-        </w:r>
-      </w:hyperlink>
+      <w:r>
+        <w:rPr>
+          <w:lang w:val="fr_FR" w:bidi="fr_FR"/>
+        </w:rPr>
+        <w:t>Ti 1.5–9</w:t>
+      </w:r>
       <w:r>
         <w:rPr>
           <w:lang w:val="fr_FR" w:bidi="fr_FR"/>
@@ -9253,90 +7639,60 @@
         </w:rPr>
         <w:t xml:space="preserve">, « Date et Lieu de Rédaction »), le mot église était apparemment un terme non-technique signifiant « congrégation, assemblée » (cf. </w:t>
       </w:r>
-      <w:hyperlink r:id="rId253">
-        <w:r>
-          <w:rPr>
-            <w:lang w:val="fr_FR" w:bidi="fr_FR"/>
-          </w:rPr>
-          <w:rPr>
-            <w:color w:val="0000EE"/>
-            <w:u w:val="single"/>
-          </w:rPr>
-          <w:t>Mt 18.17</w:t>
-        </w:r>
-      </w:hyperlink>
+      <w:r>
+        <w:rPr>
+          <w:lang w:val="fr_FR" w:bidi="fr_FR"/>
+        </w:rPr>
+        <w:t>Mt 18.17</w:t>
+      </w:r>
       <w:r>
         <w:rPr>
           <w:lang w:val="fr_FR" w:bidi="fr_FR"/>
         </w:rPr>
         <w:t>). • L'onction d'huile symbolise la bénédiction divine et la guérison (</w:t>
       </w:r>
-      <w:hyperlink r:id="rId254">
-        <w:r>
-          <w:rPr>
-            <w:lang w:val="fr_FR" w:bidi="fr_FR"/>
-          </w:rPr>
-          <w:rPr>
-            <w:color w:val="0000EE"/>
-            <w:u w:val="single"/>
-          </w:rPr>
-          <w:t>Es 1.6</w:t>
-        </w:r>
-      </w:hyperlink>
+      <w:r>
+        <w:rPr>
+          <w:lang w:val="fr_FR" w:bidi="fr_FR"/>
+        </w:rPr>
+        <w:t>Es 1.6</w:t>
+      </w:r>
       <w:r>
         <w:rPr>
           <w:lang w:val="fr_FR" w:bidi="fr_FR"/>
         </w:rPr>
         <w:t xml:space="preserve"> ; </w:t>
       </w:r>
-      <w:hyperlink r:id="rId255">
-        <w:r>
-          <w:rPr>
-            <w:lang w:val="fr_FR" w:bidi="fr_FR"/>
-          </w:rPr>
-          <w:rPr>
-            <w:color w:val="0000EE"/>
-            <w:u w:val="single"/>
-          </w:rPr>
-          <w:t>Mt 6.17</w:t>
-        </w:r>
-      </w:hyperlink>
+      <w:r>
+        <w:rPr>
+          <w:lang w:val="fr_FR" w:bidi="fr_FR"/>
+        </w:rPr>
+        <w:t>Mt 6.17</w:t>
+      </w:r>
       <w:r>
         <w:rPr>
           <w:lang w:val="fr_FR" w:bidi="fr_FR"/>
         </w:rPr>
         <w:t xml:space="preserve"> ; </w:t>
       </w:r>
-      <w:hyperlink r:id="rId256">
-        <w:r>
-          <w:rPr>
-            <w:lang w:val="fr_FR" w:bidi="fr_FR"/>
-          </w:rPr>
-          <w:rPr>
-            <w:color w:val="0000EE"/>
-            <w:u w:val="single"/>
-          </w:rPr>
-          <w:t>Mc 6.13</w:t>
-        </w:r>
-      </w:hyperlink>
+      <w:r>
+        <w:rPr>
+          <w:lang w:val="fr_FR" w:bidi="fr_FR"/>
+        </w:rPr>
+        <w:t>Mc 6.13</w:t>
+      </w:r>
       <w:r>
         <w:rPr>
           <w:lang w:val="fr_FR" w:bidi="fr_FR"/>
         </w:rPr>
         <w:t xml:space="preserve"> ; </w:t>
       </w:r>
-      <w:hyperlink r:id="rId257">
-        <w:r>
-          <w:rPr>
-            <w:lang w:val="fr_FR" w:bidi="fr_FR"/>
-          </w:rPr>
-          <w:rPr>
-            <w:color w:val="0000EE"/>
-            <w:u w:val="single"/>
-          </w:rPr>
-          <w:t>Lc 10.34</w:t>
-        </w:r>
-      </w:hyperlink>
+      <w:r>
+        <w:rPr>
+          <w:lang w:val="fr_FR" w:bidi="fr_FR"/>
+        </w:rPr>
+        <w:t>Lc 10.34</w:t>
+      </w:r>
       <w:r>
         <w:rPr>
           <w:lang w:val="fr_FR" w:bidi="fr_FR"/>
@@ -9404,180 +7760,120 @@
         </w:rPr>
         <w:t xml:space="preserve"> authentique seront exaucées par le Seigneur, et la foi en une guérison spécifique est un don qui vient de Dieu. Voir aussi </w:t>
       </w:r>
-      <w:hyperlink r:id="rId258">
-        <w:r>
-          <w:rPr>
-            <w:lang w:val="fr_FR" w:bidi="fr_FR"/>
-          </w:rPr>
-          <w:rPr>
-            <w:color w:val="0000EE"/>
-            <w:u w:val="single"/>
-          </w:rPr>
-          <w:t>Mc 9.23</w:t>
-        </w:r>
-      </w:hyperlink>
+      <w:r>
+        <w:rPr>
+          <w:lang w:val="fr_FR" w:bidi="fr_FR"/>
+        </w:rPr>
+        <w:t>Mc 9.23</w:t>
+      </w:r>
       <w:r>
         <w:rPr>
           <w:lang w:val="fr_FR" w:bidi="fr_FR"/>
         </w:rPr>
         <w:t xml:space="preserve"> ; </w:t>
       </w:r>
-      <w:hyperlink r:id="rId259">
-        <w:r>
-          <w:rPr>
-            <w:lang w:val="fr_FR" w:bidi="fr_FR"/>
-          </w:rPr>
-          <w:rPr>
-            <w:color w:val="0000EE"/>
-            <w:u w:val="single"/>
-          </w:rPr>
-          <w:t>Jn 14.13–14</w:t>
-        </w:r>
-      </w:hyperlink>
+      <w:r>
+        <w:rPr>
+          <w:lang w:val="fr_FR" w:bidi="fr_FR"/>
+        </w:rPr>
+        <w:t>Jn 14.13–14</w:t>
+      </w:r>
       <w:r>
         <w:rPr>
           <w:lang w:val="fr_FR" w:bidi="fr_FR"/>
         </w:rPr>
         <w:t xml:space="preserve"> ; </w:t>
       </w:r>
-      <w:hyperlink r:id="rId260">
-        <w:r>
-          <w:rPr>
-            <w:lang w:val="fr_FR" w:bidi="fr_FR"/>
-          </w:rPr>
-          <w:rPr>
-            <w:color w:val="0000EE"/>
-            <w:u w:val="single"/>
-          </w:rPr>
-          <w:t>15.7</w:t>
-        </w:r>
-      </w:hyperlink>
+      <w:r>
+        <w:rPr>
+          <w:lang w:val="fr_FR" w:bidi="fr_FR"/>
+        </w:rPr>
+        <w:t>15.7</w:t>
+      </w:r>
       <w:r>
         <w:rPr>
           <w:lang w:val="fr_FR" w:bidi="fr_FR"/>
         </w:rPr>
         <w:t xml:space="preserve">, </w:t>
       </w:r>
-      <w:hyperlink r:id="rId261">
-        <w:r>
-          <w:rPr>
-            <w:lang w:val="fr_FR" w:bidi="fr_FR"/>
-          </w:rPr>
-          <w:rPr>
-            <w:color w:val="0000EE"/>
-            <w:u w:val="single"/>
-          </w:rPr>
-          <w:t>16</w:t>
-        </w:r>
-      </w:hyperlink>
+      <w:r>
+        <w:rPr>
+          <w:lang w:val="fr_FR" w:bidi="fr_FR"/>
+        </w:rPr>
+        <w:t>16</w:t>
+      </w:r>
       <w:r>
         <w:rPr>
           <w:lang w:val="fr_FR" w:bidi="fr_FR"/>
         </w:rPr>
         <w:t xml:space="preserve"> ; </w:t>
       </w:r>
-      <w:hyperlink r:id="rId262">
-        <w:r>
-          <w:rPr>
-            <w:lang w:val="fr_FR" w:bidi="fr_FR"/>
-          </w:rPr>
-          <w:rPr>
-            <w:color w:val="0000EE"/>
-            <w:u w:val="single"/>
-          </w:rPr>
-          <w:t>16.23–27</w:t>
-        </w:r>
-      </w:hyperlink>
+      <w:r>
+        <w:rPr>
+          <w:lang w:val="fr_FR" w:bidi="fr_FR"/>
+        </w:rPr>
+        <w:t>16.23–27</w:t>
+      </w:r>
       <w:r>
         <w:rPr>
           <w:lang w:val="fr_FR" w:bidi="fr_FR"/>
         </w:rPr>
         <w:t xml:space="preserve"> ; </w:t>
       </w:r>
-      <w:hyperlink r:id="rId263">
-        <w:r>
-          <w:rPr>
-            <w:lang w:val="fr_FR" w:bidi="fr_FR"/>
-          </w:rPr>
-          <w:rPr>
-            <w:color w:val="0000EE"/>
-            <w:u w:val="single"/>
-          </w:rPr>
-          <w:t>1Jn 3.22</w:t>
-        </w:r>
-      </w:hyperlink>
+      <w:r>
+        <w:rPr>
+          <w:lang w:val="fr_FR" w:bidi="fr_FR"/>
+        </w:rPr>
+        <w:t>1Jn 3.22</w:t>
+      </w:r>
       <w:r>
         <w:rPr>
           <w:lang w:val="fr_FR" w:bidi="fr_FR"/>
         </w:rPr>
         <w:t xml:space="preserve"> ; </w:t>
       </w:r>
-      <w:hyperlink r:id="rId264">
-        <w:r>
-          <w:rPr>
-            <w:lang w:val="fr_FR" w:bidi="fr_FR"/>
-          </w:rPr>
-          <w:rPr>
-            <w:color w:val="0000EE"/>
-            <w:u w:val="single"/>
-          </w:rPr>
-          <w:t>5.14–15</w:t>
-        </w:r>
-      </w:hyperlink>
+      <w:r>
+        <w:rPr>
+          <w:lang w:val="fr_FR" w:bidi="fr_FR"/>
+        </w:rPr>
+        <w:t>5.14–15</w:t>
+      </w:r>
       <w:r>
         <w:rPr>
           <w:lang w:val="fr_FR" w:bidi="fr_FR"/>
         </w:rPr>
         <w:t>. • S'il a commis des péchés : Jacques suggère que certaines maladies pourraient être causées par le péché, et il est important que le péché soit également confessé et pardonné (</w:t>
       </w:r>
-      <w:hyperlink r:id="rId265">
-        <w:r>
-          <w:rPr>
-            <w:lang w:val="fr_FR" w:bidi="fr_FR"/>
-          </w:rPr>
-          <w:rPr>
-            <w:color w:val="0000EE"/>
-            <w:u w:val="single"/>
-          </w:rPr>
-          <w:t>Jc 5.16</w:t>
-        </w:r>
-      </w:hyperlink>
+      <w:r>
+        <w:rPr>
+          <w:lang w:val="fr_FR" w:bidi="fr_FR"/>
+        </w:rPr>
+        <w:t>Jc 5.16</w:t>
+      </w:r>
       <w:r>
         <w:rPr>
           <w:lang w:val="fr_FR" w:bidi="fr_FR"/>
         </w:rPr>
         <w:t xml:space="preserve"> ; voir </w:t>
       </w:r>
-      <w:hyperlink r:id="rId266">
-        <w:r>
-          <w:rPr>
-            <w:lang w:val="fr_FR" w:bidi="fr_FR"/>
-          </w:rPr>
-          <w:rPr>
-            <w:color w:val="0000EE"/>
-            <w:u w:val="single"/>
-          </w:rPr>
-          <w:t>Mc 2.3–12</w:t>
-        </w:r>
-      </w:hyperlink>
+      <w:r>
+        <w:rPr>
+          <w:lang w:val="fr_FR" w:bidi="fr_FR"/>
+        </w:rPr>
+        <w:t>Mc 2.3–12</w:t>
+      </w:r>
       <w:r>
         <w:rPr>
           <w:lang w:val="fr_FR" w:bidi="fr_FR"/>
         </w:rPr>
         <w:t xml:space="preserve"> ; </w:t>
       </w:r>
-      <w:hyperlink r:id="rId267">
-        <w:r>
-          <w:rPr>
-            <w:lang w:val="fr_FR" w:bidi="fr_FR"/>
-          </w:rPr>
-          <w:rPr>
-            <w:color w:val="0000EE"/>
-            <w:u w:val="single"/>
-          </w:rPr>
-          <w:t>Jn 5.14</w:t>
-        </w:r>
-      </w:hyperlink>
+      <w:r>
+        <w:rPr>
+          <w:lang w:val="fr_FR" w:bidi="fr_FR"/>
+        </w:rPr>
+        <w:t>Jn 5.14</w:t>
+      </w:r>
       <w:r>
         <w:rPr>
           <w:lang w:val="fr_FR" w:bidi="fr_FR"/>
@@ -9632,108 +7928,72 @@
         </w:rPr>
         <w:t xml:space="preserve">Élie... pria : Voir </w:t>
       </w:r>
-      <w:hyperlink r:id="rId268">
-        <w:r>
-          <w:rPr>
-            <w:lang w:val="fr_FR" w:bidi="fr_FR"/>
-          </w:rPr>
-          <w:rPr>
-            <w:color w:val="0000EE"/>
-            <w:u w:val="single"/>
-          </w:rPr>
-          <w:t>1R 17.1</w:t>
-        </w:r>
-      </w:hyperlink>
+      <w:r>
+        <w:rPr>
+          <w:lang w:val="fr_FR" w:bidi="fr_FR"/>
+        </w:rPr>
+        <w:t>1R 17.1</w:t>
+      </w:r>
       <w:r>
         <w:rPr>
           <w:lang w:val="fr_FR" w:bidi="fr_FR"/>
         </w:rPr>
         <w:t xml:space="preserve"> ; </w:t>
       </w:r>
-      <w:hyperlink r:id="rId269">
-        <w:r>
-          <w:rPr>
-            <w:lang w:val="fr_FR" w:bidi="fr_FR"/>
-          </w:rPr>
-          <w:rPr>
-            <w:color w:val="0000EE"/>
-            <w:u w:val="single"/>
-          </w:rPr>
-          <w:t>18.41–46</w:t>
-        </w:r>
-      </w:hyperlink>
+      <w:r>
+        <w:rPr>
+          <w:lang w:val="fr_FR" w:bidi="fr_FR"/>
+        </w:rPr>
+        <w:t>18.41–46</w:t>
+      </w:r>
       <w:r>
         <w:rPr>
           <w:lang w:val="fr_FR" w:bidi="fr_FR"/>
         </w:rPr>
         <w:t xml:space="preserve">. • Trois ans et six mois (voir </w:t>
       </w:r>
-      <w:hyperlink r:id="rId270">
-        <w:r>
-          <w:rPr>
-            <w:lang w:val="fr_FR" w:bidi="fr_FR"/>
-          </w:rPr>
-          <w:rPr>
-            <w:color w:val="0000EE"/>
-            <w:u w:val="single"/>
-          </w:rPr>
-          <w:t>1R 18.1</w:t>
-        </w:r>
-      </w:hyperlink>
+      <w:r>
+        <w:rPr>
+          <w:lang w:val="fr_FR" w:bidi="fr_FR"/>
+        </w:rPr>
+        <w:t>1R 18.1</w:t>
+      </w:r>
       <w:r>
         <w:rPr>
           <w:lang w:val="fr_FR" w:bidi="fr_FR"/>
         </w:rPr>
         <w:t xml:space="preserve"> ; </w:t>
       </w:r>
-      <w:hyperlink r:id="rId271">
-        <w:r>
-          <w:rPr>
-            <w:lang w:val="fr_FR" w:bidi="fr_FR"/>
-          </w:rPr>
-          <w:rPr>
-            <w:color w:val="0000EE"/>
-            <w:u w:val="single"/>
-          </w:rPr>
-          <w:t>Lc 4.25</w:t>
-        </w:r>
-      </w:hyperlink>
+      <w:r>
+        <w:rPr>
+          <w:lang w:val="fr_FR" w:bidi="fr_FR"/>
+        </w:rPr>
+        <w:t>Lc 4.25</w:t>
+      </w:r>
       <w:r>
         <w:rPr>
           <w:lang w:val="fr_FR" w:bidi="fr_FR"/>
         </w:rPr>
         <w:t xml:space="preserve">) est un chiffre rond, la moitié de sept, qui symbolise une période de jugement (cf. </w:t>
       </w:r>
-      <w:hyperlink r:id="rId272">
-        <w:r>
-          <w:rPr>
-            <w:lang w:val="fr_FR" w:bidi="fr_FR"/>
-          </w:rPr>
-          <w:rPr>
-            <w:color w:val="0000EE"/>
-            <w:u w:val="single"/>
-          </w:rPr>
-          <w:t>Dn 12.7</w:t>
-        </w:r>
-      </w:hyperlink>
+      <w:r>
+        <w:rPr>
+          <w:lang w:val="fr_FR" w:bidi="fr_FR"/>
+        </w:rPr>
+        <w:t>Dn 12.7</w:t>
+      </w:r>
       <w:r>
         <w:rPr>
           <w:lang w:val="fr_FR" w:bidi="fr_FR"/>
         </w:rPr>
         <w:t xml:space="preserve"> ; </w:t>
       </w:r>
-      <w:hyperlink r:id="rId273">
-        <w:r>
-          <w:rPr>
-            <w:lang w:val="fr_FR" w:bidi="fr_FR"/>
-          </w:rPr>
-          <w:rPr>
-            <w:color w:val="0000EE"/>
-            <w:u w:val="single"/>
-          </w:rPr>
-          <w:t>Ap 11.2</w:t>
-        </w:r>
-      </w:hyperlink>
+      <w:r>
+        <w:rPr>
+          <w:lang w:val="fr_FR" w:bidi="fr_FR"/>
+        </w:rPr>
+        <w:t>Ap 11.2</w:t>
+      </w:r>
       <w:r>
         <w:rPr>
           <w:lang w:val="fr_FR" w:bidi="fr_FR"/>
@@ -9801,18 +8061,12 @@
         </w:rPr>
         <w:t xml:space="preserve">) contrebalançant l'exhortation à la persévérance en </w:t>
       </w:r>
-      <w:hyperlink r:id="rId42">
-        <w:r>
-          <w:rPr>
-            <w:lang w:val="fr_FR" w:bidi="fr_FR"/>
-          </w:rPr>
-          <w:rPr>
-            <w:color w:val="0000EE"/>
-            <w:u w:val="single"/>
-          </w:rPr>
-          <w:t>1.2–4</w:t>
-        </w:r>
-      </w:hyperlink>
+      <w:r>
+        <w:rPr>
+          <w:lang w:val="fr_FR" w:bidi="fr_FR"/>
+        </w:rPr>
+        <w:t>1.2–4</w:t>
+      </w:r>
       <w:r>
         <w:rPr>
           <w:lang w:val="fr_FR" w:bidi="fr_FR"/>
@@ -9867,90 +8121,60 @@
         </w:rPr>
         <w:t xml:space="preserve">Sauver un pécheur de la mort ne renvoie pas seulement à la mort physique, mais à la mort éternelle, la punition pour s'être écarté de la vérité de l'Évangile de Jésus-Christ (voir </w:t>
       </w:r>
-      <w:hyperlink r:id="rId51">
-        <w:r>
-          <w:rPr>
-            <w:lang w:val="fr_FR" w:bidi="fr_FR"/>
-          </w:rPr>
-          <w:rPr>
-            <w:color w:val="0000EE"/>
-            <w:u w:val="single"/>
-          </w:rPr>
-          <w:t>1.12</w:t>
-        </w:r>
-      </w:hyperlink>
+      <w:r>
+        <w:rPr>
+          <w:lang w:val="fr_FR" w:bidi="fr_FR"/>
+        </w:rPr>
+        <w:t>1.12</w:t>
+      </w:r>
       <w:r>
         <w:rPr>
           <w:lang w:val="fr_FR" w:bidi="fr_FR"/>
         </w:rPr>
         <w:t xml:space="preserve">, </w:t>
       </w:r>
-      <w:hyperlink r:id="rId274">
-        <w:r>
-          <w:rPr>
-            <w:lang w:val="fr_FR" w:bidi="fr_FR"/>
-          </w:rPr>
-          <w:rPr>
-            <w:color w:val="0000EE"/>
-            <w:u w:val="single"/>
-          </w:rPr>
-          <w:t>15</w:t>
-        </w:r>
-      </w:hyperlink>
+      <w:r>
+        <w:rPr>
+          <w:lang w:val="fr_FR" w:bidi="fr_FR"/>
+        </w:rPr>
+        <w:t>15</w:t>
+      </w:r>
       <w:r>
         <w:rPr>
           <w:lang w:val="fr_FR" w:bidi="fr_FR"/>
         </w:rPr>
         <w:t xml:space="preserve"> ; cf. </w:t>
       </w:r>
-      <w:hyperlink r:id="rId275">
-        <w:r>
-          <w:rPr>
-            <w:lang w:val="fr_FR" w:bidi="fr_FR"/>
-          </w:rPr>
-          <w:rPr>
-            <w:color w:val="0000EE"/>
-            <w:u w:val="single"/>
-          </w:rPr>
-          <w:t>Hé 6.4–8</w:t>
-        </w:r>
-      </w:hyperlink>
+      <w:r>
+        <w:rPr>
+          <w:lang w:val="fr_FR" w:bidi="fr_FR"/>
+        </w:rPr>
+        <w:t>Hé 6.4–8</w:t>
+      </w:r>
       <w:r>
         <w:rPr>
           <w:lang w:val="fr_FR" w:bidi="fr_FR"/>
         </w:rPr>
         <w:t xml:space="preserve">). Si la personne pécheresse écoute et se repent, elle évite la punition éternelle (voir aussi </w:t>
       </w:r>
-      <w:hyperlink r:id="rId276">
-        <w:r>
-          <w:rPr>
-            <w:lang w:val="fr_FR" w:bidi="fr_FR"/>
-          </w:rPr>
-          <w:rPr>
-            <w:color w:val="0000EE"/>
-            <w:u w:val="single"/>
-          </w:rPr>
-          <w:t>Ga 6.1</w:t>
-        </w:r>
-      </w:hyperlink>
+      <w:r>
+        <w:rPr>
+          <w:lang w:val="fr_FR" w:bidi="fr_FR"/>
+        </w:rPr>
+        <w:t>Ga 6.1</w:t>
+      </w:r>
       <w:r>
         <w:rPr>
           <w:lang w:val="fr_FR" w:bidi="fr_FR"/>
         </w:rPr>
         <w:t xml:space="preserve"> ; </w:t>
       </w:r>
-      <w:hyperlink r:id="rId277">
-        <w:r>
-          <w:rPr>
-            <w:lang w:val="fr_FR" w:bidi="fr_FR"/>
-          </w:rPr>
-          <w:rPr>
-            <w:color w:val="0000EE"/>
-            <w:u w:val="single"/>
-          </w:rPr>
-          <w:t>Jd 1.22–24</w:t>
-        </w:r>
-      </w:hyperlink>
+      <w:r>
+        <w:rPr>
+          <w:lang w:val="fr_FR" w:bidi="fr_FR"/>
+        </w:rPr>
+        <w:t>Jd 1.22–24</w:t>
+      </w:r>
       <w:r>
         <w:rPr>
           <w:lang w:val="fr_FR" w:bidi="fr_FR"/>
